--- a/작업일지/16주차.docx
+++ b/작업일지/16주차.docx
@@ -110,6 +110,7 @@
                 <w:sz w:val="22"/>
               </w:rPr>
             </w:pPr>
+            <w:proofErr w:type="spellStart"/>
             <w:r>
               <w:rPr>
                 <w:rFonts w:hint="eastAsia"/>
@@ -118,6 +119,7 @@
               </w:rPr>
               <w:t>팀명</w:t>
             </w:r>
+            <w:proofErr w:type="spellEnd"/>
           </w:p>
         </w:tc>
         <w:tc>
@@ -133,6 +135,7 @@
                 <w:szCs w:val="24"/>
               </w:rPr>
             </w:pPr>
+            <w:proofErr w:type="spellStart"/>
             <w:r>
               <w:rPr>
                 <w:sz w:val="24"/>
@@ -140,6 +143,7 @@
               </w:rPr>
               <w:t>임박박전설의시작</w:t>
             </w:r>
+            <w:proofErr w:type="spellEnd"/>
           </w:p>
         </w:tc>
       </w:tr>
@@ -331,18 +335,45 @@
             <w:pPr>
               <w:jc w:val="left"/>
               <w:rPr>
-                <w:rFonts w:hint="eastAsia"/>
                 <w:b/>
                 <w:bCs/>
               </w:rPr>
             </w:pPr>
+            <w:proofErr w:type="spellStart"/>
             <w:r>
               <w:rPr>
                 <w:rFonts w:hint="eastAsia"/>
                 <w:b/>
                 <w:bCs/>
               </w:rPr>
-              <w:t>텍스쳐 큐브를 이용한 스카이박스 구현</w:t>
+              <w:t>텍스쳐</w:t>
+            </w:r>
+            <w:proofErr w:type="spellEnd"/>
+            <w:r>
+              <w:rPr>
+                <w:rFonts w:hint="eastAsia"/>
+                <w:b/>
+                <w:bCs/>
+              </w:rPr>
+              <w:t xml:space="preserve"> 큐브를 이용한 </w:t>
+            </w:r>
+            <w:proofErr w:type="spellStart"/>
+            <w:r>
+              <w:rPr>
+                <w:rFonts w:hint="eastAsia"/>
+                <w:b/>
+                <w:bCs/>
+              </w:rPr>
+              <w:t>스카이박스</w:t>
+            </w:r>
+            <w:proofErr w:type="spellEnd"/>
+            <w:r>
+              <w:rPr>
+                <w:rFonts w:hint="eastAsia"/>
+                <w:b/>
+                <w:bCs/>
+              </w:rPr>
+              <w:t xml:space="preserve"> 구현</w:t>
             </w:r>
             <w:r>
               <w:rPr>
@@ -367,25 +398,106 @@
                 <w:b/>
                 <w:bCs/>
               </w:rPr>
-              <w:t>GLTF 스키닝 애니메이션 파서 구현</w:t>
+              <w:t xml:space="preserve">GLTF </w:t>
+            </w:r>
+            <w:proofErr w:type="spellStart"/>
+            <w:r>
+              <w:rPr>
+                <w:rFonts w:hint="eastAsia"/>
+                <w:b/>
+                <w:bCs/>
+              </w:rPr>
+              <w:t>스키닝</w:t>
+            </w:r>
+            <w:proofErr w:type="spellEnd"/>
+            <w:r>
+              <w:rPr>
+                <w:rFonts w:hint="eastAsia"/>
+                <w:b/>
+                <w:bCs/>
+              </w:rPr>
+              <w:t xml:space="preserve"> 애니메이션 파서 구현</w:t>
             </w:r>
           </w:p>
           <w:p>
             <w:pPr>
               <w:jc w:val="left"/>
               <w:rPr>
-                <w:rFonts w:hint="eastAsia"/>
                 <w:b/>
                 <w:bCs/>
               </w:rPr>
             </w:pPr>
+            <w:proofErr w:type="spellStart"/>
             <w:r>
               <w:rPr>
                 <w:rFonts w:hint="eastAsia"/>
                 <w:b/>
                 <w:bCs/>
               </w:rPr>
-              <w:t>하이트맵 익스포터 + 매테리얼 익스포터 구현</w:t>
+              <w:t>하이트맵</w:t>
+            </w:r>
+            <w:proofErr w:type="spellEnd"/>
+            <w:r>
+              <w:rPr>
+                <w:rFonts w:hint="eastAsia"/>
+                <w:b/>
+                <w:bCs/>
+              </w:rPr>
+              <w:t xml:space="preserve"> </w:t>
+            </w:r>
+            <w:proofErr w:type="spellStart"/>
+            <w:r>
+              <w:rPr>
+                <w:rFonts w:hint="eastAsia"/>
+                <w:b/>
+                <w:bCs/>
+              </w:rPr>
+              <w:t>익스포터</w:t>
+            </w:r>
+            <w:proofErr w:type="spellEnd"/>
+            <w:r>
+              <w:rPr>
+                <w:rFonts w:hint="eastAsia"/>
+                <w:b/>
+                <w:bCs/>
+              </w:rPr>
+              <w:t xml:space="preserve"> + </w:t>
+            </w:r>
+            <w:proofErr w:type="spellStart"/>
+            <w:r>
+              <w:rPr>
+                <w:rFonts w:hint="eastAsia"/>
+                <w:b/>
+                <w:bCs/>
+              </w:rPr>
+              <w:t>매테리얼</w:t>
+            </w:r>
+            <w:proofErr w:type="spellEnd"/>
+            <w:r>
+              <w:rPr>
+                <w:rFonts w:hint="eastAsia"/>
+                <w:b/>
+                <w:bCs/>
+              </w:rPr>
+              <w:t xml:space="preserve"> </w:t>
+            </w:r>
+            <w:proofErr w:type="spellStart"/>
+            <w:r>
+              <w:rPr>
+                <w:rFonts w:hint="eastAsia"/>
+                <w:b/>
+                <w:bCs/>
+              </w:rPr>
+              <w:t>익스포터</w:t>
+            </w:r>
+            <w:proofErr w:type="spellEnd"/>
+            <w:r>
+              <w:rPr>
+                <w:rFonts w:hint="eastAsia"/>
+                <w:b/>
+                <w:bCs/>
+              </w:rPr>
+              <w:t xml:space="preserve"> 구현</w:t>
             </w:r>
           </w:p>
         </w:tc>
@@ -428,12 +540,37 @@
           <w:sz w:val="22"/>
         </w:rPr>
       </w:pPr>
+      <w:proofErr w:type="spellStart"/>
       <w:r>
         <w:rPr>
           <w:b/>
           <w:sz w:val="22"/>
         </w:rPr>
-        <w:t>SkyboxShader.hlsl 셰이더 파일 생성 (완료)</w:t>
+        <w:t>SkyboxShader.hlsl</w:t>
+      </w:r>
+      <w:proofErr w:type="spellEnd"/>
+      <w:r>
+        <w:rPr>
+          <w:b/>
+          <w:sz w:val="22"/>
+        </w:rPr>
+        <w:t xml:space="preserve"> </w:t>
+      </w:r>
+      <w:proofErr w:type="spellStart"/>
+      <w:r>
+        <w:rPr>
+          <w:b/>
+          <w:sz w:val="22"/>
+        </w:rPr>
+        <w:t>셰이더</w:t>
+      </w:r>
+      <w:proofErr w:type="spellEnd"/>
+      <w:r>
+        <w:rPr>
+          <w:b/>
+          <w:sz w:val="22"/>
+        </w:rPr>
+        <w:t xml:space="preserve"> 파일 생성 (완료)</w:t>
       </w:r>
     </w:p>
     <w:p>
@@ -447,13 +584,31 @@
           <w:sz w:val="22"/>
         </w:rPr>
       </w:pPr>
+      <w:proofErr w:type="spellStart"/>
       <w:r>
         <w:rPr>
           <w:b/>
           <w:sz w:val="22"/>
         </w:rPr>
-        <w:t>ResourceManager load_cubemap_from_dds</w:t>
-      </w:r>
+        <w:t>ResourceManager</w:t>
+      </w:r>
+      <w:proofErr w:type="spellEnd"/>
+      <w:r>
+        <w:rPr>
+          <w:b/>
+          <w:sz w:val="22"/>
+        </w:rPr>
+        <w:t xml:space="preserve"> </w:t>
+      </w:r>
+      <w:proofErr w:type="spellStart"/>
+      <w:r>
+        <w:rPr>
+          <w:b/>
+          <w:sz w:val="22"/>
+        </w:rPr>
+        <w:t>load_cubemap_from_dds</w:t>
+      </w:r>
+      <w:proofErr w:type="spellEnd"/>
     </w:p>
     <w:p>
       <w:pPr>
@@ -466,12 +621,21 @@
           <w:sz w:val="22"/>
         </w:rPr>
       </w:pPr>
+      <w:proofErr w:type="spellStart"/>
       <w:r>
         <w:rPr>
           <w:b/>
           <w:sz w:val="22"/>
         </w:rPr>
-        <w:t>SkyboxShader 클래스 생성 및 Renderer에 PSO 등록 (완료)</w:t>
+        <w:t>SkyboxShader</w:t>
+      </w:r>
+      <w:proofErr w:type="spellEnd"/>
+      <w:r>
+        <w:rPr>
+          <w:b/>
+          <w:sz w:val="22"/>
+        </w:rPr>
+        <w:t xml:space="preserve"> 클래스 생성 및 Renderer에 PSO 등록 (완료)</w:t>
       </w:r>
     </w:p>
     <w:p>
@@ -485,12 +649,21 @@
           <w:sz w:val="22"/>
         </w:rPr>
       </w:pPr>
+      <w:proofErr w:type="spellStart"/>
       <w:r>
         <w:rPr>
           <w:b/>
           <w:sz w:val="22"/>
         </w:rPr>
-        <w:t>CubeMesh 클래스 생성 (완료)</w:t>
+        <w:t>CubeMesh</w:t>
+      </w:r>
+      <w:proofErr w:type="spellEnd"/>
+      <w:r>
+        <w:rPr>
+          <w:b/>
+          <w:sz w:val="22"/>
+        </w:rPr>
+        <w:t xml:space="preserve"> 클래스 생성 (완료)</w:t>
       </w:r>
     </w:p>
     <w:p>
@@ -504,12 +677,37 @@
           <w:sz w:val="22"/>
         </w:rPr>
       </w:pPr>
+      <w:proofErr w:type="spellStart"/>
       <w:r>
         <w:rPr>
           <w:b/>
           <w:sz w:val="22"/>
         </w:rPr>
-        <w:t>CameraComponent 수정: gViewNoTranslate 상수 버퍼 추가 및 업데이트 (완료)</w:t>
+        <w:t>CameraComponent</w:t>
+      </w:r>
+      <w:proofErr w:type="spellEnd"/>
+      <w:r>
+        <w:rPr>
+          <w:b/>
+          <w:sz w:val="22"/>
+        </w:rPr>
+        <w:t xml:space="preserve"> 수정: </w:t>
+      </w:r>
+      <w:proofErr w:type="spellStart"/>
+      <w:r>
+        <w:rPr>
+          <w:b/>
+          <w:sz w:val="22"/>
+        </w:rPr>
+        <w:t>gViewNoTranslate</w:t>
+      </w:r>
+      <w:proofErr w:type="spellEnd"/>
+      <w:r>
+        <w:rPr>
+          <w:b/>
+          <w:sz w:val="22"/>
+        </w:rPr>
+        <w:t xml:space="preserve"> 상수 버퍼 추가 및 업데이트 (완료)</w:t>
       </w:r>
     </w:p>
     <w:p>
@@ -523,12 +721,37 @@
           <w:sz w:val="22"/>
         </w:rPr>
       </w:pPr>
+      <w:proofErr w:type="spellStart"/>
       <w:r>
         <w:rPr>
           <w:b/>
           <w:sz w:val="22"/>
         </w:rPr>
-        <w:t>SceneManager 수정: 스카이박스 오브젝트 생성 및 관리 (완료)</w:t>
+        <w:t>SceneManager</w:t>
+      </w:r>
+      <w:proofErr w:type="spellEnd"/>
+      <w:r>
+        <w:rPr>
+          <w:b/>
+          <w:sz w:val="22"/>
+        </w:rPr>
+        <w:t xml:space="preserve"> 수정: </w:t>
+      </w:r>
+      <w:proofErr w:type="spellStart"/>
+      <w:r>
+        <w:rPr>
+          <w:b/>
+          <w:sz w:val="22"/>
+        </w:rPr>
+        <w:t>스카이박스</w:t>
+      </w:r>
+      <w:proofErr w:type="spellEnd"/>
+      <w:r>
+        <w:rPr>
+          <w:b/>
+          <w:sz w:val="22"/>
+        </w:rPr>
+        <w:t xml:space="preserve"> 오브젝트 생성 및 관리 (완료)</w:t>
       </w:r>
     </w:p>
     <w:p>
@@ -542,44 +765,46 @@
           <w:sz w:val="22"/>
         </w:rPr>
       </w:pPr>
+      <w:proofErr w:type="gramStart"/>
       <w:r>
         <w:rPr>
           <w:b/>
           <w:sz w:val="22"/>
         </w:rPr>
-        <w:t>Renderer::render 수정: 스카이박스를 렌더링 (완료)</w:t>
-      </w:r>
-    </w:p>
-    <w:p>
-      <w:pPr>
+        <w:t>Renderer::</w:t>
+      </w:r>
+      <w:proofErr w:type="gramEnd"/>
+      <w:r>
         <w:rPr>
           <w:b/>
           <w:sz w:val="22"/>
         </w:rPr>
-      </w:pPr>
-    </w:p>
-    <w:p>
-      <w:pPr>
+        <w:t xml:space="preserve">render 수정: </w:t>
+      </w:r>
+      <w:proofErr w:type="spellStart"/>
+      <w:r>
         <w:rPr>
           <w:b/>
           <w:sz w:val="22"/>
         </w:rPr>
-      </w:pPr>
+        <w:t>스카이박스를</w:t>
+      </w:r>
+      <w:proofErr w:type="spellEnd"/>
       <w:r>
         <w:rPr>
           <w:b/>
           <w:sz w:val="22"/>
         </w:rPr>
-        <w:tab/>
-      </w:r>
-      <w:r>
+        <w:t xml:space="preserve"> 렌더링 (완료)</w:t>
+      </w:r>
+    </w:p>
+    <w:p>
+      <w:pPr>
         <w:rPr>
           <w:b/>
           <w:sz w:val="22"/>
         </w:rPr>
-        <w:tab/>
-        <w:t>SceneManager에서 device를 못찾아 문자열로 파일을 위치를 찾지 못했음</w:t>
-      </w:r>
+      </w:pPr>
     </w:p>
     <w:p>
       <w:pPr>
@@ -601,13 +826,107 @@
           <w:sz w:val="22"/>
         </w:rPr>
         <w:tab/>
-        <w:t>따라서 GameFramework에서 ResourceManager의 초기화를 위로올려줌</w:t>
-      </w:r>
-    </w:p>
-    <w:p>
-      <w:pPr>
-        <w:rPr>
-          <w:rFonts w:hint="eastAsia"/>
+      </w:r>
+      <w:proofErr w:type="spellStart"/>
+      <w:r>
+        <w:rPr>
+          <w:b/>
+          <w:sz w:val="22"/>
+        </w:rPr>
+        <w:t>SceneManager</w:t>
+      </w:r>
+      <w:proofErr w:type="spellEnd"/>
+      <w:r>
+        <w:rPr>
+          <w:b/>
+          <w:sz w:val="22"/>
+        </w:rPr>
+        <w:t xml:space="preserve">에서 device를 </w:t>
+      </w:r>
+      <w:proofErr w:type="spellStart"/>
+      <w:r>
+        <w:rPr>
+          <w:b/>
+          <w:sz w:val="22"/>
+        </w:rPr>
+        <w:t>못찾아</w:t>
+      </w:r>
+      <w:proofErr w:type="spellEnd"/>
+      <w:r>
+        <w:rPr>
+          <w:b/>
+          <w:sz w:val="22"/>
+        </w:rPr>
+        <w:t xml:space="preserve"> 문자열로 파일을 위치를 찾지 못했음</w:t>
+      </w:r>
+    </w:p>
+    <w:p>
+      <w:pPr>
+        <w:rPr>
+          <w:b/>
+          <w:sz w:val="22"/>
+        </w:rPr>
+      </w:pPr>
+      <w:r>
+        <w:rPr>
+          <w:b/>
+          <w:sz w:val="22"/>
+        </w:rPr>
+        <w:tab/>
+      </w:r>
+      <w:r>
+        <w:rPr>
+          <w:b/>
+          <w:sz w:val="22"/>
+        </w:rPr>
+        <w:tab/>
+        <w:t xml:space="preserve">따라서 </w:t>
+      </w:r>
+      <w:proofErr w:type="spellStart"/>
+      <w:r>
+        <w:rPr>
+          <w:b/>
+          <w:sz w:val="22"/>
+        </w:rPr>
+        <w:t>GameFramework</w:t>
+      </w:r>
+      <w:proofErr w:type="spellEnd"/>
+      <w:r>
+        <w:rPr>
+          <w:b/>
+          <w:sz w:val="22"/>
+        </w:rPr>
+        <w:t xml:space="preserve">에서 </w:t>
+      </w:r>
+      <w:proofErr w:type="spellStart"/>
+      <w:r>
+        <w:rPr>
+          <w:b/>
+          <w:sz w:val="22"/>
+        </w:rPr>
+        <w:t>ResourceManager</w:t>
+      </w:r>
+      <w:proofErr w:type="spellEnd"/>
+      <w:r>
+        <w:rPr>
+          <w:b/>
+          <w:sz w:val="22"/>
+        </w:rPr>
+        <w:t xml:space="preserve">의 초기화를 </w:t>
+      </w:r>
+      <w:proofErr w:type="spellStart"/>
+      <w:r>
+        <w:rPr>
+          <w:b/>
+          <w:sz w:val="22"/>
+        </w:rPr>
+        <w:t>위로올려줌</w:t>
+      </w:r>
+      <w:proofErr w:type="spellEnd"/>
+    </w:p>
+    <w:p>
+      <w:pPr>
+        <w:rPr>
           <w:b/>
           <w:sz w:val="22"/>
         </w:rPr>
@@ -637,39 +956,79 @@
           <w:sz w:val="24"/>
           <w:szCs w:val="28"/>
         </w:rPr>
-        <w:t>GLTF 스키닝 애니메이션 파서 구현</w:t>
-      </w:r>
-    </w:p>
-    <w:p>
-      <w:pPr>
-        <w:widowControl/>
-        <w:wordWrap/>
-        <w:autoSpaceDE/>
-        <w:autoSpaceDN/>
-        <w:spacing w:before="100" w:beforeAutospacing="1" w:after="100" w:afterAutospacing="1" w:line="240" w:lineRule="auto"/>
-        <w:jc w:val="left"/>
-        <w:rPr>
-          <w:rFonts w:ascii="맑은 고딕" w:eastAsia="맑은 고딕" w:hAnsi="맑은 고딕" w:cs="맑은 고딕"/>
-          <w:b/>
-          <w:bCs/>
-        </w:rPr>
-      </w:pPr>
-      <w:r>
-        <w:rPr>
-          <w:rFonts w:ascii="맑은 고딕" w:eastAsia="맑은 고딕" w:hAnsi="맑은 고딕" w:cs="맑은 고딕"/>
-          <w:b/>
-          <w:bCs/>
-        </w:rPr>
-        <w:tab/>
-      </w:r>
-      <w:r>
-        <w:rPr>
-          <w:rFonts w:ascii="맑은 고딕" w:eastAsia="맑은 고딕" w:hAnsi="맑은 고딕" w:cs="맑은 고딕"/>
-          <w:b/>
-          <w:bCs/>
-        </w:rPr>
-        <w:tab/>
-        <w:t>기존 정적 메시와 구분짓기 위하여 생성자에서 bool값으로 분류해줌</w:t>
+        <w:t xml:space="preserve">GLTF </w:t>
+      </w:r>
+      <w:proofErr w:type="spellStart"/>
+      <w:r>
+        <w:rPr>
+          <w:rFonts w:ascii="맑은 고딕" w:eastAsia="맑은 고딕" w:hAnsi="맑은 고딕" w:cs="맑은 고딕"/>
+          <w:b/>
+          <w:bCs/>
+          <w:sz w:val="24"/>
+          <w:szCs w:val="28"/>
+        </w:rPr>
+        <w:t>스키닝</w:t>
+      </w:r>
+      <w:proofErr w:type="spellEnd"/>
+      <w:r>
+        <w:rPr>
+          <w:rFonts w:ascii="맑은 고딕" w:eastAsia="맑은 고딕" w:hAnsi="맑은 고딕" w:cs="맑은 고딕"/>
+          <w:b/>
+          <w:bCs/>
+          <w:sz w:val="24"/>
+          <w:szCs w:val="28"/>
+        </w:rPr>
+        <w:t xml:space="preserve"> 애니메이션 파서 구현</w:t>
+      </w:r>
+    </w:p>
+    <w:p>
+      <w:pPr>
+        <w:widowControl/>
+        <w:wordWrap/>
+        <w:autoSpaceDE/>
+        <w:autoSpaceDN/>
+        <w:spacing w:before="100" w:beforeAutospacing="1" w:after="100" w:afterAutospacing="1" w:line="240" w:lineRule="auto"/>
+        <w:jc w:val="left"/>
+        <w:rPr>
+          <w:rFonts w:ascii="맑은 고딕" w:eastAsia="맑은 고딕" w:hAnsi="맑은 고딕" w:cs="맑은 고딕"/>
+          <w:b/>
+          <w:bCs/>
+        </w:rPr>
+      </w:pPr>
+      <w:r>
+        <w:rPr>
+          <w:rFonts w:ascii="맑은 고딕" w:eastAsia="맑은 고딕" w:hAnsi="맑은 고딕" w:cs="맑은 고딕"/>
+          <w:b/>
+          <w:bCs/>
+        </w:rPr>
+        <w:tab/>
+      </w:r>
+      <w:r>
+        <w:rPr>
+          <w:rFonts w:ascii="맑은 고딕" w:eastAsia="맑은 고딕" w:hAnsi="맑은 고딕" w:cs="맑은 고딕"/>
+          <w:b/>
+          <w:bCs/>
+        </w:rPr>
+        <w:tab/>
+        <w:t xml:space="preserve">기존 정적 메시와 </w:t>
+      </w:r>
+      <w:proofErr w:type="spellStart"/>
+      <w:r>
+        <w:rPr>
+          <w:rFonts w:ascii="맑은 고딕" w:eastAsia="맑은 고딕" w:hAnsi="맑은 고딕" w:cs="맑은 고딕"/>
+          <w:b/>
+          <w:bCs/>
+        </w:rPr>
+        <w:t>구분짓기</w:t>
+      </w:r>
+      <w:proofErr w:type="spellEnd"/>
+      <w:r>
+        <w:rPr>
+          <w:rFonts w:ascii="맑은 고딕" w:eastAsia="맑은 고딕" w:hAnsi="맑은 고딕" w:cs="맑은 고딕"/>
+          <w:b/>
+          <w:bCs/>
+        </w:rPr>
+        <w:t xml:space="preserve"> 위하여 생성자에서 bool값으로 분류해줌</w:t>
       </w:r>
       <w:r>
         <w:rPr>
@@ -711,13 +1070,105 @@
           <w:bCs/>
         </w:rPr>
       </w:pPr>
-      <w:r>
-        <w:rPr>
-          <w:rFonts w:ascii="맑은 고딕" w:eastAsia="맑은 고딕" w:hAnsi="맑은 고딕" w:cs="맑은 고딕"/>
-          <w:b/>
-          <w:bCs/>
-        </w:rPr>
-        <w:t>ReadGLTFMesh::ReadGLTFMesh(const std::string&amp; filePath, bool ishave_animate)</w:t>
+      <w:proofErr w:type="spellStart"/>
+      <w:proofErr w:type="gramStart"/>
+      <w:r>
+        <w:rPr>
+          <w:rFonts w:ascii="맑은 고딕" w:eastAsia="맑은 고딕" w:hAnsi="맑은 고딕" w:cs="맑은 고딕"/>
+          <w:b/>
+          <w:bCs/>
+        </w:rPr>
+        <w:t>ReadGLTFMesh</w:t>
+      </w:r>
+      <w:proofErr w:type="spellEnd"/>
+      <w:r>
+        <w:rPr>
+          <w:rFonts w:ascii="맑은 고딕" w:eastAsia="맑은 고딕" w:hAnsi="맑은 고딕" w:cs="맑은 고딕"/>
+          <w:b/>
+          <w:bCs/>
+        </w:rPr>
+        <w:t>::</w:t>
+      </w:r>
+      <w:proofErr w:type="spellStart"/>
+      <w:r>
+        <w:rPr>
+          <w:rFonts w:ascii="맑은 고딕" w:eastAsia="맑은 고딕" w:hAnsi="맑은 고딕" w:cs="맑은 고딕"/>
+          <w:b/>
+          <w:bCs/>
+        </w:rPr>
+        <w:t>ReadGLTFMesh</w:t>
+      </w:r>
+      <w:proofErr w:type="spellEnd"/>
+      <w:r>
+        <w:rPr>
+          <w:rFonts w:ascii="맑은 고딕" w:eastAsia="맑은 고딕" w:hAnsi="맑은 고딕" w:cs="맑은 고딕"/>
+          <w:b/>
+          <w:bCs/>
+        </w:rPr>
+        <w:t>(</w:t>
+      </w:r>
+      <w:proofErr w:type="gramEnd"/>
+      <w:r>
+        <w:rPr>
+          <w:rFonts w:ascii="맑은 고딕" w:eastAsia="맑은 고딕" w:hAnsi="맑은 고딕" w:cs="맑은 고딕"/>
+          <w:b/>
+          <w:bCs/>
+        </w:rPr>
+        <w:t xml:space="preserve">const </w:t>
+      </w:r>
+      <w:proofErr w:type="gramStart"/>
+      <w:r>
+        <w:rPr>
+          <w:rFonts w:ascii="맑은 고딕" w:eastAsia="맑은 고딕" w:hAnsi="맑은 고딕" w:cs="맑은 고딕"/>
+          <w:b/>
+          <w:bCs/>
+        </w:rPr>
+        <w:t>std::</w:t>
+      </w:r>
+      <w:proofErr w:type="gramEnd"/>
+      <w:r>
+        <w:rPr>
+          <w:rFonts w:ascii="맑은 고딕" w:eastAsia="맑은 고딕" w:hAnsi="맑은 고딕" w:cs="맑은 고딕"/>
+          <w:b/>
+          <w:bCs/>
+        </w:rPr>
+        <w:t xml:space="preserve">string&amp; </w:t>
+      </w:r>
+      <w:proofErr w:type="spellStart"/>
+      <w:r>
+        <w:rPr>
+          <w:rFonts w:ascii="맑은 고딕" w:eastAsia="맑은 고딕" w:hAnsi="맑은 고딕" w:cs="맑은 고딕"/>
+          <w:b/>
+          <w:bCs/>
+        </w:rPr>
+        <w:t>filePath</w:t>
+      </w:r>
+      <w:proofErr w:type="spellEnd"/>
+      <w:r>
+        <w:rPr>
+          <w:rFonts w:ascii="맑은 고딕" w:eastAsia="맑은 고딕" w:hAnsi="맑은 고딕" w:cs="맑은 고딕"/>
+          <w:b/>
+          <w:bCs/>
+        </w:rPr>
+        <w:t xml:space="preserve">, bool </w:t>
+      </w:r>
+      <w:proofErr w:type="spellStart"/>
+      <w:r>
+        <w:rPr>
+          <w:rFonts w:ascii="맑은 고딕" w:eastAsia="맑은 고딕" w:hAnsi="맑은 고딕" w:cs="맑은 고딕"/>
+          <w:b/>
+          <w:bCs/>
+        </w:rPr>
+        <w:t>ishave_animate</w:t>
+      </w:r>
+      <w:proofErr w:type="spellEnd"/>
+      <w:r>
+        <w:rPr>
+          <w:rFonts w:ascii="맑은 고딕" w:eastAsia="맑은 고딕" w:hAnsi="맑은 고딕" w:cs="맑은 고딕"/>
+          <w:b/>
+          <w:bCs/>
+        </w:rPr>
+        <w:t>)</w:t>
       </w:r>
     </w:p>
     <w:p>
@@ -764,46 +1215,110 @@
           <w:bCs/>
         </w:rPr>
         <w:tab/>
-        <w:t>_is_animated = ishave_animate;</w:t>
-      </w:r>
-    </w:p>
-    <w:p>
-      <w:pPr>
-        <w:widowControl/>
-        <w:wordWrap/>
-        <w:autoSpaceDE/>
-        <w:autoSpaceDN/>
-        <w:spacing w:before="100" w:beforeAutospacing="1" w:after="100" w:afterAutospacing="1" w:line="240" w:lineRule="auto"/>
-        <w:jc w:val="left"/>
-        <w:rPr>
-          <w:rFonts w:ascii="맑은 고딕" w:eastAsia="맑은 고딕" w:hAnsi="맑은 고딕" w:cs="맑은 고딕"/>
-          <w:b/>
-          <w:bCs/>
-        </w:rPr>
-      </w:pPr>
-    </w:p>
-    <w:p>
-      <w:pPr>
-        <w:widowControl/>
-        <w:wordWrap/>
-        <w:autoSpaceDE/>
-        <w:autoSpaceDN/>
-        <w:spacing w:before="100" w:beforeAutospacing="1" w:after="100" w:afterAutospacing="1" w:line="240" w:lineRule="auto"/>
-        <w:jc w:val="left"/>
-        <w:rPr>
-          <w:rFonts w:ascii="맑은 고딕" w:eastAsia="맑은 고딕" w:hAnsi="맑은 고딕" w:cs="맑은 고딕"/>
-          <w:b/>
-          <w:bCs/>
-        </w:rPr>
-      </w:pPr>
-      <w:r>
-        <w:rPr>
-          <w:rFonts w:ascii="맑은 고딕" w:eastAsia="맑은 고딕" w:hAnsi="맑은 고딕" w:cs="맑은 고딕"/>
-          <w:b/>
-          <w:bCs/>
-        </w:rPr>
-        <w:tab/>
-        <w:t>if (_is_animated)</w:t>
+        <w:t>_</w:t>
+      </w:r>
+      <w:proofErr w:type="spellStart"/>
+      <w:r>
+        <w:rPr>
+          <w:rFonts w:ascii="맑은 고딕" w:eastAsia="맑은 고딕" w:hAnsi="맑은 고딕" w:cs="맑은 고딕"/>
+          <w:b/>
+          <w:bCs/>
+        </w:rPr>
+        <w:t>is_animated</w:t>
+      </w:r>
+      <w:proofErr w:type="spellEnd"/>
+      <w:r>
+        <w:rPr>
+          <w:rFonts w:ascii="맑은 고딕" w:eastAsia="맑은 고딕" w:hAnsi="맑은 고딕" w:cs="맑은 고딕"/>
+          <w:b/>
+          <w:bCs/>
+        </w:rPr>
+        <w:t xml:space="preserve"> = </w:t>
+      </w:r>
+      <w:proofErr w:type="spellStart"/>
+      <w:r>
+        <w:rPr>
+          <w:rFonts w:ascii="맑은 고딕" w:eastAsia="맑은 고딕" w:hAnsi="맑은 고딕" w:cs="맑은 고딕"/>
+          <w:b/>
+          <w:bCs/>
+        </w:rPr>
+        <w:t>ishave_</w:t>
+      </w:r>
+      <w:proofErr w:type="gramStart"/>
+      <w:r>
+        <w:rPr>
+          <w:rFonts w:ascii="맑은 고딕" w:eastAsia="맑은 고딕" w:hAnsi="맑은 고딕" w:cs="맑은 고딕"/>
+          <w:b/>
+          <w:bCs/>
+        </w:rPr>
+        <w:t>animate</w:t>
+      </w:r>
+      <w:proofErr w:type="spellEnd"/>
+      <w:r>
+        <w:rPr>
+          <w:rFonts w:ascii="맑은 고딕" w:eastAsia="맑은 고딕" w:hAnsi="맑은 고딕" w:cs="맑은 고딕"/>
+          <w:b/>
+          <w:bCs/>
+        </w:rPr>
+        <w:t>;</w:t>
+      </w:r>
+      <w:proofErr w:type="gramEnd"/>
+    </w:p>
+    <w:p>
+      <w:pPr>
+        <w:widowControl/>
+        <w:wordWrap/>
+        <w:autoSpaceDE/>
+        <w:autoSpaceDN/>
+        <w:spacing w:before="100" w:beforeAutospacing="1" w:after="100" w:afterAutospacing="1" w:line="240" w:lineRule="auto"/>
+        <w:jc w:val="left"/>
+        <w:rPr>
+          <w:rFonts w:ascii="맑은 고딕" w:eastAsia="맑은 고딕" w:hAnsi="맑은 고딕" w:cs="맑은 고딕"/>
+          <w:b/>
+          <w:bCs/>
+        </w:rPr>
+      </w:pPr>
+    </w:p>
+    <w:p>
+      <w:pPr>
+        <w:widowControl/>
+        <w:wordWrap/>
+        <w:autoSpaceDE/>
+        <w:autoSpaceDN/>
+        <w:spacing w:before="100" w:beforeAutospacing="1" w:after="100" w:afterAutospacing="1" w:line="240" w:lineRule="auto"/>
+        <w:jc w:val="left"/>
+        <w:rPr>
+          <w:rFonts w:ascii="맑은 고딕" w:eastAsia="맑은 고딕" w:hAnsi="맑은 고딕" w:cs="맑은 고딕"/>
+          <w:b/>
+          <w:bCs/>
+        </w:rPr>
+      </w:pPr>
+      <w:r>
+        <w:rPr>
+          <w:rFonts w:ascii="맑은 고딕" w:eastAsia="맑은 고딕" w:hAnsi="맑은 고딕" w:cs="맑은 고딕"/>
+          <w:b/>
+          <w:bCs/>
+        </w:rPr>
+        <w:tab/>
+        <w:t>if (_</w:t>
+      </w:r>
+      <w:proofErr w:type="spellStart"/>
+      <w:r>
+        <w:rPr>
+          <w:rFonts w:ascii="맑은 고딕" w:eastAsia="맑은 고딕" w:hAnsi="맑은 고딕" w:cs="맑은 고딕"/>
+          <w:b/>
+          <w:bCs/>
+        </w:rPr>
+        <w:t>is_animated</w:t>
+      </w:r>
+      <w:proofErr w:type="spellEnd"/>
+      <w:r>
+        <w:rPr>
+          <w:rFonts w:ascii="맑은 고딕" w:eastAsia="맑은 고딕" w:hAnsi="맑은 고딕" w:cs="맑은 고딕"/>
+          <w:b/>
+          <w:bCs/>
+        </w:rPr>
+        <w:t>)</w:t>
       </w:r>
     </w:p>
     <w:p>
@@ -860,8 +1375,45 @@
           <w:bCs/>
         </w:rPr>
         <w:tab/>
-        <w:t>read_skinned_animation_mesh(filePath);</w:t>
-      </w:r>
+      </w:r>
+      <w:proofErr w:type="spellStart"/>
+      <w:r>
+        <w:rPr>
+          <w:rFonts w:ascii="맑은 고딕" w:eastAsia="맑은 고딕" w:hAnsi="맑은 고딕" w:cs="맑은 고딕"/>
+          <w:b/>
+          <w:bCs/>
+        </w:rPr>
+        <w:t>read_skinned_animation_mesh</w:t>
+      </w:r>
+      <w:proofErr w:type="spellEnd"/>
+      <w:r>
+        <w:rPr>
+          <w:rFonts w:ascii="맑은 고딕" w:eastAsia="맑은 고딕" w:hAnsi="맑은 고딕" w:cs="맑은 고딕"/>
+          <w:b/>
+          <w:bCs/>
+        </w:rPr>
+        <w:t>(</w:t>
+      </w:r>
+      <w:proofErr w:type="spellStart"/>
+      <w:r>
+        <w:rPr>
+          <w:rFonts w:ascii="맑은 고딕" w:eastAsia="맑은 고딕" w:hAnsi="맑은 고딕" w:cs="맑은 고딕"/>
+          <w:b/>
+          <w:bCs/>
+        </w:rPr>
+        <w:t>filePath</w:t>
+      </w:r>
+      <w:proofErr w:type="spellEnd"/>
+      <w:proofErr w:type="gramStart"/>
+      <w:r>
+        <w:rPr>
+          <w:rFonts w:ascii="맑은 고딕" w:eastAsia="맑은 고딕" w:hAnsi="맑은 고딕" w:cs="맑은 고딕"/>
+          <w:b/>
+          <w:bCs/>
+        </w:rPr>
+        <w:t>);</w:t>
+      </w:r>
+      <w:proofErr w:type="gramEnd"/>
     </w:p>
     <w:p>
       <w:pPr>
@@ -964,8 +1516,45 @@
           <w:bCs/>
         </w:rPr>
         <w:tab/>
-        <w:t>read_static_mesh(filePath);</w:t>
-      </w:r>
+      </w:r>
+      <w:proofErr w:type="spellStart"/>
+      <w:r>
+        <w:rPr>
+          <w:rFonts w:ascii="맑은 고딕" w:eastAsia="맑은 고딕" w:hAnsi="맑은 고딕" w:cs="맑은 고딕"/>
+          <w:b/>
+          <w:bCs/>
+        </w:rPr>
+        <w:t>read_static_mesh</w:t>
+      </w:r>
+      <w:proofErr w:type="spellEnd"/>
+      <w:r>
+        <w:rPr>
+          <w:rFonts w:ascii="맑은 고딕" w:eastAsia="맑은 고딕" w:hAnsi="맑은 고딕" w:cs="맑은 고딕"/>
+          <w:b/>
+          <w:bCs/>
+        </w:rPr>
+        <w:t>(</w:t>
+      </w:r>
+      <w:proofErr w:type="spellStart"/>
+      <w:r>
+        <w:rPr>
+          <w:rFonts w:ascii="맑은 고딕" w:eastAsia="맑은 고딕" w:hAnsi="맑은 고딕" w:cs="맑은 고딕"/>
+          <w:b/>
+          <w:bCs/>
+        </w:rPr>
+        <w:t>filePath</w:t>
+      </w:r>
+      <w:proofErr w:type="spellEnd"/>
+      <w:proofErr w:type="gramStart"/>
+      <w:r>
+        <w:rPr>
+          <w:rFonts w:ascii="맑은 고딕" w:eastAsia="맑은 고딕" w:hAnsi="맑은 고딕" w:cs="맑은 고딕"/>
+          <w:b/>
+          <w:bCs/>
+        </w:rPr>
+        <w:t>);</w:t>
+      </w:r>
+      <w:proofErr w:type="gramEnd"/>
     </w:p>
     <w:p>
       <w:pPr>
@@ -1068,8 +1657,36 @@
           <w:bCs/>
         </w:rPr>
         <w:tab/>
-        <w:t>애니메이션 메시일 경우 read_skinned_animation_mesh 함수를 통해 메시를 로드함</w:t>
-      </w:r>
+        <w:t xml:space="preserve">애니메이션 메시일 경우 </w:t>
+      </w:r>
+      <w:proofErr w:type="spellStart"/>
+      <w:r>
+        <w:rPr>
+          <w:rFonts w:ascii="맑은 고딕" w:eastAsia="맑은 고딕" w:hAnsi="맑은 고딕" w:cs="맑은 고딕"/>
+          <w:b/>
+          <w:bCs/>
+        </w:rPr>
+        <w:t>read_skinned_animation_mesh</w:t>
+      </w:r>
+      <w:proofErr w:type="spellEnd"/>
+      <w:r>
+        <w:rPr>
+          <w:rFonts w:ascii="맑은 고딕" w:eastAsia="맑은 고딕" w:hAnsi="맑은 고딕" w:cs="맑은 고딕"/>
+          <w:b/>
+          <w:bCs/>
+        </w:rPr>
+        <w:t xml:space="preserve"> 함수를 통해 메시를 </w:t>
+      </w:r>
+      <w:proofErr w:type="spellStart"/>
+      <w:r>
+        <w:rPr>
+          <w:rFonts w:ascii="맑은 고딕" w:eastAsia="맑은 고딕" w:hAnsi="맑은 고딕" w:cs="맑은 고딕"/>
+          <w:b/>
+          <w:bCs/>
+        </w:rPr>
+        <w:t>로드함</w:t>
+      </w:r>
+      <w:proofErr w:type="spellEnd"/>
       <w:r>
         <w:rPr>
           <w:rFonts w:ascii="맑은 고딕" w:eastAsia="맑은 고딕" w:hAnsi="맑은 고딕" w:cs="맑은 고딕"/>
@@ -1115,7 +1732,99 @@
           <w:b/>
           <w:bCs/>
         </w:rPr>
-        <w:t>void ReadGLTFMesh::read_skinned_animation_mesh(const std::string&amp; filePath)</w:t>
+        <w:t xml:space="preserve">void </w:t>
+      </w:r>
+      <w:proofErr w:type="spellStart"/>
+      <w:proofErr w:type="gramStart"/>
+      <w:r>
+        <w:rPr>
+          <w:rFonts w:ascii="맑은 고딕" w:eastAsia="맑은 고딕" w:hAnsi="맑은 고딕" w:cs="맑은 고딕"/>
+          <w:b/>
+          <w:bCs/>
+        </w:rPr>
+        <w:t>ReadGLTFMesh</w:t>
+      </w:r>
+      <w:proofErr w:type="spellEnd"/>
+      <w:r>
+        <w:rPr>
+          <w:rFonts w:ascii="맑은 고딕" w:eastAsia="맑은 고딕" w:hAnsi="맑은 고딕" w:cs="맑은 고딕"/>
+          <w:b/>
+          <w:bCs/>
+        </w:rPr>
+        <w:t>::</w:t>
+      </w:r>
+      <w:proofErr w:type="spellStart"/>
+      <w:proofErr w:type="gramEnd"/>
+      <w:r>
+        <w:rPr>
+          <w:rFonts w:ascii="맑은 고딕" w:eastAsia="맑은 고딕" w:hAnsi="맑은 고딕" w:cs="맑은 고딕"/>
+          <w:b/>
+          <w:bCs/>
+        </w:rPr>
+        <w:t>read_skinned_animation_</w:t>
+      </w:r>
+      <w:proofErr w:type="gramStart"/>
+      <w:r>
+        <w:rPr>
+          <w:rFonts w:ascii="맑은 고딕" w:eastAsia="맑은 고딕" w:hAnsi="맑은 고딕" w:cs="맑은 고딕"/>
+          <w:b/>
+          <w:bCs/>
+        </w:rPr>
+        <w:t>mesh</w:t>
+      </w:r>
+      <w:proofErr w:type="spellEnd"/>
+      <w:r>
+        <w:rPr>
+          <w:rFonts w:ascii="맑은 고딕" w:eastAsia="맑은 고딕" w:hAnsi="맑은 고딕" w:cs="맑은 고딕"/>
+          <w:b/>
+          <w:bCs/>
+        </w:rPr>
+        <w:t>(</w:t>
+      </w:r>
+      <w:proofErr w:type="gramEnd"/>
+      <w:r>
+        <w:rPr>
+          <w:rFonts w:ascii="맑은 고딕" w:eastAsia="맑은 고딕" w:hAnsi="맑은 고딕" w:cs="맑은 고딕"/>
+          <w:b/>
+          <w:bCs/>
+        </w:rPr>
+        <w:t xml:space="preserve">const </w:t>
+      </w:r>
+      <w:proofErr w:type="gramStart"/>
+      <w:r>
+        <w:rPr>
+          <w:rFonts w:ascii="맑은 고딕" w:eastAsia="맑은 고딕" w:hAnsi="맑은 고딕" w:cs="맑은 고딕"/>
+          <w:b/>
+          <w:bCs/>
+        </w:rPr>
+        <w:t>std::</w:t>
+      </w:r>
+      <w:proofErr w:type="gramEnd"/>
+      <w:r>
+        <w:rPr>
+          <w:rFonts w:ascii="맑은 고딕" w:eastAsia="맑은 고딕" w:hAnsi="맑은 고딕" w:cs="맑은 고딕"/>
+          <w:b/>
+          <w:bCs/>
+        </w:rPr>
+        <w:t xml:space="preserve">string&amp; </w:t>
+      </w:r>
+      <w:proofErr w:type="spellStart"/>
+      <w:r>
+        <w:rPr>
+          <w:rFonts w:ascii="맑은 고딕" w:eastAsia="맑은 고딕" w:hAnsi="맑은 고딕" w:cs="맑은 고딕"/>
+          <w:b/>
+          <w:bCs/>
+        </w:rPr>
+        <w:t>filePath</w:t>
+      </w:r>
+      <w:proofErr w:type="spellEnd"/>
+      <w:r>
+        <w:rPr>
+          <w:rFonts w:ascii="맑은 고딕" w:eastAsia="맑은 고딕" w:hAnsi="맑은 고딕" w:cs="맑은 고딕"/>
+          <w:b/>
+          <w:bCs/>
+        </w:rPr>
+        <w:t>)</w:t>
       </w:r>
     </w:p>
     <w:p>
@@ -1162,31 +1871,65 @@
           <w:bCs/>
         </w:rPr>
         <w:tab/>
-        <w:t>// --- 1. 공통 코드 (파일 로드) ---</w:t>
-      </w:r>
-    </w:p>
-    <w:p>
-      <w:pPr>
-        <w:widowControl/>
-        <w:wordWrap/>
-        <w:autoSpaceDE/>
-        <w:autoSpaceDN/>
-        <w:spacing w:before="100" w:beforeAutospacing="1" w:after="100" w:afterAutospacing="1" w:line="240" w:lineRule="auto"/>
-        <w:jc w:val="left"/>
-        <w:rPr>
-          <w:rFonts w:ascii="맑은 고딕" w:eastAsia="맑은 고딕" w:hAnsi="맑은 고딕" w:cs="맑은 고딕"/>
-          <w:b/>
-          <w:bCs/>
-        </w:rPr>
-      </w:pPr>
-      <w:r>
-        <w:rPr>
-          <w:rFonts w:ascii="맑은 고딕" w:eastAsia="맑은 고딕" w:hAnsi="맑은 고딕" w:cs="맑은 고딕"/>
-          <w:b/>
-          <w:bCs/>
-        </w:rPr>
-        <w:tab/>
-        <w:t>// 재질로드 코드 ...</w:t>
+      </w:r>
+      <w:proofErr w:type="gramStart"/>
+      <w:r>
+        <w:rPr>
+          <w:rFonts w:ascii="맑은 고딕" w:eastAsia="맑은 고딕" w:hAnsi="맑은 고딕" w:cs="맑은 고딕"/>
+          <w:b/>
+          <w:bCs/>
+        </w:rPr>
+        <w:t>// ---</w:t>
+      </w:r>
+      <w:proofErr w:type="gramEnd"/>
+      <w:r>
+        <w:rPr>
+          <w:rFonts w:ascii="맑은 고딕" w:eastAsia="맑은 고딕" w:hAnsi="맑은 고딕" w:cs="맑은 고딕"/>
+          <w:b/>
+          <w:bCs/>
+        </w:rPr>
+        <w:t xml:space="preserve"> 1. 공통 코드 (파일 로드) ---</w:t>
+      </w:r>
+    </w:p>
+    <w:p>
+      <w:pPr>
+        <w:widowControl/>
+        <w:wordWrap/>
+        <w:autoSpaceDE/>
+        <w:autoSpaceDN/>
+        <w:spacing w:before="100" w:beforeAutospacing="1" w:after="100" w:afterAutospacing="1" w:line="240" w:lineRule="auto"/>
+        <w:jc w:val="left"/>
+        <w:rPr>
+          <w:rFonts w:ascii="맑은 고딕" w:eastAsia="맑은 고딕" w:hAnsi="맑은 고딕" w:cs="맑은 고딕"/>
+          <w:b/>
+          <w:bCs/>
+        </w:rPr>
+      </w:pPr>
+      <w:r>
+        <w:rPr>
+          <w:rFonts w:ascii="맑은 고딕" w:eastAsia="맑은 고딕" w:hAnsi="맑은 고딕" w:cs="맑은 고딕"/>
+          <w:b/>
+          <w:bCs/>
+        </w:rPr>
+        <w:tab/>
+      </w:r>
+      <w:proofErr w:type="gramStart"/>
+      <w:r>
+        <w:rPr>
+          <w:rFonts w:ascii="맑은 고딕" w:eastAsia="맑은 고딕" w:hAnsi="맑은 고딕" w:cs="맑은 고딕"/>
+          <w:b/>
+          <w:bCs/>
+        </w:rPr>
+        <w:t>// 재질로드</w:t>
+      </w:r>
+      <w:proofErr w:type="gramEnd"/>
+      <w:r>
+        <w:rPr>
+          <w:rFonts w:ascii="맑은 고딕" w:eastAsia="맑은 고딕" w:hAnsi="맑은 고딕" w:cs="맑은 고딕"/>
+          <w:b/>
+          <w:bCs/>
+        </w:rPr>
+        <w:t xml:space="preserve"> 코드 ...</w:t>
       </w:r>
     </w:p>
     <w:p>
@@ -1233,7 +1976,42 @@
           <w:bCs/>
         </w:rPr>
         <w:tab/>
-        <w:t>// --- 2. [신규] 스키닝/애니메이션 데이터 로드 ---</w:t>
+      </w:r>
+      <w:proofErr w:type="gramStart"/>
+      <w:r>
+        <w:rPr>
+          <w:rFonts w:ascii="맑은 고딕" w:eastAsia="맑은 고딕" w:hAnsi="맑은 고딕" w:cs="맑은 고딕"/>
+          <w:b/>
+          <w:bCs/>
+        </w:rPr>
+        <w:t>// ---</w:t>
+      </w:r>
+      <w:proofErr w:type="gramEnd"/>
+      <w:r>
+        <w:rPr>
+          <w:rFonts w:ascii="맑은 고딕" w:eastAsia="맑은 고딕" w:hAnsi="맑은 고딕" w:cs="맑은 고딕"/>
+          <w:b/>
+          <w:bCs/>
+        </w:rPr>
+        <w:t xml:space="preserve"> 2. [신규] </w:t>
+      </w:r>
+      <w:proofErr w:type="spellStart"/>
+      <w:r>
+        <w:rPr>
+          <w:rFonts w:ascii="맑은 고딕" w:eastAsia="맑은 고딕" w:hAnsi="맑은 고딕" w:cs="맑은 고딕"/>
+          <w:b/>
+          <w:bCs/>
+        </w:rPr>
+        <w:t>스키닝</w:t>
+      </w:r>
+      <w:proofErr w:type="spellEnd"/>
+      <w:r>
+        <w:rPr>
+          <w:rFonts w:ascii="맑은 고딕" w:eastAsia="맑은 고딕" w:hAnsi="맑은 고딕" w:cs="맑은 고딕"/>
+          <w:b/>
+          <w:bCs/>
+        </w:rPr>
+        <w:t>/애니메이션 데이터 로드 ---</w:t>
       </w:r>
     </w:p>
     <w:p>
@@ -1281,370 +2059,932 @@
           <w:bCs/>
         </w:rPr>
         <w:tab/>
-        <w:t>// skins 배열을 파싱 -&gt; 뼈대 정보 관련 파싱</w:t>
-      </w:r>
-    </w:p>
-    <w:p>
-      <w:pPr>
-        <w:widowControl/>
-        <w:wordWrap/>
-        <w:autoSpaceDE/>
-        <w:autoSpaceDN/>
-        <w:spacing w:before="100" w:beforeAutospacing="1" w:after="100" w:afterAutospacing="1" w:line="240" w:lineRule="auto"/>
-        <w:jc w:val="left"/>
-        <w:rPr>
-          <w:rFonts w:ascii="맑은 고딕" w:eastAsia="맑은 고딕" w:hAnsi="맑은 고딕" w:cs="맑은 고딕"/>
-          <w:b/>
-          <w:bCs/>
-        </w:rPr>
-      </w:pPr>
-      <w:r>
-        <w:rPr>
-          <w:rFonts w:ascii="맑은 고딕" w:eastAsia="맑은 고딕" w:hAnsi="맑은 고딕" w:cs="맑은 고딕"/>
-          <w:b/>
-          <w:bCs/>
-        </w:rPr>
-        <w:tab/>
-        <w:t>load_skins(gltf_json, binary_buffer);</w:t>
-      </w:r>
-    </w:p>
-    <w:p>
-      <w:pPr>
-        <w:widowControl/>
-        <w:wordWrap/>
-        <w:autoSpaceDE/>
-        <w:autoSpaceDN/>
-        <w:spacing w:before="100" w:beforeAutospacing="1" w:after="100" w:afterAutospacing="1" w:line="240" w:lineRule="auto"/>
-        <w:jc w:val="left"/>
-        <w:rPr>
-          <w:rFonts w:ascii="맑은 고딕" w:eastAsia="맑은 고딕" w:hAnsi="맑은 고딕" w:cs="맑은 고딕"/>
-          <w:b/>
-          <w:bCs/>
-        </w:rPr>
-      </w:pPr>
-    </w:p>
-    <w:p>
-      <w:pPr>
-        <w:widowControl/>
-        <w:wordWrap/>
-        <w:autoSpaceDE/>
-        <w:autoSpaceDN/>
-        <w:spacing w:before="100" w:beforeAutospacing="1" w:after="100" w:afterAutospacing="1" w:line="240" w:lineRule="auto"/>
-        <w:jc w:val="left"/>
-        <w:rPr>
-          <w:rFonts w:ascii="맑은 고딕" w:eastAsia="맑은 고딕" w:hAnsi="맑은 고딕" w:cs="맑은 고딕"/>
-          <w:b/>
-          <w:bCs/>
-        </w:rPr>
-      </w:pPr>
-      <w:r>
-        <w:rPr>
-          <w:rFonts w:ascii="맑은 고딕" w:eastAsia="맑은 고딕" w:hAnsi="맑은 고딕" w:cs="맑은 고딕"/>
-          <w:b/>
-          <w:bCs/>
-        </w:rPr>
-        <w:tab/>
-        <w:t>// animations 배열을 파싱하여 키프레임 데이터를</w:t>
-      </w:r>
-    </w:p>
-    <w:p>
-      <w:pPr>
-        <w:widowControl/>
-        <w:wordWrap/>
-        <w:autoSpaceDE/>
-        <w:autoSpaceDN/>
-        <w:spacing w:before="100" w:beforeAutospacing="1" w:after="100" w:afterAutospacing="1" w:line="240" w:lineRule="auto"/>
-        <w:jc w:val="left"/>
-        <w:rPr>
-          <w:rFonts w:ascii="맑은 고딕" w:eastAsia="맑은 고딕" w:hAnsi="맑은 고딕" w:cs="맑은 고딕"/>
-          <w:b/>
-          <w:bCs/>
-        </w:rPr>
-      </w:pPr>
-      <w:r>
-        <w:rPr>
-          <w:rFonts w:ascii="맑은 고딕" w:eastAsia="맑은 고딕" w:hAnsi="맑은 고딕" w:cs="맑은 고딕"/>
-          <w:b/>
-          <w:bCs/>
-        </w:rPr>
-        <w:tab/>
-        <w:t>// _animations 멤버 변수에 저장</w:t>
-      </w:r>
-    </w:p>
-    <w:p>
-      <w:pPr>
-        <w:widowControl/>
-        <w:wordWrap/>
-        <w:autoSpaceDE/>
-        <w:autoSpaceDN/>
-        <w:spacing w:before="100" w:beforeAutospacing="1" w:after="100" w:afterAutospacing="1" w:line="240" w:lineRule="auto"/>
-        <w:jc w:val="left"/>
-        <w:rPr>
-          <w:rFonts w:ascii="맑은 고딕" w:eastAsia="맑은 고딕" w:hAnsi="맑은 고딕" w:cs="맑은 고딕"/>
-          <w:b/>
-          <w:bCs/>
-        </w:rPr>
-      </w:pPr>
-      <w:r>
-        <w:rPr>
-          <w:rFonts w:ascii="맑은 고딕" w:eastAsia="맑은 고딕" w:hAnsi="맑은 고딕" w:cs="맑은 고딕"/>
-          <w:b/>
-          <w:bCs/>
-        </w:rPr>
-        <w:tab/>
-        <w:t>load_animations(gltf_json, binary_buffer);</w:t>
-      </w:r>
-    </w:p>
-    <w:p>
-      <w:pPr>
-        <w:widowControl/>
-        <w:wordWrap/>
-        <w:autoSpaceDE/>
-        <w:autoSpaceDN/>
-        <w:spacing w:before="100" w:beforeAutospacing="1" w:after="100" w:afterAutospacing="1" w:line="240" w:lineRule="auto"/>
-        <w:jc w:val="left"/>
-        <w:rPr>
-          <w:rFonts w:ascii="맑은 고딕" w:eastAsia="맑은 고딕" w:hAnsi="맑은 고딕" w:cs="맑은 고딕"/>
-          <w:b/>
-          <w:bCs/>
-        </w:rPr>
-      </w:pPr>
-      <w:r>
-        <w:rPr>
-          <w:rFonts w:ascii="맑은 고딕" w:eastAsia="맑은 고딕" w:hAnsi="맑은 고딕" w:cs="맑은 고딕"/>
-          <w:b/>
-          <w:bCs/>
-        </w:rPr>
-        <w:tab/>
-        <w:t>load_nodes(gltf_json);</w:t>
-      </w:r>
-    </w:p>
-    <w:p>
-      <w:pPr>
-        <w:widowControl/>
-        <w:wordWrap/>
-        <w:autoSpaceDE/>
-        <w:autoSpaceDN/>
-        <w:spacing w:before="100" w:beforeAutospacing="1" w:after="100" w:afterAutospacing="1" w:line="240" w:lineRule="auto"/>
-        <w:jc w:val="left"/>
-        <w:rPr>
-          <w:rFonts w:ascii="맑은 고딕" w:eastAsia="맑은 고딕" w:hAnsi="맑은 고딕" w:cs="맑은 고딕"/>
-          <w:b/>
-          <w:bCs/>
-        </w:rPr>
-      </w:pPr>
-    </w:p>
-    <w:p>
-      <w:pPr>
-        <w:widowControl/>
-        <w:wordWrap/>
-        <w:autoSpaceDE/>
-        <w:autoSpaceDN/>
-        <w:spacing w:before="100" w:beforeAutospacing="1" w:after="100" w:afterAutospacing="1" w:line="240" w:lineRule="auto"/>
-        <w:jc w:val="left"/>
-        <w:rPr>
-          <w:rFonts w:ascii="맑은 고딕" w:eastAsia="맑은 고딕" w:hAnsi="맑은 고딕" w:cs="맑은 고딕"/>
-          <w:b/>
-          <w:bCs/>
-        </w:rPr>
-      </w:pPr>
-      <w:r>
-        <w:rPr>
-          <w:rFonts w:ascii="맑은 고딕" w:eastAsia="맑은 고딕" w:hAnsi="맑은 고딕" w:cs="맑은 고딕"/>
-          <w:b/>
-          <w:bCs/>
-        </w:rPr>
-        <w:tab/>
-        <w:t>// --- 3. 메쉬 노드 처리 ---</w:t>
-      </w:r>
-    </w:p>
-    <w:p>
-      <w:pPr>
-        <w:widowControl/>
-        <w:wordWrap/>
-        <w:autoSpaceDE/>
-        <w:autoSpaceDN/>
-        <w:spacing w:before="100" w:beforeAutospacing="1" w:after="100" w:afterAutospacing="1" w:line="240" w:lineRule="auto"/>
-        <w:jc w:val="left"/>
-        <w:rPr>
-          <w:rFonts w:ascii="맑은 고딕" w:eastAsia="맑은 고딕" w:hAnsi="맑은 고딕" w:cs="맑은 고딕"/>
-          <w:b/>
-          <w:bCs/>
-        </w:rPr>
-      </w:pPr>
-      <w:r>
-        <w:rPr>
-          <w:rFonts w:ascii="맑은 고딕" w:eastAsia="맑은 고딕" w:hAnsi="맑은 고딕" w:cs="맑은 고딕"/>
-          <w:b/>
-          <w:bCs/>
-        </w:rPr>
-        <w:tab/>
-        <w:t xml:space="preserve">// ReadStaticMesh의 process_node와 달리, </w:t>
-      </w:r>
-    </w:p>
-    <w:p>
-      <w:pPr>
-        <w:widowControl/>
-        <w:wordWrap/>
-        <w:autoSpaceDE/>
-        <w:autoSpaceDN/>
-        <w:spacing w:before="100" w:beforeAutospacing="1" w:after="100" w:afterAutospacing="1" w:line="240" w:lineRule="auto"/>
-        <w:jc w:val="left"/>
-        <w:rPr>
-          <w:rFonts w:ascii="맑은 고딕" w:eastAsia="맑은 고딕" w:hAnsi="맑은 고딕" w:cs="맑은 고딕"/>
-          <w:b/>
-          <w:bCs/>
-        </w:rPr>
-      </w:pPr>
-      <w:r>
-        <w:rPr>
-          <w:rFonts w:ascii="맑은 고딕" w:eastAsia="맑은 고딕" w:hAnsi="맑은 고딕" w:cs="맑은 고딕"/>
-          <w:b/>
-          <w:bCs/>
-        </w:rPr>
-        <w:tab/>
-        <w:t>// T-포즈를 유지하고 뼈대 데이터를 로드하기 위해 씬을 직접 순회</w:t>
-      </w:r>
-    </w:p>
-    <w:p>
-      <w:pPr>
-        <w:widowControl/>
-        <w:wordWrap/>
-        <w:autoSpaceDE/>
-        <w:autoSpaceDN/>
-        <w:spacing w:before="100" w:beforeAutospacing="1" w:after="100" w:afterAutospacing="1" w:line="240" w:lineRule="auto"/>
-        <w:jc w:val="left"/>
-        <w:rPr>
-          <w:rFonts w:ascii="맑은 고딕" w:eastAsia="맑은 고딕" w:hAnsi="맑은 고딕" w:cs="맑은 고딕"/>
-          <w:b/>
-          <w:bCs/>
-        </w:rPr>
-      </w:pPr>
-    </w:p>
-    <w:p>
-      <w:pPr>
-        <w:widowControl/>
-        <w:wordWrap/>
-        <w:autoSpaceDE/>
-        <w:autoSpaceDN/>
-        <w:spacing w:before="100" w:beforeAutospacing="1" w:after="100" w:afterAutospacing="1" w:line="240" w:lineRule="auto"/>
-        <w:jc w:val="left"/>
-        <w:rPr>
-          <w:rFonts w:ascii="맑은 고딕" w:eastAsia="맑은 고딕" w:hAnsi="맑은 고딕" w:cs="맑은 고딕"/>
-          <w:b/>
-          <w:bCs/>
-        </w:rPr>
-      </w:pPr>
-      <w:r>
-        <w:rPr>
-          <w:rFonts w:ascii="맑은 고딕" w:eastAsia="맑은 고딕" w:hAnsi="맑은 고딕" w:cs="맑은 고딕"/>
-          <w:b/>
-          <w:bCs/>
-        </w:rPr>
-        <w:tab/>
-        <w:t>int scene_idx = gltf_json.value("scene", 0);</w:t>
-      </w:r>
-    </w:p>
-    <w:p>
-      <w:pPr>
-        <w:widowControl/>
-        <w:wordWrap/>
-        <w:autoSpaceDE/>
-        <w:autoSpaceDN/>
-        <w:spacing w:before="100" w:beforeAutospacing="1" w:after="100" w:afterAutospacing="1" w:line="240" w:lineRule="auto"/>
-        <w:jc w:val="left"/>
-        <w:rPr>
-          <w:rFonts w:ascii="맑은 고딕" w:eastAsia="맑은 고딕" w:hAnsi="맑은 고딕" w:cs="맑은 고딕"/>
-          <w:b/>
-          <w:bCs/>
-        </w:rPr>
-      </w:pPr>
-    </w:p>
-    <w:p>
-      <w:pPr>
-        <w:widowControl/>
-        <w:wordWrap/>
-        <w:autoSpaceDE/>
-        <w:autoSpaceDN/>
-        <w:spacing w:before="100" w:beforeAutospacing="1" w:after="100" w:afterAutospacing="1" w:line="240" w:lineRule="auto"/>
-        <w:jc w:val="left"/>
-        <w:rPr>
-          <w:rFonts w:ascii="맑은 고딕" w:eastAsia="맑은 고딕" w:hAnsi="맑은 고딕" w:cs="맑은 고딕"/>
-          <w:b/>
-          <w:bCs/>
-        </w:rPr>
-      </w:pPr>
-      <w:r>
-        <w:rPr>
-          <w:rFonts w:ascii="맑은 고딕" w:eastAsia="맑은 고딕" w:hAnsi="맑은 고딕" w:cs="맑은 고딕"/>
-          <w:b/>
-          <w:bCs/>
-        </w:rPr>
-        <w:tab/>
-        <w:t>const json&amp; scene = gltf_json["scenes"][scene_idx];</w:t>
-      </w:r>
-    </w:p>
-    <w:p>
-      <w:pPr>
-        <w:widowControl/>
-        <w:wordWrap/>
-        <w:autoSpaceDE/>
-        <w:autoSpaceDN/>
-        <w:spacing w:before="100" w:beforeAutospacing="1" w:after="100" w:afterAutospacing="1" w:line="240" w:lineRule="auto"/>
-        <w:jc w:val="left"/>
-        <w:rPr>
-          <w:rFonts w:ascii="맑은 고딕" w:eastAsia="맑은 고딕" w:hAnsi="맑은 고딕" w:cs="맑은 고딕"/>
-          <w:b/>
-          <w:bCs/>
-        </w:rPr>
-      </w:pPr>
-    </w:p>
-    <w:p>
-      <w:pPr>
-        <w:widowControl/>
-        <w:wordWrap/>
-        <w:autoSpaceDE/>
-        <w:autoSpaceDN/>
-        <w:spacing w:before="100" w:beforeAutospacing="1" w:after="100" w:afterAutospacing="1" w:line="240" w:lineRule="auto"/>
-        <w:jc w:val="left"/>
-        <w:rPr>
-          <w:rFonts w:ascii="맑은 고딕" w:eastAsia="맑은 고딕" w:hAnsi="맑은 고딕" w:cs="맑은 고딕"/>
-          <w:b/>
-          <w:bCs/>
-        </w:rPr>
-      </w:pPr>
-      <w:r>
-        <w:rPr>
-          <w:rFonts w:ascii="맑은 고딕" w:eastAsia="맑은 고딕" w:hAnsi="맑은 고딕" w:cs="맑은 고딕"/>
-          <w:b/>
-          <w:bCs/>
-        </w:rPr>
-        <w:tab/>
-        <w:t>std::stack&lt;int&gt; node_stack;</w:t>
-      </w:r>
-    </w:p>
-    <w:p>
-      <w:pPr>
-        <w:widowControl/>
-        <w:wordWrap/>
-        <w:autoSpaceDE/>
-        <w:autoSpaceDN/>
-        <w:spacing w:before="100" w:beforeAutospacing="1" w:after="100" w:afterAutospacing="1" w:line="240" w:lineRule="auto"/>
-        <w:jc w:val="left"/>
-        <w:rPr>
-          <w:rFonts w:ascii="맑은 고딕" w:eastAsia="맑은 고딕" w:hAnsi="맑은 고딕" w:cs="맑은 고딕"/>
-          <w:b/>
-          <w:bCs/>
-        </w:rPr>
-      </w:pPr>
-      <w:r>
-        <w:rPr>
-          <w:rFonts w:ascii="맑은 고딕" w:eastAsia="맑은 고딕" w:hAnsi="맑은 고딕" w:cs="맑은 고딕"/>
-          <w:b/>
-          <w:bCs/>
-        </w:rPr>
-        <w:tab/>
-        <w:t>for (const auto&amp; node_idx_json : scene["nodes"])</w:t>
+      </w:r>
+      <w:proofErr w:type="gramStart"/>
+      <w:r>
+        <w:rPr>
+          <w:rFonts w:ascii="맑은 고딕" w:eastAsia="맑은 고딕" w:hAnsi="맑은 고딕" w:cs="맑은 고딕"/>
+          <w:b/>
+          <w:bCs/>
+        </w:rPr>
+        <w:t>// skins</w:t>
+      </w:r>
+      <w:proofErr w:type="gramEnd"/>
+      <w:r>
+        <w:rPr>
+          <w:rFonts w:ascii="맑은 고딕" w:eastAsia="맑은 고딕" w:hAnsi="맑은 고딕" w:cs="맑은 고딕"/>
+          <w:b/>
+          <w:bCs/>
+        </w:rPr>
+        <w:t xml:space="preserve"> 배열을 파싱 -&gt; 뼈대 정보 관련 파싱</w:t>
+      </w:r>
+    </w:p>
+    <w:p>
+      <w:pPr>
+        <w:widowControl/>
+        <w:wordWrap/>
+        <w:autoSpaceDE/>
+        <w:autoSpaceDN/>
+        <w:spacing w:before="100" w:beforeAutospacing="1" w:after="100" w:afterAutospacing="1" w:line="240" w:lineRule="auto"/>
+        <w:jc w:val="left"/>
+        <w:rPr>
+          <w:rFonts w:ascii="맑은 고딕" w:eastAsia="맑은 고딕" w:hAnsi="맑은 고딕" w:cs="맑은 고딕"/>
+          <w:b/>
+          <w:bCs/>
+        </w:rPr>
+      </w:pPr>
+      <w:r>
+        <w:rPr>
+          <w:rFonts w:ascii="맑은 고딕" w:eastAsia="맑은 고딕" w:hAnsi="맑은 고딕" w:cs="맑은 고딕"/>
+          <w:b/>
+          <w:bCs/>
+        </w:rPr>
+        <w:tab/>
+      </w:r>
+      <w:proofErr w:type="spellStart"/>
+      <w:r>
+        <w:rPr>
+          <w:rFonts w:ascii="맑은 고딕" w:eastAsia="맑은 고딕" w:hAnsi="맑은 고딕" w:cs="맑은 고딕"/>
+          <w:b/>
+          <w:bCs/>
+        </w:rPr>
+        <w:t>load_</w:t>
+      </w:r>
+      <w:proofErr w:type="gramStart"/>
+      <w:r>
+        <w:rPr>
+          <w:rFonts w:ascii="맑은 고딕" w:eastAsia="맑은 고딕" w:hAnsi="맑은 고딕" w:cs="맑은 고딕"/>
+          <w:b/>
+          <w:bCs/>
+        </w:rPr>
+        <w:t>skins</w:t>
+      </w:r>
+      <w:proofErr w:type="spellEnd"/>
+      <w:r>
+        <w:rPr>
+          <w:rFonts w:ascii="맑은 고딕" w:eastAsia="맑은 고딕" w:hAnsi="맑은 고딕" w:cs="맑은 고딕"/>
+          <w:b/>
+          <w:bCs/>
+        </w:rPr>
+        <w:t>(</w:t>
+      </w:r>
+      <w:proofErr w:type="spellStart"/>
+      <w:proofErr w:type="gramEnd"/>
+      <w:r>
+        <w:rPr>
+          <w:rFonts w:ascii="맑은 고딕" w:eastAsia="맑은 고딕" w:hAnsi="맑은 고딕" w:cs="맑은 고딕"/>
+          <w:b/>
+          <w:bCs/>
+        </w:rPr>
+        <w:t>gltf_json</w:t>
+      </w:r>
+      <w:proofErr w:type="spellEnd"/>
+      <w:r>
+        <w:rPr>
+          <w:rFonts w:ascii="맑은 고딕" w:eastAsia="맑은 고딕" w:hAnsi="맑은 고딕" w:cs="맑은 고딕"/>
+          <w:b/>
+          <w:bCs/>
+        </w:rPr>
+        <w:t xml:space="preserve">, </w:t>
+      </w:r>
+      <w:proofErr w:type="spellStart"/>
+      <w:r>
+        <w:rPr>
+          <w:rFonts w:ascii="맑은 고딕" w:eastAsia="맑은 고딕" w:hAnsi="맑은 고딕" w:cs="맑은 고딕"/>
+          <w:b/>
+          <w:bCs/>
+        </w:rPr>
+        <w:t>binary_buffer</w:t>
+      </w:r>
+      <w:proofErr w:type="spellEnd"/>
+      <w:proofErr w:type="gramStart"/>
+      <w:r>
+        <w:rPr>
+          <w:rFonts w:ascii="맑은 고딕" w:eastAsia="맑은 고딕" w:hAnsi="맑은 고딕" w:cs="맑은 고딕"/>
+          <w:b/>
+          <w:bCs/>
+        </w:rPr>
+        <w:t>);</w:t>
+      </w:r>
+      <w:proofErr w:type="gramEnd"/>
+    </w:p>
+    <w:p>
+      <w:pPr>
+        <w:widowControl/>
+        <w:wordWrap/>
+        <w:autoSpaceDE/>
+        <w:autoSpaceDN/>
+        <w:spacing w:before="100" w:beforeAutospacing="1" w:after="100" w:afterAutospacing="1" w:line="240" w:lineRule="auto"/>
+        <w:jc w:val="left"/>
+        <w:rPr>
+          <w:rFonts w:ascii="맑은 고딕" w:eastAsia="맑은 고딕" w:hAnsi="맑은 고딕" w:cs="맑은 고딕"/>
+          <w:b/>
+          <w:bCs/>
+        </w:rPr>
+      </w:pPr>
+    </w:p>
+    <w:p>
+      <w:pPr>
+        <w:widowControl/>
+        <w:wordWrap/>
+        <w:autoSpaceDE/>
+        <w:autoSpaceDN/>
+        <w:spacing w:before="100" w:beforeAutospacing="1" w:after="100" w:afterAutospacing="1" w:line="240" w:lineRule="auto"/>
+        <w:jc w:val="left"/>
+        <w:rPr>
+          <w:rFonts w:ascii="맑은 고딕" w:eastAsia="맑은 고딕" w:hAnsi="맑은 고딕" w:cs="맑은 고딕"/>
+          <w:b/>
+          <w:bCs/>
+        </w:rPr>
+      </w:pPr>
+      <w:r>
+        <w:rPr>
+          <w:rFonts w:ascii="맑은 고딕" w:eastAsia="맑은 고딕" w:hAnsi="맑은 고딕" w:cs="맑은 고딕"/>
+          <w:b/>
+          <w:bCs/>
+        </w:rPr>
+        <w:tab/>
+      </w:r>
+      <w:proofErr w:type="gramStart"/>
+      <w:r>
+        <w:rPr>
+          <w:rFonts w:ascii="맑은 고딕" w:eastAsia="맑은 고딕" w:hAnsi="맑은 고딕" w:cs="맑은 고딕"/>
+          <w:b/>
+          <w:bCs/>
+        </w:rPr>
+        <w:t>// animations</w:t>
+      </w:r>
+      <w:proofErr w:type="gramEnd"/>
+      <w:r>
+        <w:rPr>
+          <w:rFonts w:ascii="맑은 고딕" w:eastAsia="맑은 고딕" w:hAnsi="맑은 고딕" w:cs="맑은 고딕"/>
+          <w:b/>
+          <w:bCs/>
+        </w:rPr>
+        <w:t xml:space="preserve"> 배열을 </w:t>
+      </w:r>
+      <w:proofErr w:type="spellStart"/>
+      <w:r>
+        <w:rPr>
+          <w:rFonts w:ascii="맑은 고딕" w:eastAsia="맑은 고딕" w:hAnsi="맑은 고딕" w:cs="맑은 고딕"/>
+          <w:b/>
+          <w:bCs/>
+        </w:rPr>
+        <w:t>파싱하여</w:t>
+      </w:r>
+      <w:proofErr w:type="spellEnd"/>
+      <w:r>
+        <w:rPr>
+          <w:rFonts w:ascii="맑은 고딕" w:eastAsia="맑은 고딕" w:hAnsi="맑은 고딕" w:cs="맑은 고딕"/>
+          <w:b/>
+          <w:bCs/>
+        </w:rPr>
+        <w:t xml:space="preserve"> 키프레임 데이터를</w:t>
+      </w:r>
+    </w:p>
+    <w:p>
+      <w:pPr>
+        <w:widowControl/>
+        <w:wordWrap/>
+        <w:autoSpaceDE/>
+        <w:autoSpaceDN/>
+        <w:spacing w:before="100" w:beforeAutospacing="1" w:after="100" w:afterAutospacing="1" w:line="240" w:lineRule="auto"/>
+        <w:jc w:val="left"/>
+        <w:rPr>
+          <w:rFonts w:ascii="맑은 고딕" w:eastAsia="맑은 고딕" w:hAnsi="맑은 고딕" w:cs="맑은 고딕"/>
+          <w:b/>
+          <w:bCs/>
+        </w:rPr>
+      </w:pPr>
+      <w:r>
+        <w:rPr>
+          <w:rFonts w:ascii="맑은 고딕" w:eastAsia="맑은 고딕" w:hAnsi="맑은 고딕" w:cs="맑은 고딕"/>
+          <w:b/>
+          <w:bCs/>
+        </w:rPr>
+        <w:tab/>
+      </w:r>
+      <w:proofErr w:type="gramStart"/>
+      <w:r>
+        <w:rPr>
+          <w:rFonts w:ascii="맑은 고딕" w:eastAsia="맑은 고딕" w:hAnsi="맑은 고딕" w:cs="맑은 고딕"/>
+          <w:b/>
+          <w:bCs/>
+        </w:rPr>
+        <w:t>// _</w:t>
+      </w:r>
+      <w:proofErr w:type="gramEnd"/>
+      <w:r>
+        <w:rPr>
+          <w:rFonts w:ascii="맑은 고딕" w:eastAsia="맑은 고딕" w:hAnsi="맑은 고딕" w:cs="맑은 고딕"/>
+          <w:b/>
+          <w:bCs/>
+        </w:rPr>
+        <w:t>animations 멤버 변수에 저장</w:t>
+      </w:r>
+    </w:p>
+    <w:p>
+      <w:pPr>
+        <w:widowControl/>
+        <w:wordWrap/>
+        <w:autoSpaceDE/>
+        <w:autoSpaceDN/>
+        <w:spacing w:before="100" w:beforeAutospacing="1" w:after="100" w:afterAutospacing="1" w:line="240" w:lineRule="auto"/>
+        <w:jc w:val="left"/>
+        <w:rPr>
+          <w:rFonts w:ascii="맑은 고딕" w:eastAsia="맑은 고딕" w:hAnsi="맑은 고딕" w:cs="맑은 고딕"/>
+          <w:b/>
+          <w:bCs/>
+        </w:rPr>
+      </w:pPr>
+      <w:r>
+        <w:rPr>
+          <w:rFonts w:ascii="맑은 고딕" w:eastAsia="맑은 고딕" w:hAnsi="맑은 고딕" w:cs="맑은 고딕"/>
+          <w:b/>
+          <w:bCs/>
+        </w:rPr>
+        <w:tab/>
+      </w:r>
+      <w:proofErr w:type="spellStart"/>
+      <w:r>
+        <w:rPr>
+          <w:rFonts w:ascii="맑은 고딕" w:eastAsia="맑은 고딕" w:hAnsi="맑은 고딕" w:cs="맑은 고딕"/>
+          <w:b/>
+          <w:bCs/>
+        </w:rPr>
+        <w:t>load_</w:t>
+      </w:r>
+      <w:proofErr w:type="gramStart"/>
+      <w:r>
+        <w:rPr>
+          <w:rFonts w:ascii="맑은 고딕" w:eastAsia="맑은 고딕" w:hAnsi="맑은 고딕" w:cs="맑은 고딕"/>
+          <w:b/>
+          <w:bCs/>
+        </w:rPr>
+        <w:t>animations</w:t>
+      </w:r>
+      <w:proofErr w:type="spellEnd"/>
+      <w:r>
+        <w:rPr>
+          <w:rFonts w:ascii="맑은 고딕" w:eastAsia="맑은 고딕" w:hAnsi="맑은 고딕" w:cs="맑은 고딕"/>
+          <w:b/>
+          <w:bCs/>
+        </w:rPr>
+        <w:t>(</w:t>
+      </w:r>
+      <w:proofErr w:type="spellStart"/>
+      <w:proofErr w:type="gramEnd"/>
+      <w:r>
+        <w:rPr>
+          <w:rFonts w:ascii="맑은 고딕" w:eastAsia="맑은 고딕" w:hAnsi="맑은 고딕" w:cs="맑은 고딕"/>
+          <w:b/>
+          <w:bCs/>
+        </w:rPr>
+        <w:t>gltf_json</w:t>
+      </w:r>
+      <w:proofErr w:type="spellEnd"/>
+      <w:r>
+        <w:rPr>
+          <w:rFonts w:ascii="맑은 고딕" w:eastAsia="맑은 고딕" w:hAnsi="맑은 고딕" w:cs="맑은 고딕"/>
+          <w:b/>
+          <w:bCs/>
+        </w:rPr>
+        <w:t xml:space="preserve">, </w:t>
+      </w:r>
+      <w:proofErr w:type="spellStart"/>
+      <w:r>
+        <w:rPr>
+          <w:rFonts w:ascii="맑은 고딕" w:eastAsia="맑은 고딕" w:hAnsi="맑은 고딕" w:cs="맑은 고딕"/>
+          <w:b/>
+          <w:bCs/>
+        </w:rPr>
+        <w:t>binary_buffer</w:t>
+      </w:r>
+      <w:proofErr w:type="spellEnd"/>
+      <w:proofErr w:type="gramStart"/>
+      <w:r>
+        <w:rPr>
+          <w:rFonts w:ascii="맑은 고딕" w:eastAsia="맑은 고딕" w:hAnsi="맑은 고딕" w:cs="맑은 고딕"/>
+          <w:b/>
+          <w:bCs/>
+        </w:rPr>
+        <w:t>);</w:t>
+      </w:r>
+      <w:proofErr w:type="gramEnd"/>
+    </w:p>
+    <w:p>
+      <w:pPr>
+        <w:widowControl/>
+        <w:wordWrap/>
+        <w:autoSpaceDE/>
+        <w:autoSpaceDN/>
+        <w:spacing w:before="100" w:beforeAutospacing="1" w:after="100" w:afterAutospacing="1" w:line="240" w:lineRule="auto"/>
+        <w:jc w:val="left"/>
+        <w:rPr>
+          <w:rFonts w:ascii="맑은 고딕" w:eastAsia="맑은 고딕" w:hAnsi="맑은 고딕" w:cs="맑은 고딕"/>
+          <w:b/>
+          <w:bCs/>
+        </w:rPr>
+      </w:pPr>
+      <w:r>
+        <w:rPr>
+          <w:rFonts w:ascii="맑은 고딕" w:eastAsia="맑은 고딕" w:hAnsi="맑은 고딕" w:cs="맑은 고딕"/>
+          <w:b/>
+          <w:bCs/>
+        </w:rPr>
+        <w:tab/>
+      </w:r>
+      <w:proofErr w:type="spellStart"/>
+      <w:r>
+        <w:rPr>
+          <w:rFonts w:ascii="맑은 고딕" w:eastAsia="맑은 고딕" w:hAnsi="맑은 고딕" w:cs="맑은 고딕"/>
+          <w:b/>
+          <w:bCs/>
+        </w:rPr>
+        <w:t>load_nodes</w:t>
+      </w:r>
+      <w:proofErr w:type="spellEnd"/>
+      <w:r>
+        <w:rPr>
+          <w:rFonts w:ascii="맑은 고딕" w:eastAsia="맑은 고딕" w:hAnsi="맑은 고딕" w:cs="맑은 고딕"/>
+          <w:b/>
+          <w:bCs/>
+        </w:rPr>
+        <w:t>(</w:t>
+      </w:r>
+      <w:proofErr w:type="spellStart"/>
+      <w:r>
+        <w:rPr>
+          <w:rFonts w:ascii="맑은 고딕" w:eastAsia="맑은 고딕" w:hAnsi="맑은 고딕" w:cs="맑은 고딕"/>
+          <w:b/>
+          <w:bCs/>
+        </w:rPr>
+        <w:t>gltf_json</w:t>
+      </w:r>
+      <w:proofErr w:type="spellEnd"/>
+      <w:proofErr w:type="gramStart"/>
+      <w:r>
+        <w:rPr>
+          <w:rFonts w:ascii="맑은 고딕" w:eastAsia="맑은 고딕" w:hAnsi="맑은 고딕" w:cs="맑은 고딕"/>
+          <w:b/>
+          <w:bCs/>
+        </w:rPr>
+        <w:t>);</w:t>
+      </w:r>
+      <w:proofErr w:type="gramEnd"/>
+    </w:p>
+    <w:p>
+      <w:pPr>
+        <w:widowControl/>
+        <w:wordWrap/>
+        <w:autoSpaceDE/>
+        <w:autoSpaceDN/>
+        <w:spacing w:before="100" w:beforeAutospacing="1" w:after="100" w:afterAutospacing="1" w:line="240" w:lineRule="auto"/>
+        <w:jc w:val="left"/>
+        <w:rPr>
+          <w:rFonts w:ascii="맑은 고딕" w:eastAsia="맑은 고딕" w:hAnsi="맑은 고딕" w:cs="맑은 고딕"/>
+          <w:b/>
+          <w:bCs/>
+        </w:rPr>
+      </w:pPr>
+    </w:p>
+    <w:p>
+      <w:pPr>
+        <w:widowControl/>
+        <w:wordWrap/>
+        <w:autoSpaceDE/>
+        <w:autoSpaceDN/>
+        <w:spacing w:before="100" w:beforeAutospacing="1" w:after="100" w:afterAutospacing="1" w:line="240" w:lineRule="auto"/>
+        <w:jc w:val="left"/>
+        <w:rPr>
+          <w:rFonts w:ascii="맑은 고딕" w:eastAsia="맑은 고딕" w:hAnsi="맑은 고딕" w:cs="맑은 고딕"/>
+          <w:b/>
+          <w:bCs/>
+        </w:rPr>
+      </w:pPr>
+      <w:r>
+        <w:rPr>
+          <w:rFonts w:ascii="맑은 고딕" w:eastAsia="맑은 고딕" w:hAnsi="맑은 고딕" w:cs="맑은 고딕"/>
+          <w:b/>
+          <w:bCs/>
+        </w:rPr>
+        <w:tab/>
+      </w:r>
+      <w:proofErr w:type="gramStart"/>
+      <w:r>
+        <w:rPr>
+          <w:rFonts w:ascii="맑은 고딕" w:eastAsia="맑은 고딕" w:hAnsi="맑은 고딕" w:cs="맑은 고딕"/>
+          <w:b/>
+          <w:bCs/>
+        </w:rPr>
+        <w:t>// ---</w:t>
+      </w:r>
+      <w:proofErr w:type="gramEnd"/>
+      <w:r>
+        <w:rPr>
+          <w:rFonts w:ascii="맑은 고딕" w:eastAsia="맑은 고딕" w:hAnsi="맑은 고딕" w:cs="맑은 고딕"/>
+          <w:b/>
+          <w:bCs/>
+        </w:rPr>
+        <w:t xml:space="preserve"> 3. </w:t>
+      </w:r>
+      <w:proofErr w:type="spellStart"/>
+      <w:r>
+        <w:rPr>
+          <w:rFonts w:ascii="맑은 고딕" w:eastAsia="맑은 고딕" w:hAnsi="맑은 고딕" w:cs="맑은 고딕"/>
+          <w:b/>
+          <w:bCs/>
+        </w:rPr>
+        <w:t>메쉬</w:t>
+      </w:r>
+      <w:proofErr w:type="spellEnd"/>
+      <w:r>
+        <w:rPr>
+          <w:rFonts w:ascii="맑은 고딕" w:eastAsia="맑은 고딕" w:hAnsi="맑은 고딕" w:cs="맑은 고딕"/>
+          <w:b/>
+          <w:bCs/>
+        </w:rPr>
+        <w:t xml:space="preserve"> 노드 처리 ---</w:t>
+      </w:r>
+    </w:p>
+    <w:p>
+      <w:pPr>
+        <w:widowControl/>
+        <w:wordWrap/>
+        <w:autoSpaceDE/>
+        <w:autoSpaceDN/>
+        <w:spacing w:before="100" w:beforeAutospacing="1" w:after="100" w:afterAutospacing="1" w:line="240" w:lineRule="auto"/>
+        <w:jc w:val="left"/>
+        <w:rPr>
+          <w:rFonts w:ascii="맑은 고딕" w:eastAsia="맑은 고딕" w:hAnsi="맑은 고딕" w:cs="맑은 고딕"/>
+          <w:b/>
+          <w:bCs/>
+        </w:rPr>
+      </w:pPr>
+      <w:r>
+        <w:rPr>
+          <w:rFonts w:ascii="맑은 고딕" w:eastAsia="맑은 고딕" w:hAnsi="맑은 고딕" w:cs="맑은 고딕"/>
+          <w:b/>
+          <w:bCs/>
+        </w:rPr>
+        <w:tab/>
+      </w:r>
+      <w:proofErr w:type="gramStart"/>
+      <w:r>
+        <w:rPr>
+          <w:rFonts w:ascii="맑은 고딕" w:eastAsia="맑은 고딕" w:hAnsi="맑은 고딕" w:cs="맑은 고딕"/>
+          <w:b/>
+          <w:bCs/>
+        </w:rPr>
+        <w:t xml:space="preserve">// </w:t>
+      </w:r>
+      <w:proofErr w:type="spellStart"/>
+      <w:r>
+        <w:rPr>
+          <w:rFonts w:ascii="맑은 고딕" w:eastAsia="맑은 고딕" w:hAnsi="맑은 고딕" w:cs="맑은 고딕"/>
+          <w:b/>
+          <w:bCs/>
+        </w:rPr>
+        <w:t>ReadStaticMesh</w:t>
+      </w:r>
+      <w:proofErr w:type="spellEnd"/>
+      <w:proofErr w:type="gramEnd"/>
+      <w:r>
+        <w:rPr>
+          <w:rFonts w:ascii="맑은 고딕" w:eastAsia="맑은 고딕" w:hAnsi="맑은 고딕" w:cs="맑은 고딕"/>
+          <w:b/>
+          <w:bCs/>
+        </w:rPr>
+        <w:t xml:space="preserve">의 </w:t>
+      </w:r>
+      <w:proofErr w:type="spellStart"/>
+      <w:r>
+        <w:rPr>
+          <w:rFonts w:ascii="맑은 고딕" w:eastAsia="맑은 고딕" w:hAnsi="맑은 고딕" w:cs="맑은 고딕"/>
+          <w:b/>
+          <w:bCs/>
+        </w:rPr>
+        <w:t>process_node</w:t>
+      </w:r>
+      <w:proofErr w:type="spellEnd"/>
+      <w:r>
+        <w:rPr>
+          <w:rFonts w:ascii="맑은 고딕" w:eastAsia="맑은 고딕" w:hAnsi="맑은 고딕" w:cs="맑은 고딕"/>
+          <w:b/>
+          <w:bCs/>
+        </w:rPr>
+        <w:t xml:space="preserve">와 달리, </w:t>
+      </w:r>
+    </w:p>
+    <w:p>
+      <w:pPr>
+        <w:widowControl/>
+        <w:wordWrap/>
+        <w:autoSpaceDE/>
+        <w:autoSpaceDN/>
+        <w:spacing w:before="100" w:beforeAutospacing="1" w:after="100" w:afterAutospacing="1" w:line="240" w:lineRule="auto"/>
+        <w:jc w:val="left"/>
+        <w:rPr>
+          <w:rFonts w:ascii="맑은 고딕" w:eastAsia="맑은 고딕" w:hAnsi="맑은 고딕" w:cs="맑은 고딕"/>
+          <w:b/>
+          <w:bCs/>
+        </w:rPr>
+      </w:pPr>
+      <w:r>
+        <w:rPr>
+          <w:rFonts w:ascii="맑은 고딕" w:eastAsia="맑은 고딕" w:hAnsi="맑은 고딕" w:cs="맑은 고딕"/>
+          <w:b/>
+          <w:bCs/>
+        </w:rPr>
+        <w:tab/>
+      </w:r>
+      <w:proofErr w:type="gramStart"/>
+      <w:r>
+        <w:rPr>
+          <w:rFonts w:ascii="맑은 고딕" w:eastAsia="맑은 고딕" w:hAnsi="맑은 고딕" w:cs="맑은 고딕"/>
+          <w:b/>
+          <w:bCs/>
+        </w:rPr>
+        <w:t>// T</w:t>
+      </w:r>
+      <w:proofErr w:type="gramEnd"/>
+      <w:r>
+        <w:rPr>
+          <w:rFonts w:ascii="맑은 고딕" w:eastAsia="맑은 고딕" w:hAnsi="맑은 고딕" w:cs="맑은 고딕"/>
+          <w:b/>
+          <w:bCs/>
+        </w:rPr>
+        <w:t xml:space="preserve">-포즈를 유지하고 뼈대 데이터를 로드하기 위해 </w:t>
+      </w:r>
+      <w:proofErr w:type="spellStart"/>
+      <w:r>
+        <w:rPr>
+          <w:rFonts w:ascii="맑은 고딕" w:eastAsia="맑은 고딕" w:hAnsi="맑은 고딕" w:cs="맑은 고딕"/>
+          <w:b/>
+          <w:bCs/>
+        </w:rPr>
+        <w:t>씬을</w:t>
+      </w:r>
+      <w:proofErr w:type="spellEnd"/>
+      <w:r>
+        <w:rPr>
+          <w:rFonts w:ascii="맑은 고딕" w:eastAsia="맑은 고딕" w:hAnsi="맑은 고딕" w:cs="맑은 고딕"/>
+          <w:b/>
+          <w:bCs/>
+        </w:rPr>
+        <w:t xml:space="preserve"> 직접 순회</w:t>
+      </w:r>
+    </w:p>
+    <w:p>
+      <w:pPr>
+        <w:widowControl/>
+        <w:wordWrap/>
+        <w:autoSpaceDE/>
+        <w:autoSpaceDN/>
+        <w:spacing w:before="100" w:beforeAutospacing="1" w:after="100" w:afterAutospacing="1" w:line="240" w:lineRule="auto"/>
+        <w:jc w:val="left"/>
+        <w:rPr>
+          <w:rFonts w:ascii="맑은 고딕" w:eastAsia="맑은 고딕" w:hAnsi="맑은 고딕" w:cs="맑은 고딕"/>
+          <w:b/>
+          <w:bCs/>
+        </w:rPr>
+      </w:pPr>
+    </w:p>
+    <w:p>
+      <w:pPr>
+        <w:widowControl/>
+        <w:wordWrap/>
+        <w:autoSpaceDE/>
+        <w:autoSpaceDN/>
+        <w:spacing w:before="100" w:beforeAutospacing="1" w:after="100" w:afterAutospacing="1" w:line="240" w:lineRule="auto"/>
+        <w:jc w:val="left"/>
+        <w:rPr>
+          <w:rFonts w:ascii="맑은 고딕" w:eastAsia="맑은 고딕" w:hAnsi="맑은 고딕" w:cs="맑은 고딕"/>
+          <w:b/>
+          <w:bCs/>
+        </w:rPr>
+      </w:pPr>
+      <w:r>
+        <w:rPr>
+          <w:rFonts w:ascii="맑은 고딕" w:eastAsia="맑은 고딕" w:hAnsi="맑은 고딕" w:cs="맑은 고딕"/>
+          <w:b/>
+          <w:bCs/>
+        </w:rPr>
+        <w:tab/>
+        <w:t xml:space="preserve">int </w:t>
+      </w:r>
+      <w:proofErr w:type="spellStart"/>
+      <w:r>
+        <w:rPr>
+          <w:rFonts w:ascii="맑은 고딕" w:eastAsia="맑은 고딕" w:hAnsi="맑은 고딕" w:cs="맑은 고딕"/>
+          <w:b/>
+          <w:bCs/>
+        </w:rPr>
+        <w:t>scene_idx</w:t>
+      </w:r>
+      <w:proofErr w:type="spellEnd"/>
+      <w:r>
+        <w:rPr>
+          <w:rFonts w:ascii="맑은 고딕" w:eastAsia="맑은 고딕" w:hAnsi="맑은 고딕" w:cs="맑은 고딕"/>
+          <w:b/>
+          <w:bCs/>
+        </w:rPr>
+        <w:t xml:space="preserve"> = </w:t>
+      </w:r>
+      <w:proofErr w:type="spellStart"/>
+      <w:r>
+        <w:rPr>
+          <w:rFonts w:ascii="맑은 고딕" w:eastAsia="맑은 고딕" w:hAnsi="맑은 고딕" w:cs="맑은 고딕"/>
+          <w:b/>
+          <w:bCs/>
+        </w:rPr>
+        <w:t>gltf_json.</w:t>
+      </w:r>
+      <w:proofErr w:type="gramStart"/>
+      <w:r>
+        <w:rPr>
+          <w:rFonts w:ascii="맑은 고딕" w:eastAsia="맑은 고딕" w:hAnsi="맑은 고딕" w:cs="맑은 고딕"/>
+          <w:b/>
+          <w:bCs/>
+        </w:rPr>
+        <w:t>value</w:t>
+      </w:r>
+      <w:proofErr w:type="spellEnd"/>
+      <w:r>
+        <w:rPr>
+          <w:rFonts w:ascii="맑은 고딕" w:eastAsia="맑은 고딕" w:hAnsi="맑은 고딕" w:cs="맑은 고딕"/>
+          <w:b/>
+          <w:bCs/>
+        </w:rPr>
+        <w:t>(</w:t>
+      </w:r>
+      <w:proofErr w:type="gramEnd"/>
+      <w:r>
+        <w:rPr>
+          <w:rFonts w:ascii="맑은 고딕" w:eastAsia="맑은 고딕" w:hAnsi="맑은 고딕" w:cs="맑은 고딕"/>
+          <w:b/>
+          <w:bCs/>
+        </w:rPr>
+        <w:t>"scene", 0</w:t>
+      </w:r>
+      <w:proofErr w:type="gramStart"/>
+      <w:r>
+        <w:rPr>
+          <w:rFonts w:ascii="맑은 고딕" w:eastAsia="맑은 고딕" w:hAnsi="맑은 고딕" w:cs="맑은 고딕"/>
+          <w:b/>
+          <w:bCs/>
+        </w:rPr>
+        <w:t>);</w:t>
+      </w:r>
+      <w:proofErr w:type="gramEnd"/>
+    </w:p>
+    <w:p>
+      <w:pPr>
+        <w:widowControl/>
+        <w:wordWrap/>
+        <w:autoSpaceDE/>
+        <w:autoSpaceDN/>
+        <w:spacing w:before="100" w:beforeAutospacing="1" w:after="100" w:afterAutospacing="1" w:line="240" w:lineRule="auto"/>
+        <w:jc w:val="left"/>
+        <w:rPr>
+          <w:rFonts w:ascii="맑은 고딕" w:eastAsia="맑은 고딕" w:hAnsi="맑은 고딕" w:cs="맑은 고딕"/>
+          <w:b/>
+          <w:bCs/>
+        </w:rPr>
+      </w:pPr>
+    </w:p>
+    <w:p>
+      <w:pPr>
+        <w:widowControl/>
+        <w:wordWrap/>
+        <w:autoSpaceDE/>
+        <w:autoSpaceDN/>
+        <w:spacing w:before="100" w:beforeAutospacing="1" w:after="100" w:afterAutospacing="1" w:line="240" w:lineRule="auto"/>
+        <w:jc w:val="left"/>
+        <w:rPr>
+          <w:rFonts w:ascii="맑은 고딕" w:eastAsia="맑은 고딕" w:hAnsi="맑은 고딕" w:cs="맑은 고딕"/>
+          <w:b/>
+          <w:bCs/>
+        </w:rPr>
+      </w:pPr>
+      <w:r>
+        <w:rPr>
+          <w:rFonts w:ascii="맑은 고딕" w:eastAsia="맑은 고딕" w:hAnsi="맑은 고딕" w:cs="맑은 고딕"/>
+          <w:b/>
+          <w:bCs/>
+        </w:rPr>
+        <w:tab/>
+        <w:t xml:space="preserve">const </w:t>
+      </w:r>
+      <w:proofErr w:type="spellStart"/>
+      <w:r>
+        <w:rPr>
+          <w:rFonts w:ascii="맑은 고딕" w:eastAsia="맑은 고딕" w:hAnsi="맑은 고딕" w:cs="맑은 고딕"/>
+          <w:b/>
+          <w:bCs/>
+        </w:rPr>
+        <w:t>json</w:t>
+      </w:r>
+      <w:proofErr w:type="spellEnd"/>
+      <w:r>
+        <w:rPr>
+          <w:rFonts w:ascii="맑은 고딕" w:eastAsia="맑은 고딕" w:hAnsi="맑은 고딕" w:cs="맑은 고딕"/>
+          <w:b/>
+          <w:bCs/>
+        </w:rPr>
+        <w:t xml:space="preserve">&amp; scene = </w:t>
+      </w:r>
+      <w:proofErr w:type="spellStart"/>
+      <w:r>
+        <w:rPr>
+          <w:rFonts w:ascii="맑은 고딕" w:eastAsia="맑은 고딕" w:hAnsi="맑은 고딕" w:cs="맑은 고딕"/>
+          <w:b/>
+          <w:bCs/>
+        </w:rPr>
+        <w:t>gltf_json</w:t>
+      </w:r>
+      <w:proofErr w:type="spellEnd"/>
+      <w:r>
+        <w:rPr>
+          <w:rFonts w:ascii="맑은 고딕" w:eastAsia="맑은 고딕" w:hAnsi="맑은 고딕" w:cs="맑은 고딕"/>
+          <w:b/>
+          <w:bCs/>
+        </w:rPr>
+        <w:t>["scenes</w:t>
+      </w:r>
+      <w:proofErr w:type="gramStart"/>
+      <w:r>
+        <w:rPr>
+          <w:rFonts w:ascii="맑은 고딕" w:eastAsia="맑은 고딕" w:hAnsi="맑은 고딕" w:cs="맑은 고딕"/>
+          <w:b/>
+          <w:bCs/>
+        </w:rPr>
+        <w:t>"][</w:t>
+      </w:r>
+      <w:proofErr w:type="spellStart"/>
+      <w:proofErr w:type="gramEnd"/>
+      <w:r>
+        <w:rPr>
+          <w:rFonts w:ascii="맑은 고딕" w:eastAsia="맑은 고딕" w:hAnsi="맑은 고딕" w:cs="맑은 고딕"/>
+          <w:b/>
+          <w:bCs/>
+        </w:rPr>
+        <w:t>scene_idx</w:t>
+      </w:r>
+      <w:proofErr w:type="spellEnd"/>
+      <w:proofErr w:type="gramStart"/>
+      <w:r>
+        <w:rPr>
+          <w:rFonts w:ascii="맑은 고딕" w:eastAsia="맑은 고딕" w:hAnsi="맑은 고딕" w:cs="맑은 고딕"/>
+          <w:b/>
+          <w:bCs/>
+        </w:rPr>
+        <w:t>];</w:t>
+      </w:r>
+      <w:proofErr w:type="gramEnd"/>
+    </w:p>
+    <w:p>
+      <w:pPr>
+        <w:widowControl/>
+        <w:wordWrap/>
+        <w:autoSpaceDE/>
+        <w:autoSpaceDN/>
+        <w:spacing w:before="100" w:beforeAutospacing="1" w:after="100" w:afterAutospacing="1" w:line="240" w:lineRule="auto"/>
+        <w:jc w:val="left"/>
+        <w:rPr>
+          <w:rFonts w:ascii="맑은 고딕" w:eastAsia="맑은 고딕" w:hAnsi="맑은 고딕" w:cs="맑은 고딕"/>
+          <w:b/>
+          <w:bCs/>
+        </w:rPr>
+      </w:pPr>
+    </w:p>
+    <w:p>
+      <w:pPr>
+        <w:widowControl/>
+        <w:wordWrap/>
+        <w:autoSpaceDE/>
+        <w:autoSpaceDN/>
+        <w:spacing w:before="100" w:beforeAutospacing="1" w:after="100" w:afterAutospacing="1" w:line="240" w:lineRule="auto"/>
+        <w:jc w:val="left"/>
+        <w:rPr>
+          <w:rFonts w:ascii="맑은 고딕" w:eastAsia="맑은 고딕" w:hAnsi="맑은 고딕" w:cs="맑은 고딕"/>
+          <w:b/>
+          <w:bCs/>
+        </w:rPr>
+      </w:pPr>
+      <w:r>
+        <w:rPr>
+          <w:rFonts w:ascii="맑은 고딕" w:eastAsia="맑은 고딕" w:hAnsi="맑은 고딕" w:cs="맑은 고딕"/>
+          <w:b/>
+          <w:bCs/>
+        </w:rPr>
+        <w:tab/>
+      </w:r>
+      <w:proofErr w:type="gramStart"/>
+      <w:r>
+        <w:rPr>
+          <w:rFonts w:ascii="맑은 고딕" w:eastAsia="맑은 고딕" w:hAnsi="맑은 고딕" w:cs="맑은 고딕"/>
+          <w:b/>
+          <w:bCs/>
+        </w:rPr>
+        <w:t>std::</w:t>
+      </w:r>
+      <w:proofErr w:type="gramEnd"/>
+      <w:r>
+        <w:rPr>
+          <w:rFonts w:ascii="맑은 고딕" w:eastAsia="맑은 고딕" w:hAnsi="맑은 고딕" w:cs="맑은 고딕"/>
+          <w:b/>
+          <w:bCs/>
+        </w:rPr>
+        <w:t xml:space="preserve">stack&lt;int&gt; </w:t>
+      </w:r>
+      <w:proofErr w:type="spellStart"/>
+      <w:r>
+        <w:rPr>
+          <w:rFonts w:ascii="맑은 고딕" w:eastAsia="맑은 고딕" w:hAnsi="맑은 고딕" w:cs="맑은 고딕"/>
+          <w:b/>
+          <w:bCs/>
+        </w:rPr>
+        <w:t>node_</w:t>
+      </w:r>
+      <w:proofErr w:type="gramStart"/>
+      <w:r>
+        <w:rPr>
+          <w:rFonts w:ascii="맑은 고딕" w:eastAsia="맑은 고딕" w:hAnsi="맑은 고딕" w:cs="맑은 고딕"/>
+          <w:b/>
+          <w:bCs/>
+        </w:rPr>
+        <w:t>stack</w:t>
+      </w:r>
+      <w:proofErr w:type="spellEnd"/>
+      <w:r>
+        <w:rPr>
+          <w:rFonts w:ascii="맑은 고딕" w:eastAsia="맑은 고딕" w:hAnsi="맑은 고딕" w:cs="맑은 고딕"/>
+          <w:b/>
+          <w:bCs/>
+        </w:rPr>
+        <w:t>;</w:t>
+      </w:r>
+      <w:proofErr w:type="gramEnd"/>
+    </w:p>
+    <w:p>
+      <w:pPr>
+        <w:widowControl/>
+        <w:wordWrap/>
+        <w:autoSpaceDE/>
+        <w:autoSpaceDN/>
+        <w:spacing w:before="100" w:beforeAutospacing="1" w:after="100" w:afterAutospacing="1" w:line="240" w:lineRule="auto"/>
+        <w:jc w:val="left"/>
+        <w:rPr>
+          <w:rFonts w:ascii="맑은 고딕" w:eastAsia="맑은 고딕" w:hAnsi="맑은 고딕" w:cs="맑은 고딕"/>
+          <w:b/>
+          <w:bCs/>
+        </w:rPr>
+      </w:pPr>
+      <w:r>
+        <w:rPr>
+          <w:rFonts w:ascii="맑은 고딕" w:eastAsia="맑은 고딕" w:hAnsi="맑은 고딕" w:cs="맑은 고딕"/>
+          <w:b/>
+          <w:bCs/>
+        </w:rPr>
+        <w:tab/>
+        <w:t xml:space="preserve">for (const auto&amp; </w:t>
+      </w:r>
+      <w:proofErr w:type="spellStart"/>
+      <w:r>
+        <w:rPr>
+          <w:rFonts w:ascii="맑은 고딕" w:eastAsia="맑은 고딕" w:hAnsi="맑은 고딕" w:cs="맑은 고딕"/>
+          <w:b/>
+          <w:bCs/>
+        </w:rPr>
+        <w:t>node_idx_</w:t>
+      </w:r>
+      <w:proofErr w:type="gramStart"/>
+      <w:r>
+        <w:rPr>
+          <w:rFonts w:ascii="맑은 고딕" w:eastAsia="맑은 고딕" w:hAnsi="맑은 고딕" w:cs="맑은 고딕"/>
+          <w:b/>
+          <w:bCs/>
+        </w:rPr>
+        <w:t>json</w:t>
+      </w:r>
+      <w:proofErr w:type="spellEnd"/>
+      <w:r>
+        <w:rPr>
+          <w:rFonts w:ascii="맑은 고딕" w:eastAsia="맑은 고딕" w:hAnsi="맑은 고딕" w:cs="맑은 고딕"/>
+          <w:b/>
+          <w:bCs/>
+        </w:rPr>
+        <w:t xml:space="preserve"> :</w:t>
+      </w:r>
+      <w:proofErr w:type="gramEnd"/>
+      <w:r>
+        <w:rPr>
+          <w:rFonts w:ascii="맑은 고딕" w:eastAsia="맑은 고딕" w:hAnsi="맑은 고딕" w:cs="맑은 고딕"/>
+          <w:b/>
+          <w:bCs/>
+        </w:rPr>
+        <w:t xml:space="preserve"> scene["nodes"])</w:t>
       </w:r>
     </w:p>
     <w:p>
@@ -1700,8 +3040,81 @@
           <w:bCs/>
         </w:rPr>
         <w:tab/>
-        <w:t>node_stack.push(node_idx_json.get&lt;int&gt;());</w:t>
-      </w:r>
+      </w:r>
+      <w:proofErr w:type="spellStart"/>
+      <w:r>
+        <w:rPr>
+          <w:rFonts w:ascii="맑은 고딕" w:eastAsia="맑은 고딕" w:hAnsi="맑은 고딕" w:cs="맑은 고딕"/>
+          <w:b/>
+          <w:bCs/>
+        </w:rPr>
+        <w:t>node_</w:t>
+      </w:r>
+      <w:proofErr w:type="gramStart"/>
+      <w:r>
+        <w:rPr>
+          <w:rFonts w:ascii="맑은 고딕" w:eastAsia="맑은 고딕" w:hAnsi="맑은 고딕" w:cs="맑은 고딕"/>
+          <w:b/>
+          <w:bCs/>
+        </w:rPr>
+        <w:t>stack.push</w:t>
+      </w:r>
+      <w:proofErr w:type="spellEnd"/>
+      <w:proofErr w:type="gramEnd"/>
+      <w:r>
+        <w:rPr>
+          <w:rFonts w:ascii="맑은 고딕" w:eastAsia="맑은 고딕" w:hAnsi="맑은 고딕" w:cs="맑은 고딕"/>
+          <w:b/>
+          <w:bCs/>
+        </w:rPr>
+        <w:t>(</w:t>
+      </w:r>
+      <w:proofErr w:type="spellStart"/>
+      <w:r>
+        <w:rPr>
+          <w:rFonts w:ascii="맑은 고딕" w:eastAsia="맑은 고딕" w:hAnsi="맑은 고딕" w:cs="맑은 고딕"/>
+          <w:b/>
+          <w:bCs/>
+        </w:rPr>
+        <w:t>node_idx_json.get</w:t>
+      </w:r>
+      <w:proofErr w:type="spellEnd"/>
+      <w:r>
+        <w:rPr>
+          <w:rFonts w:ascii="맑은 고딕" w:eastAsia="맑은 고딕" w:hAnsi="맑은 고딕" w:cs="맑은 고딕"/>
+          <w:b/>
+          <w:bCs/>
+        </w:rPr>
+        <w:t>&lt;int</w:t>
+      </w:r>
+      <w:proofErr w:type="gramStart"/>
+      <w:r>
+        <w:rPr>
+          <w:rFonts w:ascii="맑은 고딕" w:eastAsia="맑은 고딕" w:hAnsi="맑은 고딕" w:cs="맑은 고딕"/>
+          <w:b/>
+          <w:bCs/>
+        </w:rPr>
+        <w:t>&gt;(</w:t>
+      </w:r>
+      <w:proofErr w:type="gramEnd"/>
+      <w:r>
+        <w:rPr>
+          <w:rFonts w:ascii="맑은 고딕" w:eastAsia="맑은 고딕" w:hAnsi="맑은 고딕" w:cs="맑은 고딕"/>
+          <w:b/>
+          <w:bCs/>
+        </w:rPr>
+        <w:t>)</w:t>
+      </w:r>
+      <w:proofErr w:type="gramStart"/>
+      <w:r>
+        <w:rPr>
+          <w:rFonts w:ascii="맑은 고딕" w:eastAsia="맑은 고딕" w:hAnsi="맑은 고딕" w:cs="맑은 고딕"/>
+          <w:b/>
+          <w:bCs/>
+        </w:rPr>
+        <w:t>);</w:t>
+      </w:r>
+      <w:proofErr w:type="gramEnd"/>
     </w:p>
     <w:p>
       <w:pPr>
@@ -1763,7 +3176,53 @@
           <w:bCs/>
         </w:rPr>
         <w:tab/>
-        <w:t>while (!node_stack.empty())</w:t>
+        <w:t xml:space="preserve">while </w:t>
+      </w:r>
+      <w:proofErr w:type="gramStart"/>
+      <w:r>
+        <w:rPr>
+          <w:rFonts w:ascii="맑은 고딕" w:eastAsia="맑은 고딕" w:hAnsi="맑은 고딕" w:cs="맑은 고딕"/>
+          <w:b/>
+          <w:bCs/>
+        </w:rPr>
+        <w:t>(!</w:t>
+      </w:r>
+      <w:proofErr w:type="spellStart"/>
+      <w:r>
+        <w:rPr>
+          <w:rFonts w:ascii="맑은 고딕" w:eastAsia="맑은 고딕" w:hAnsi="맑은 고딕" w:cs="맑은 고딕"/>
+          <w:b/>
+          <w:bCs/>
+        </w:rPr>
+        <w:t>node</w:t>
+      </w:r>
+      <w:proofErr w:type="gramEnd"/>
+      <w:r>
+        <w:rPr>
+          <w:rFonts w:ascii="맑은 고딕" w:eastAsia="맑은 고딕" w:hAnsi="맑은 고딕" w:cs="맑은 고딕"/>
+          <w:b/>
+          <w:bCs/>
+        </w:rPr>
+        <w:t>_</w:t>
+      </w:r>
+      <w:proofErr w:type="gramStart"/>
+      <w:r>
+        <w:rPr>
+          <w:rFonts w:ascii="맑은 고딕" w:eastAsia="맑은 고딕" w:hAnsi="맑은 고딕" w:cs="맑은 고딕"/>
+          <w:b/>
+          <w:bCs/>
+        </w:rPr>
+        <w:t>stack.empty</w:t>
+      </w:r>
+      <w:proofErr w:type="spellEnd"/>
+      <w:proofErr w:type="gramEnd"/>
+      <w:r>
+        <w:rPr>
+          <w:rFonts w:ascii="맑은 고딕" w:eastAsia="맑은 고딕" w:hAnsi="맑은 고딕" w:cs="맑은 고딕"/>
+          <w:b/>
+          <w:bCs/>
+        </w:rPr>
+        <w:t>())</w:t>
       </w:r>
     </w:p>
     <w:p>
@@ -1819,165 +3278,371 @@
           <w:bCs/>
         </w:rPr>
         <w:tab/>
-        <w:t>int node_index = node_stack.top();</w:t>
-      </w:r>
-    </w:p>
-    <w:p>
-      <w:pPr>
-        <w:widowControl/>
-        <w:wordWrap/>
-        <w:autoSpaceDE/>
-        <w:autoSpaceDN/>
-        <w:spacing w:before="100" w:beforeAutospacing="1" w:after="100" w:afterAutospacing="1" w:line="240" w:lineRule="auto"/>
-        <w:jc w:val="left"/>
-        <w:rPr>
-          <w:rFonts w:ascii="맑은 고딕" w:eastAsia="맑은 고딕" w:hAnsi="맑은 고딕" w:cs="맑은 고딕"/>
-          <w:b/>
-          <w:bCs/>
-        </w:rPr>
-      </w:pPr>
-      <w:r>
-        <w:rPr>
-          <w:rFonts w:ascii="맑은 고딕" w:eastAsia="맑은 고딕" w:hAnsi="맑은 고딕" w:cs="맑은 고딕"/>
-          <w:b/>
-          <w:bCs/>
-        </w:rPr>
-        <w:tab/>
-      </w:r>
-      <w:r>
-        <w:rPr>
-          <w:rFonts w:ascii="맑은 고딕" w:eastAsia="맑은 고딕" w:hAnsi="맑은 고딕" w:cs="맑은 고딕"/>
-          <w:b/>
-          <w:bCs/>
-        </w:rPr>
-        <w:tab/>
-        <w:t>node_stack.pop();</w:t>
-      </w:r>
-    </w:p>
-    <w:p>
-      <w:pPr>
-        <w:widowControl/>
-        <w:wordWrap/>
-        <w:autoSpaceDE/>
-        <w:autoSpaceDN/>
-        <w:spacing w:before="100" w:beforeAutospacing="1" w:after="100" w:afterAutospacing="1" w:line="240" w:lineRule="auto"/>
-        <w:jc w:val="left"/>
-        <w:rPr>
-          <w:rFonts w:ascii="맑은 고딕" w:eastAsia="맑은 고딕" w:hAnsi="맑은 고딕" w:cs="맑은 고딕"/>
-          <w:b/>
-          <w:bCs/>
-        </w:rPr>
-      </w:pPr>
-    </w:p>
-    <w:p>
-      <w:pPr>
-        <w:widowControl/>
-        <w:wordWrap/>
-        <w:autoSpaceDE/>
-        <w:autoSpaceDN/>
-        <w:spacing w:before="100" w:beforeAutospacing="1" w:after="100" w:afterAutospacing="1" w:line="240" w:lineRule="auto"/>
-        <w:jc w:val="left"/>
-        <w:rPr>
-          <w:rFonts w:ascii="맑은 고딕" w:eastAsia="맑은 고딕" w:hAnsi="맑은 고딕" w:cs="맑은 고딕"/>
-          <w:b/>
-          <w:bCs/>
-        </w:rPr>
-      </w:pPr>
-      <w:r>
-        <w:rPr>
-          <w:rFonts w:ascii="맑은 고딕" w:eastAsia="맑은 고딕" w:hAnsi="맑은 고딕" w:cs="맑은 고딕"/>
-          <w:b/>
-          <w:bCs/>
-        </w:rPr>
-        <w:tab/>
-      </w:r>
-      <w:r>
-        <w:rPr>
-          <w:rFonts w:ascii="맑은 고딕" w:eastAsia="맑은 고딕" w:hAnsi="맑은 고딕" w:cs="맑은 고딕"/>
-          <w:b/>
-          <w:bCs/>
-        </w:rPr>
-        <w:tab/>
-        <w:t>const json&amp; node = gltf_json["nodes"][node_index];</w:t>
-      </w:r>
-    </w:p>
-    <w:p>
-      <w:pPr>
-        <w:widowControl/>
-        <w:wordWrap/>
-        <w:autoSpaceDE/>
-        <w:autoSpaceDN/>
-        <w:spacing w:before="100" w:beforeAutospacing="1" w:after="100" w:afterAutospacing="1" w:line="240" w:lineRule="auto"/>
-        <w:jc w:val="left"/>
-        <w:rPr>
-          <w:rFonts w:ascii="맑은 고딕" w:eastAsia="맑은 고딕" w:hAnsi="맑은 고딕" w:cs="맑은 고딕"/>
-          <w:b/>
-          <w:bCs/>
-        </w:rPr>
-      </w:pPr>
-    </w:p>
-    <w:p>
-      <w:pPr>
-        <w:widowControl/>
-        <w:wordWrap/>
-        <w:autoSpaceDE/>
-        <w:autoSpaceDN/>
-        <w:spacing w:before="100" w:beforeAutospacing="1" w:after="100" w:afterAutospacing="1" w:line="240" w:lineRule="auto"/>
-        <w:jc w:val="left"/>
-        <w:rPr>
-          <w:rFonts w:ascii="맑은 고딕" w:eastAsia="맑은 고딕" w:hAnsi="맑은 고딕" w:cs="맑은 고딕"/>
-          <w:b/>
-          <w:bCs/>
-        </w:rPr>
-      </w:pPr>
-      <w:r>
-        <w:rPr>
-          <w:rFonts w:ascii="맑은 고딕" w:eastAsia="맑은 고딕" w:hAnsi="맑은 고딕" w:cs="맑은 고딕"/>
-          <w:b/>
-          <w:bCs/>
-        </w:rPr>
-        <w:tab/>
-      </w:r>
-      <w:r>
-        <w:rPr>
-          <w:rFonts w:ascii="맑은 고딕" w:eastAsia="맑은 고딕" w:hAnsi="맑은 고딕" w:cs="맑은 고딕"/>
-          <w:b/>
-          <w:bCs/>
-        </w:rPr>
-        <w:tab/>
-        <w:t>// 메쉬 노드를 찾으면, 스키닝용 메쉬 처리 함수를 호출</w:t>
-      </w:r>
-    </w:p>
-    <w:p>
-      <w:pPr>
-        <w:widowControl/>
-        <w:wordWrap/>
-        <w:autoSpaceDE/>
-        <w:autoSpaceDN/>
-        <w:spacing w:before="100" w:beforeAutospacing="1" w:after="100" w:afterAutospacing="1" w:line="240" w:lineRule="auto"/>
-        <w:jc w:val="left"/>
-        <w:rPr>
-          <w:rFonts w:ascii="맑은 고딕" w:eastAsia="맑은 고딕" w:hAnsi="맑은 고딕" w:cs="맑은 고딕"/>
-          <w:b/>
-          <w:bCs/>
-        </w:rPr>
-      </w:pPr>
-      <w:r>
-        <w:rPr>
-          <w:rFonts w:ascii="맑은 고딕" w:eastAsia="맑은 고딕" w:hAnsi="맑은 고딕" w:cs="맑은 고딕"/>
-          <w:b/>
-          <w:bCs/>
-        </w:rPr>
-        <w:tab/>
-      </w:r>
-      <w:r>
-        <w:rPr>
-          <w:rFonts w:ascii="맑은 고딕" w:eastAsia="맑은 고딕" w:hAnsi="맑은 고딕" w:cs="맑은 고딕"/>
-          <w:b/>
-          <w:bCs/>
-        </w:rPr>
-        <w:tab/>
-        <w:t>if (node.contains("mesh"))</w:t>
+        <w:t xml:space="preserve">int </w:t>
+      </w:r>
+      <w:proofErr w:type="spellStart"/>
+      <w:r>
+        <w:rPr>
+          <w:rFonts w:ascii="맑은 고딕" w:eastAsia="맑은 고딕" w:hAnsi="맑은 고딕" w:cs="맑은 고딕"/>
+          <w:b/>
+          <w:bCs/>
+        </w:rPr>
+        <w:t>node_index</w:t>
+      </w:r>
+      <w:proofErr w:type="spellEnd"/>
+      <w:r>
+        <w:rPr>
+          <w:rFonts w:ascii="맑은 고딕" w:eastAsia="맑은 고딕" w:hAnsi="맑은 고딕" w:cs="맑은 고딕"/>
+          <w:b/>
+          <w:bCs/>
+        </w:rPr>
+        <w:t xml:space="preserve"> = </w:t>
+      </w:r>
+      <w:proofErr w:type="spellStart"/>
+      <w:proofErr w:type="gramStart"/>
+      <w:r>
+        <w:rPr>
+          <w:rFonts w:ascii="맑은 고딕" w:eastAsia="맑은 고딕" w:hAnsi="맑은 고딕" w:cs="맑은 고딕"/>
+          <w:b/>
+          <w:bCs/>
+        </w:rPr>
+        <w:t>node_stack.top</w:t>
+      </w:r>
+      <w:proofErr w:type="spellEnd"/>
+      <w:r>
+        <w:rPr>
+          <w:rFonts w:ascii="맑은 고딕" w:eastAsia="맑은 고딕" w:hAnsi="맑은 고딕" w:cs="맑은 고딕"/>
+          <w:b/>
+          <w:bCs/>
+        </w:rPr>
+        <w:t>();</w:t>
+      </w:r>
+      <w:proofErr w:type="gramEnd"/>
+    </w:p>
+    <w:p>
+      <w:pPr>
+        <w:widowControl/>
+        <w:wordWrap/>
+        <w:autoSpaceDE/>
+        <w:autoSpaceDN/>
+        <w:spacing w:before="100" w:beforeAutospacing="1" w:after="100" w:afterAutospacing="1" w:line="240" w:lineRule="auto"/>
+        <w:jc w:val="left"/>
+        <w:rPr>
+          <w:rFonts w:ascii="맑은 고딕" w:eastAsia="맑은 고딕" w:hAnsi="맑은 고딕" w:cs="맑은 고딕"/>
+          <w:b/>
+          <w:bCs/>
+        </w:rPr>
+      </w:pPr>
+      <w:r>
+        <w:rPr>
+          <w:rFonts w:ascii="맑은 고딕" w:eastAsia="맑은 고딕" w:hAnsi="맑은 고딕" w:cs="맑은 고딕"/>
+          <w:b/>
+          <w:bCs/>
+        </w:rPr>
+        <w:tab/>
+      </w:r>
+      <w:r>
+        <w:rPr>
+          <w:rFonts w:ascii="맑은 고딕" w:eastAsia="맑은 고딕" w:hAnsi="맑은 고딕" w:cs="맑은 고딕"/>
+          <w:b/>
+          <w:bCs/>
+        </w:rPr>
+        <w:tab/>
+      </w:r>
+      <w:proofErr w:type="spellStart"/>
+      <w:proofErr w:type="gramStart"/>
+      <w:r>
+        <w:rPr>
+          <w:rFonts w:ascii="맑은 고딕" w:eastAsia="맑은 고딕" w:hAnsi="맑은 고딕" w:cs="맑은 고딕"/>
+          <w:b/>
+          <w:bCs/>
+        </w:rPr>
+        <w:t>node_stack.pop</w:t>
+      </w:r>
+      <w:proofErr w:type="spellEnd"/>
+      <w:r>
+        <w:rPr>
+          <w:rFonts w:ascii="맑은 고딕" w:eastAsia="맑은 고딕" w:hAnsi="맑은 고딕" w:cs="맑은 고딕"/>
+          <w:b/>
+          <w:bCs/>
+        </w:rPr>
+        <w:t>();</w:t>
+      </w:r>
+      <w:proofErr w:type="gramEnd"/>
+    </w:p>
+    <w:p>
+      <w:pPr>
+        <w:widowControl/>
+        <w:wordWrap/>
+        <w:autoSpaceDE/>
+        <w:autoSpaceDN/>
+        <w:spacing w:before="100" w:beforeAutospacing="1" w:after="100" w:afterAutospacing="1" w:line="240" w:lineRule="auto"/>
+        <w:jc w:val="left"/>
+        <w:rPr>
+          <w:rFonts w:ascii="맑은 고딕" w:eastAsia="맑은 고딕" w:hAnsi="맑은 고딕" w:cs="맑은 고딕"/>
+          <w:b/>
+          <w:bCs/>
+        </w:rPr>
+      </w:pPr>
+    </w:p>
+    <w:p>
+      <w:pPr>
+        <w:widowControl/>
+        <w:wordWrap/>
+        <w:autoSpaceDE/>
+        <w:autoSpaceDN/>
+        <w:spacing w:before="100" w:beforeAutospacing="1" w:after="100" w:afterAutospacing="1" w:line="240" w:lineRule="auto"/>
+        <w:jc w:val="left"/>
+        <w:rPr>
+          <w:rFonts w:ascii="맑은 고딕" w:eastAsia="맑은 고딕" w:hAnsi="맑은 고딕" w:cs="맑은 고딕"/>
+          <w:b/>
+          <w:bCs/>
+        </w:rPr>
+      </w:pPr>
+      <w:r>
+        <w:rPr>
+          <w:rFonts w:ascii="맑은 고딕" w:eastAsia="맑은 고딕" w:hAnsi="맑은 고딕" w:cs="맑은 고딕"/>
+          <w:b/>
+          <w:bCs/>
+        </w:rPr>
+        <w:tab/>
+      </w:r>
+      <w:r>
+        <w:rPr>
+          <w:rFonts w:ascii="맑은 고딕" w:eastAsia="맑은 고딕" w:hAnsi="맑은 고딕" w:cs="맑은 고딕"/>
+          <w:b/>
+          <w:bCs/>
+        </w:rPr>
+        <w:tab/>
+        <w:t xml:space="preserve">const </w:t>
+      </w:r>
+      <w:proofErr w:type="spellStart"/>
+      <w:r>
+        <w:rPr>
+          <w:rFonts w:ascii="맑은 고딕" w:eastAsia="맑은 고딕" w:hAnsi="맑은 고딕" w:cs="맑은 고딕"/>
+          <w:b/>
+          <w:bCs/>
+        </w:rPr>
+        <w:t>json</w:t>
+      </w:r>
+      <w:proofErr w:type="spellEnd"/>
+      <w:r>
+        <w:rPr>
+          <w:rFonts w:ascii="맑은 고딕" w:eastAsia="맑은 고딕" w:hAnsi="맑은 고딕" w:cs="맑은 고딕"/>
+          <w:b/>
+          <w:bCs/>
+        </w:rPr>
+        <w:t xml:space="preserve">&amp; node = </w:t>
+      </w:r>
+      <w:proofErr w:type="spellStart"/>
+      <w:r>
+        <w:rPr>
+          <w:rFonts w:ascii="맑은 고딕" w:eastAsia="맑은 고딕" w:hAnsi="맑은 고딕" w:cs="맑은 고딕"/>
+          <w:b/>
+          <w:bCs/>
+        </w:rPr>
+        <w:t>gltf_json</w:t>
+      </w:r>
+      <w:proofErr w:type="spellEnd"/>
+      <w:r>
+        <w:rPr>
+          <w:rFonts w:ascii="맑은 고딕" w:eastAsia="맑은 고딕" w:hAnsi="맑은 고딕" w:cs="맑은 고딕"/>
+          <w:b/>
+          <w:bCs/>
+        </w:rPr>
+        <w:t>["nodes</w:t>
+      </w:r>
+      <w:proofErr w:type="gramStart"/>
+      <w:r>
+        <w:rPr>
+          <w:rFonts w:ascii="맑은 고딕" w:eastAsia="맑은 고딕" w:hAnsi="맑은 고딕" w:cs="맑은 고딕"/>
+          <w:b/>
+          <w:bCs/>
+        </w:rPr>
+        <w:t>"][</w:t>
+      </w:r>
+      <w:proofErr w:type="spellStart"/>
+      <w:proofErr w:type="gramEnd"/>
+      <w:r>
+        <w:rPr>
+          <w:rFonts w:ascii="맑은 고딕" w:eastAsia="맑은 고딕" w:hAnsi="맑은 고딕" w:cs="맑은 고딕"/>
+          <w:b/>
+          <w:bCs/>
+        </w:rPr>
+        <w:t>node_index</w:t>
+      </w:r>
+      <w:proofErr w:type="spellEnd"/>
+      <w:proofErr w:type="gramStart"/>
+      <w:r>
+        <w:rPr>
+          <w:rFonts w:ascii="맑은 고딕" w:eastAsia="맑은 고딕" w:hAnsi="맑은 고딕" w:cs="맑은 고딕"/>
+          <w:b/>
+          <w:bCs/>
+        </w:rPr>
+        <w:t>];</w:t>
+      </w:r>
+      <w:proofErr w:type="gramEnd"/>
+    </w:p>
+    <w:p>
+      <w:pPr>
+        <w:widowControl/>
+        <w:wordWrap/>
+        <w:autoSpaceDE/>
+        <w:autoSpaceDN/>
+        <w:spacing w:before="100" w:beforeAutospacing="1" w:after="100" w:afterAutospacing="1" w:line="240" w:lineRule="auto"/>
+        <w:jc w:val="left"/>
+        <w:rPr>
+          <w:rFonts w:ascii="맑은 고딕" w:eastAsia="맑은 고딕" w:hAnsi="맑은 고딕" w:cs="맑은 고딕"/>
+          <w:b/>
+          <w:bCs/>
+        </w:rPr>
+      </w:pPr>
+    </w:p>
+    <w:p>
+      <w:pPr>
+        <w:widowControl/>
+        <w:wordWrap/>
+        <w:autoSpaceDE/>
+        <w:autoSpaceDN/>
+        <w:spacing w:before="100" w:beforeAutospacing="1" w:after="100" w:afterAutospacing="1" w:line="240" w:lineRule="auto"/>
+        <w:jc w:val="left"/>
+        <w:rPr>
+          <w:rFonts w:ascii="맑은 고딕" w:eastAsia="맑은 고딕" w:hAnsi="맑은 고딕" w:cs="맑은 고딕"/>
+          <w:b/>
+          <w:bCs/>
+        </w:rPr>
+      </w:pPr>
+      <w:r>
+        <w:rPr>
+          <w:rFonts w:ascii="맑은 고딕" w:eastAsia="맑은 고딕" w:hAnsi="맑은 고딕" w:cs="맑은 고딕"/>
+          <w:b/>
+          <w:bCs/>
+        </w:rPr>
+        <w:tab/>
+      </w:r>
+      <w:r>
+        <w:rPr>
+          <w:rFonts w:ascii="맑은 고딕" w:eastAsia="맑은 고딕" w:hAnsi="맑은 고딕" w:cs="맑은 고딕"/>
+          <w:b/>
+          <w:bCs/>
+        </w:rPr>
+        <w:tab/>
+      </w:r>
+      <w:proofErr w:type="gramStart"/>
+      <w:r>
+        <w:rPr>
+          <w:rFonts w:ascii="맑은 고딕" w:eastAsia="맑은 고딕" w:hAnsi="맑은 고딕" w:cs="맑은 고딕"/>
+          <w:b/>
+          <w:bCs/>
+        </w:rPr>
+        <w:t xml:space="preserve">// </w:t>
+      </w:r>
+      <w:proofErr w:type="spellStart"/>
+      <w:r>
+        <w:rPr>
+          <w:rFonts w:ascii="맑은 고딕" w:eastAsia="맑은 고딕" w:hAnsi="맑은 고딕" w:cs="맑은 고딕"/>
+          <w:b/>
+          <w:bCs/>
+        </w:rPr>
+        <w:t>메쉬</w:t>
+      </w:r>
+      <w:proofErr w:type="spellEnd"/>
+      <w:proofErr w:type="gramEnd"/>
+      <w:r>
+        <w:rPr>
+          <w:rFonts w:ascii="맑은 고딕" w:eastAsia="맑은 고딕" w:hAnsi="맑은 고딕" w:cs="맑은 고딕"/>
+          <w:b/>
+          <w:bCs/>
+        </w:rPr>
+        <w:t xml:space="preserve"> 노드를 찾으면, </w:t>
+      </w:r>
+      <w:proofErr w:type="spellStart"/>
+      <w:r>
+        <w:rPr>
+          <w:rFonts w:ascii="맑은 고딕" w:eastAsia="맑은 고딕" w:hAnsi="맑은 고딕" w:cs="맑은 고딕"/>
+          <w:b/>
+          <w:bCs/>
+        </w:rPr>
+        <w:t>스키닝용</w:t>
+      </w:r>
+      <w:proofErr w:type="spellEnd"/>
+      <w:r>
+        <w:rPr>
+          <w:rFonts w:ascii="맑은 고딕" w:eastAsia="맑은 고딕" w:hAnsi="맑은 고딕" w:cs="맑은 고딕"/>
+          <w:b/>
+          <w:bCs/>
+        </w:rPr>
+        <w:t xml:space="preserve"> </w:t>
+      </w:r>
+      <w:proofErr w:type="spellStart"/>
+      <w:r>
+        <w:rPr>
+          <w:rFonts w:ascii="맑은 고딕" w:eastAsia="맑은 고딕" w:hAnsi="맑은 고딕" w:cs="맑은 고딕"/>
+          <w:b/>
+          <w:bCs/>
+        </w:rPr>
+        <w:t>메쉬</w:t>
+      </w:r>
+      <w:proofErr w:type="spellEnd"/>
+      <w:r>
+        <w:rPr>
+          <w:rFonts w:ascii="맑은 고딕" w:eastAsia="맑은 고딕" w:hAnsi="맑은 고딕" w:cs="맑은 고딕"/>
+          <w:b/>
+          <w:bCs/>
+        </w:rPr>
+        <w:t xml:space="preserve"> 처리 함수를 호출</w:t>
+      </w:r>
+    </w:p>
+    <w:p>
+      <w:pPr>
+        <w:widowControl/>
+        <w:wordWrap/>
+        <w:autoSpaceDE/>
+        <w:autoSpaceDN/>
+        <w:spacing w:before="100" w:beforeAutospacing="1" w:after="100" w:afterAutospacing="1" w:line="240" w:lineRule="auto"/>
+        <w:jc w:val="left"/>
+        <w:rPr>
+          <w:rFonts w:ascii="맑은 고딕" w:eastAsia="맑은 고딕" w:hAnsi="맑은 고딕" w:cs="맑은 고딕"/>
+          <w:b/>
+          <w:bCs/>
+        </w:rPr>
+      </w:pPr>
+      <w:r>
+        <w:rPr>
+          <w:rFonts w:ascii="맑은 고딕" w:eastAsia="맑은 고딕" w:hAnsi="맑은 고딕" w:cs="맑은 고딕"/>
+          <w:b/>
+          <w:bCs/>
+        </w:rPr>
+        <w:tab/>
+      </w:r>
+      <w:r>
+        <w:rPr>
+          <w:rFonts w:ascii="맑은 고딕" w:eastAsia="맑은 고딕" w:hAnsi="맑은 고딕" w:cs="맑은 고딕"/>
+          <w:b/>
+          <w:bCs/>
+        </w:rPr>
+        <w:tab/>
+        <w:t>if (</w:t>
+      </w:r>
+      <w:proofErr w:type="spellStart"/>
+      <w:proofErr w:type="gramStart"/>
+      <w:r>
+        <w:rPr>
+          <w:rFonts w:ascii="맑은 고딕" w:eastAsia="맑은 고딕" w:hAnsi="맑은 고딕" w:cs="맑은 고딕"/>
+          <w:b/>
+          <w:bCs/>
+        </w:rPr>
+        <w:t>node.contains</w:t>
+      </w:r>
+      <w:proofErr w:type="spellEnd"/>
+      <w:proofErr w:type="gramEnd"/>
+      <w:r>
+        <w:rPr>
+          <w:rFonts w:ascii="맑은 고딕" w:eastAsia="맑은 고딕" w:hAnsi="맑은 고딕" w:cs="맑은 고딕"/>
+          <w:b/>
+          <w:bCs/>
+        </w:rPr>
+        <w:t>("mesh"))</w:t>
       </w:r>
     </w:p>
     <w:p>
@@ -2050,47 +3715,120 @@
           <w:bCs/>
         </w:rPr>
         <w:tab/>
-        <w:t>// 이 메쉬가 스키닝을 사용하는지 확인 (중요)</w:t>
-      </w:r>
-    </w:p>
-    <w:p>
-      <w:pPr>
-        <w:widowControl/>
-        <w:wordWrap/>
-        <w:autoSpaceDE/>
-        <w:autoSpaceDN/>
-        <w:spacing w:before="100" w:beforeAutospacing="1" w:after="100" w:afterAutospacing="1" w:line="240" w:lineRule="auto"/>
-        <w:jc w:val="left"/>
-        <w:rPr>
-          <w:rFonts w:ascii="맑은 고딕" w:eastAsia="맑은 고딕" w:hAnsi="맑은 고딕" w:cs="맑은 고딕"/>
-          <w:b/>
-          <w:bCs/>
-        </w:rPr>
-      </w:pPr>
-      <w:r>
-        <w:rPr>
-          <w:rFonts w:ascii="맑은 고딕" w:eastAsia="맑은 고딕" w:hAnsi="맑은 고딕" w:cs="맑은 고딕"/>
-          <w:b/>
-          <w:bCs/>
-        </w:rPr>
-        <w:tab/>
-      </w:r>
-      <w:r>
-        <w:rPr>
-          <w:rFonts w:ascii="맑은 고딕" w:eastAsia="맑은 고딕" w:hAnsi="맑은 고딕" w:cs="맑은 고딕"/>
-          <w:b/>
-          <w:bCs/>
-        </w:rPr>
-        <w:tab/>
-      </w:r>
-      <w:r>
-        <w:rPr>
-          <w:rFonts w:ascii="맑은 고딕" w:eastAsia="맑은 고딕" w:hAnsi="맑은 고딕" w:cs="맑은 고딕"/>
-          <w:b/>
-          <w:bCs/>
-        </w:rPr>
-        <w:tab/>
-        <w:t>if (node.contains("skin"))</w:t>
+      </w:r>
+      <w:proofErr w:type="gramStart"/>
+      <w:r>
+        <w:rPr>
+          <w:rFonts w:ascii="맑은 고딕" w:eastAsia="맑은 고딕" w:hAnsi="맑은 고딕" w:cs="맑은 고딕"/>
+          <w:b/>
+          <w:bCs/>
+        </w:rPr>
+        <w:t>// 이</w:t>
+      </w:r>
+      <w:proofErr w:type="gramEnd"/>
+      <w:r>
+        <w:rPr>
+          <w:rFonts w:ascii="맑은 고딕" w:eastAsia="맑은 고딕" w:hAnsi="맑은 고딕" w:cs="맑은 고딕"/>
+          <w:b/>
+          <w:bCs/>
+        </w:rPr>
+        <w:t xml:space="preserve"> </w:t>
+      </w:r>
+      <w:proofErr w:type="spellStart"/>
+      <w:r>
+        <w:rPr>
+          <w:rFonts w:ascii="맑은 고딕" w:eastAsia="맑은 고딕" w:hAnsi="맑은 고딕" w:cs="맑은 고딕"/>
+          <w:b/>
+          <w:bCs/>
+        </w:rPr>
+        <w:t>메쉬가</w:t>
+      </w:r>
+      <w:proofErr w:type="spellEnd"/>
+      <w:r>
+        <w:rPr>
+          <w:rFonts w:ascii="맑은 고딕" w:eastAsia="맑은 고딕" w:hAnsi="맑은 고딕" w:cs="맑은 고딕"/>
+          <w:b/>
+          <w:bCs/>
+        </w:rPr>
+        <w:t xml:space="preserve"> </w:t>
+      </w:r>
+      <w:proofErr w:type="spellStart"/>
+      <w:r>
+        <w:rPr>
+          <w:rFonts w:ascii="맑은 고딕" w:eastAsia="맑은 고딕" w:hAnsi="맑은 고딕" w:cs="맑은 고딕"/>
+          <w:b/>
+          <w:bCs/>
+        </w:rPr>
+        <w:t>스키닝을</w:t>
+      </w:r>
+      <w:proofErr w:type="spellEnd"/>
+      <w:r>
+        <w:rPr>
+          <w:rFonts w:ascii="맑은 고딕" w:eastAsia="맑은 고딕" w:hAnsi="맑은 고딕" w:cs="맑은 고딕"/>
+          <w:b/>
+          <w:bCs/>
+        </w:rPr>
+        <w:t xml:space="preserve"> 사용하는지 확인 (중요)</w:t>
+      </w:r>
+    </w:p>
+    <w:p>
+      <w:pPr>
+        <w:widowControl/>
+        <w:wordWrap/>
+        <w:autoSpaceDE/>
+        <w:autoSpaceDN/>
+        <w:spacing w:before="100" w:beforeAutospacing="1" w:after="100" w:afterAutospacing="1" w:line="240" w:lineRule="auto"/>
+        <w:jc w:val="left"/>
+        <w:rPr>
+          <w:rFonts w:ascii="맑은 고딕" w:eastAsia="맑은 고딕" w:hAnsi="맑은 고딕" w:cs="맑은 고딕"/>
+          <w:b/>
+          <w:bCs/>
+        </w:rPr>
+      </w:pPr>
+      <w:r>
+        <w:rPr>
+          <w:rFonts w:ascii="맑은 고딕" w:eastAsia="맑은 고딕" w:hAnsi="맑은 고딕" w:cs="맑은 고딕"/>
+          <w:b/>
+          <w:bCs/>
+        </w:rPr>
+        <w:tab/>
+      </w:r>
+      <w:r>
+        <w:rPr>
+          <w:rFonts w:ascii="맑은 고딕" w:eastAsia="맑은 고딕" w:hAnsi="맑은 고딕" w:cs="맑은 고딕"/>
+          <w:b/>
+          <w:bCs/>
+        </w:rPr>
+        <w:tab/>
+      </w:r>
+      <w:r>
+        <w:rPr>
+          <w:rFonts w:ascii="맑은 고딕" w:eastAsia="맑은 고딕" w:hAnsi="맑은 고딕" w:cs="맑은 고딕"/>
+          <w:b/>
+          <w:bCs/>
+        </w:rPr>
+        <w:tab/>
+        <w:t>if (</w:t>
+      </w:r>
+      <w:proofErr w:type="spellStart"/>
+      <w:proofErr w:type="gramStart"/>
+      <w:r>
+        <w:rPr>
+          <w:rFonts w:ascii="맑은 고딕" w:eastAsia="맑은 고딕" w:hAnsi="맑은 고딕" w:cs="맑은 고딕"/>
+          <w:b/>
+          <w:bCs/>
+        </w:rPr>
+        <w:t>node.contains</w:t>
+      </w:r>
+      <w:proofErr w:type="spellEnd"/>
+      <w:proofErr w:type="gramEnd"/>
+      <w:r>
+        <w:rPr>
+          <w:rFonts w:ascii="맑은 고딕" w:eastAsia="맑은 고딕" w:hAnsi="맑은 고딕" w:cs="맑은 고딕"/>
+          <w:b/>
+          <w:bCs/>
+        </w:rPr>
+        <w:t>("skin"))</w:t>
       </w:r>
     </w:p>
     <w:p>
@@ -2178,56 +3916,236 @@
           <w:bCs/>
         </w:rPr>
         <w:tab/>
-        <w:t>// T-포즈를 유지하고 JOINTS_0, WEIGHTS_0를 읽는 헬퍼 함수</w:t>
-      </w:r>
-    </w:p>
-    <w:p>
-      <w:pPr>
-        <w:widowControl/>
-        <w:wordWrap/>
-        <w:autoSpaceDE/>
-        <w:autoSpaceDN/>
-        <w:spacing w:before="100" w:beforeAutospacing="1" w:after="100" w:afterAutospacing="1" w:line="240" w:lineRule="auto"/>
-        <w:jc w:val="left"/>
-        <w:rPr>
-          <w:rFonts w:ascii="맑은 고딕" w:eastAsia="맑은 고딕" w:hAnsi="맑은 고딕" w:cs="맑은 고딕"/>
-          <w:b/>
-          <w:bCs/>
-        </w:rPr>
-      </w:pPr>
-      <w:r>
-        <w:rPr>
-          <w:rFonts w:ascii="맑은 고딕" w:eastAsia="맑은 고딕" w:hAnsi="맑은 고딕" w:cs="맑은 고딕"/>
-          <w:b/>
-          <w:bCs/>
-        </w:rPr>
-        <w:tab/>
-      </w:r>
-      <w:r>
-        <w:rPr>
-          <w:rFonts w:ascii="맑은 고딕" w:eastAsia="맑은 고딕" w:hAnsi="맑은 고딕" w:cs="맑은 고딕"/>
-          <w:b/>
-          <w:bCs/>
-        </w:rPr>
-        <w:tab/>
-      </w:r>
-      <w:r>
-        <w:rPr>
-          <w:rFonts w:ascii="맑은 고딕" w:eastAsia="맑은 고딕" w:hAnsi="맑은 고딕" w:cs="맑은 고딕"/>
-          <w:b/>
-          <w:bCs/>
-        </w:rPr>
-        <w:tab/>
-      </w:r>
-      <w:r>
-        <w:rPr>
-          <w:rFonts w:ascii="맑은 고딕" w:eastAsia="맑은 고딕" w:hAnsi="맑은 고딕" w:cs="맑은 고딕"/>
-          <w:b/>
-          <w:bCs/>
-        </w:rPr>
-        <w:tab/>
-        <w:t>process_skinned_mesh(gltf_json, binary_buffer, gltf_json["meshes"][node["mesh"].get&lt;int&gt;()]);</w:t>
-      </w:r>
+      </w:r>
+      <w:proofErr w:type="gramStart"/>
+      <w:r>
+        <w:rPr>
+          <w:rFonts w:ascii="맑은 고딕" w:eastAsia="맑은 고딕" w:hAnsi="맑은 고딕" w:cs="맑은 고딕"/>
+          <w:b/>
+          <w:bCs/>
+        </w:rPr>
+        <w:t>// T</w:t>
+      </w:r>
+      <w:proofErr w:type="gramEnd"/>
+      <w:r>
+        <w:rPr>
+          <w:rFonts w:ascii="맑은 고딕" w:eastAsia="맑은 고딕" w:hAnsi="맑은 고딕" w:cs="맑은 고딕"/>
+          <w:b/>
+          <w:bCs/>
+        </w:rPr>
+        <w:t xml:space="preserve">-포즈를 유지하고 JOINTS_0, WEIGHTS_0를 읽는 </w:t>
+      </w:r>
+      <w:proofErr w:type="spellStart"/>
+      <w:r>
+        <w:rPr>
+          <w:rFonts w:ascii="맑은 고딕" w:eastAsia="맑은 고딕" w:hAnsi="맑은 고딕" w:cs="맑은 고딕"/>
+          <w:b/>
+          <w:bCs/>
+        </w:rPr>
+        <w:t>헬퍼</w:t>
+      </w:r>
+      <w:proofErr w:type="spellEnd"/>
+      <w:r>
+        <w:rPr>
+          <w:rFonts w:ascii="맑은 고딕" w:eastAsia="맑은 고딕" w:hAnsi="맑은 고딕" w:cs="맑은 고딕"/>
+          <w:b/>
+          <w:bCs/>
+        </w:rPr>
+        <w:t xml:space="preserve"> 함수</w:t>
+      </w:r>
+    </w:p>
+    <w:p>
+      <w:pPr>
+        <w:widowControl/>
+        <w:wordWrap/>
+        <w:autoSpaceDE/>
+        <w:autoSpaceDN/>
+        <w:spacing w:before="100" w:beforeAutospacing="1" w:after="100" w:afterAutospacing="1" w:line="240" w:lineRule="auto"/>
+        <w:jc w:val="left"/>
+        <w:rPr>
+          <w:rFonts w:ascii="맑은 고딕" w:eastAsia="맑은 고딕" w:hAnsi="맑은 고딕" w:cs="맑은 고딕"/>
+          <w:b/>
+          <w:bCs/>
+        </w:rPr>
+      </w:pPr>
+      <w:r>
+        <w:rPr>
+          <w:rFonts w:ascii="맑은 고딕" w:eastAsia="맑은 고딕" w:hAnsi="맑은 고딕" w:cs="맑은 고딕"/>
+          <w:b/>
+          <w:bCs/>
+        </w:rPr>
+        <w:tab/>
+      </w:r>
+      <w:r>
+        <w:rPr>
+          <w:rFonts w:ascii="맑은 고딕" w:eastAsia="맑은 고딕" w:hAnsi="맑은 고딕" w:cs="맑은 고딕"/>
+          <w:b/>
+          <w:bCs/>
+        </w:rPr>
+        <w:tab/>
+      </w:r>
+      <w:r>
+        <w:rPr>
+          <w:rFonts w:ascii="맑은 고딕" w:eastAsia="맑은 고딕" w:hAnsi="맑은 고딕" w:cs="맑은 고딕"/>
+          <w:b/>
+          <w:bCs/>
+        </w:rPr>
+        <w:tab/>
+      </w:r>
+      <w:r>
+        <w:rPr>
+          <w:rFonts w:ascii="맑은 고딕" w:eastAsia="맑은 고딕" w:hAnsi="맑은 고딕" w:cs="맑은 고딕"/>
+          <w:b/>
+          <w:bCs/>
+        </w:rPr>
+        <w:tab/>
+      </w:r>
+      <w:proofErr w:type="spellStart"/>
+      <w:r>
+        <w:rPr>
+          <w:rFonts w:ascii="맑은 고딕" w:eastAsia="맑은 고딕" w:hAnsi="맑은 고딕" w:cs="맑은 고딕"/>
+          <w:b/>
+          <w:bCs/>
+        </w:rPr>
+        <w:t>process_skinned_</w:t>
+      </w:r>
+      <w:proofErr w:type="gramStart"/>
+      <w:r>
+        <w:rPr>
+          <w:rFonts w:ascii="맑은 고딕" w:eastAsia="맑은 고딕" w:hAnsi="맑은 고딕" w:cs="맑은 고딕"/>
+          <w:b/>
+          <w:bCs/>
+        </w:rPr>
+        <w:t>mesh</w:t>
+      </w:r>
+      <w:proofErr w:type="spellEnd"/>
+      <w:r>
+        <w:rPr>
+          <w:rFonts w:ascii="맑은 고딕" w:eastAsia="맑은 고딕" w:hAnsi="맑은 고딕" w:cs="맑은 고딕"/>
+          <w:b/>
+          <w:bCs/>
+        </w:rPr>
+        <w:t>(</w:t>
+      </w:r>
+      <w:proofErr w:type="spellStart"/>
+      <w:proofErr w:type="gramEnd"/>
+      <w:r>
+        <w:rPr>
+          <w:rFonts w:ascii="맑은 고딕" w:eastAsia="맑은 고딕" w:hAnsi="맑은 고딕" w:cs="맑은 고딕"/>
+          <w:b/>
+          <w:bCs/>
+        </w:rPr>
+        <w:t>gltf_json</w:t>
+      </w:r>
+      <w:proofErr w:type="spellEnd"/>
+      <w:r>
+        <w:rPr>
+          <w:rFonts w:ascii="맑은 고딕" w:eastAsia="맑은 고딕" w:hAnsi="맑은 고딕" w:cs="맑은 고딕"/>
+          <w:b/>
+          <w:bCs/>
+        </w:rPr>
+        <w:t xml:space="preserve">, </w:t>
+      </w:r>
+      <w:proofErr w:type="spellStart"/>
+      <w:r>
+        <w:rPr>
+          <w:rFonts w:ascii="맑은 고딕" w:eastAsia="맑은 고딕" w:hAnsi="맑은 고딕" w:cs="맑은 고딕"/>
+          <w:b/>
+          <w:bCs/>
+        </w:rPr>
+        <w:t>binary_buffer</w:t>
+      </w:r>
+      <w:proofErr w:type="spellEnd"/>
+      <w:r>
+        <w:rPr>
+          <w:rFonts w:ascii="맑은 고딕" w:eastAsia="맑은 고딕" w:hAnsi="맑은 고딕" w:cs="맑은 고딕"/>
+          <w:b/>
+          <w:bCs/>
+        </w:rPr>
+        <w:t xml:space="preserve">, </w:t>
+      </w:r>
+      <w:proofErr w:type="spellStart"/>
+      <w:r>
+        <w:rPr>
+          <w:rFonts w:ascii="맑은 고딕" w:eastAsia="맑은 고딕" w:hAnsi="맑은 고딕" w:cs="맑은 고딕"/>
+          <w:b/>
+          <w:bCs/>
+        </w:rPr>
+        <w:t>gltf_json</w:t>
+      </w:r>
+      <w:proofErr w:type="spellEnd"/>
+      <w:r>
+        <w:rPr>
+          <w:rFonts w:ascii="맑은 고딕" w:eastAsia="맑은 고딕" w:hAnsi="맑은 고딕" w:cs="맑은 고딕"/>
+          <w:b/>
+          <w:bCs/>
+        </w:rPr>
+        <w:t>["meshes</w:t>
+      </w:r>
+      <w:proofErr w:type="gramStart"/>
+      <w:r>
+        <w:rPr>
+          <w:rFonts w:ascii="맑은 고딕" w:eastAsia="맑은 고딕" w:hAnsi="맑은 고딕" w:cs="맑은 고딕"/>
+          <w:b/>
+          <w:bCs/>
+        </w:rPr>
+        <w:t>"][</w:t>
+      </w:r>
+      <w:proofErr w:type="gramEnd"/>
+      <w:r>
+        <w:rPr>
+          <w:rFonts w:ascii="맑은 고딕" w:eastAsia="맑은 고딕" w:hAnsi="맑은 고딕" w:cs="맑은 고딕"/>
+          <w:b/>
+          <w:bCs/>
+        </w:rPr>
+        <w:t>node["mesh"</w:t>
+      </w:r>
+      <w:proofErr w:type="gramStart"/>
+      <w:r>
+        <w:rPr>
+          <w:rFonts w:ascii="맑은 고딕" w:eastAsia="맑은 고딕" w:hAnsi="맑은 고딕" w:cs="맑은 고딕"/>
+          <w:b/>
+          <w:bCs/>
+        </w:rPr>
+        <w:t>].get</w:t>
+      </w:r>
+      <w:proofErr w:type="gramEnd"/>
+      <w:r>
+        <w:rPr>
+          <w:rFonts w:ascii="맑은 고딕" w:eastAsia="맑은 고딕" w:hAnsi="맑은 고딕" w:cs="맑은 고딕"/>
+          <w:b/>
+          <w:bCs/>
+        </w:rPr>
+        <w:t>&lt;int</w:t>
+      </w:r>
+      <w:proofErr w:type="gramStart"/>
+      <w:r>
+        <w:rPr>
+          <w:rFonts w:ascii="맑은 고딕" w:eastAsia="맑은 고딕" w:hAnsi="맑은 고딕" w:cs="맑은 고딕"/>
+          <w:b/>
+          <w:bCs/>
+        </w:rPr>
+        <w:t>&gt;(</w:t>
+      </w:r>
+      <w:proofErr w:type="gramEnd"/>
+      <w:r>
+        <w:rPr>
+          <w:rFonts w:ascii="맑은 고딕" w:eastAsia="맑은 고딕" w:hAnsi="맑은 고딕" w:cs="맑은 고딕"/>
+          <w:b/>
+          <w:bCs/>
+        </w:rPr>
+        <w:t>)]</w:t>
+      </w:r>
+      <w:proofErr w:type="gramStart"/>
+      <w:r>
+        <w:rPr>
+          <w:rFonts w:ascii="맑은 고딕" w:eastAsia="맑은 고딕" w:hAnsi="맑은 고딕" w:cs="맑은 고딕"/>
+          <w:b/>
+          <w:bCs/>
+        </w:rPr>
+        <w:t>);</w:t>
+      </w:r>
+      <w:proofErr w:type="gramEnd"/>
     </w:p>
     <w:p>
       <w:pPr>
@@ -2345,7 +4263,27 @@
           <w:bCs/>
         </w:rPr>
         <w:tab/>
-        <w:t>if (node.contains("children"))</w:t>
+        <w:t>if (</w:t>
+      </w:r>
+      <w:proofErr w:type="spellStart"/>
+      <w:proofErr w:type="gramStart"/>
+      <w:r>
+        <w:rPr>
+          <w:rFonts w:ascii="맑은 고딕" w:eastAsia="맑은 고딕" w:hAnsi="맑은 고딕" w:cs="맑은 고딕"/>
+          <w:b/>
+          <w:bCs/>
+        </w:rPr>
+        <w:t>node.contains</w:t>
+      </w:r>
+      <w:proofErr w:type="spellEnd"/>
+      <w:proofErr w:type="gramEnd"/>
+      <w:r>
+        <w:rPr>
+          <w:rFonts w:ascii="맑은 고딕" w:eastAsia="맑은 고딕" w:hAnsi="맑은 고딕" w:cs="맑은 고딕"/>
+          <w:b/>
+          <w:bCs/>
+        </w:rPr>
+        <w:t>("children"))</w:t>
       </w:r>
     </w:p>
     <w:p>
@@ -2417,7 +4355,43 @@
           <w:bCs/>
         </w:rPr>
         <w:tab/>
-        <w:t>for (const auto&amp; child_index_json : node["children"])</w:t>
+        <w:t xml:space="preserve">for (const auto&amp; </w:t>
+      </w:r>
+      <w:proofErr w:type="spellStart"/>
+      <w:r>
+        <w:rPr>
+          <w:rFonts w:ascii="맑은 고딕" w:eastAsia="맑은 고딕" w:hAnsi="맑은 고딕" w:cs="맑은 고딕"/>
+          <w:b/>
+          <w:bCs/>
+        </w:rPr>
+        <w:t>child_index_</w:t>
+      </w:r>
+      <w:proofErr w:type="gramStart"/>
+      <w:r>
+        <w:rPr>
+          <w:rFonts w:ascii="맑은 고딕" w:eastAsia="맑은 고딕" w:hAnsi="맑은 고딕" w:cs="맑은 고딕"/>
+          <w:b/>
+          <w:bCs/>
+        </w:rPr>
+        <w:t>json</w:t>
+      </w:r>
+      <w:proofErr w:type="spellEnd"/>
+      <w:r>
+        <w:rPr>
+          <w:rFonts w:ascii="맑은 고딕" w:eastAsia="맑은 고딕" w:hAnsi="맑은 고딕" w:cs="맑은 고딕"/>
+          <w:b/>
+          <w:bCs/>
+        </w:rPr>
+        <w:t xml:space="preserve"> :</w:t>
+      </w:r>
+      <w:proofErr w:type="gramEnd"/>
+      <w:r>
+        <w:rPr>
+          <w:rFonts w:ascii="맑은 고딕" w:eastAsia="맑은 고딕" w:hAnsi="맑은 고딕" w:cs="맑은 고딕"/>
+          <w:b/>
+          <w:bCs/>
+        </w:rPr>
+        <w:t xml:space="preserve"> node["children"])</w:t>
       </w:r>
     </w:p>
     <w:p>
@@ -2505,8 +4479,81 @@
           <w:bCs/>
         </w:rPr>
         <w:tab/>
-        <w:t>node_stack.push(child_index_json.get&lt;int&gt;());</w:t>
-      </w:r>
+      </w:r>
+      <w:proofErr w:type="spellStart"/>
+      <w:r>
+        <w:rPr>
+          <w:rFonts w:ascii="맑은 고딕" w:eastAsia="맑은 고딕" w:hAnsi="맑은 고딕" w:cs="맑은 고딕"/>
+          <w:b/>
+          <w:bCs/>
+        </w:rPr>
+        <w:t>node_</w:t>
+      </w:r>
+      <w:proofErr w:type="gramStart"/>
+      <w:r>
+        <w:rPr>
+          <w:rFonts w:ascii="맑은 고딕" w:eastAsia="맑은 고딕" w:hAnsi="맑은 고딕" w:cs="맑은 고딕"/>
+          <w:b/>
+          <w:bCs/>
+        </w:rPr>
+        <w:t>stack.push</w:t>
+      </w:r>
+      <w:proofErr w:type="spellEnd"/>
+      <w:proofErr w:type="gramEnd"/>
+      <w:r>
+        <w:rPr>
+          <w:rFonts w:ascii="맑은 고딕" w:eastAsia="맑은 고딕" w:hAnsi="맑은 고딕" w:cs="맑은 고딕"/>
+          <w:b/>
+          <w:bCs/>
+        </w:rPr>
+        <w:t>(</w:t>
+      </w:r>
+      <w:proofErr w:type="spellStart"/>
+      <w:r>
+        <w:rPr>
+          <w:rFonts w:ascii="맑은 고딕" w:eastAsia="맑은 고딕" w:hAnsi="맑은 고딕" w:cs="맑은 고딕"/>
+          <w:b/>
+          <w:bCs/>
+        </w:rPr>
+        <w:t>child_index_json.get</w:t>
+      </w:r>
+      <w:proofErr w:type="spellEnd"/>
+      <w:r>
+        <w:rPr>
+          <w:rFonts w:ascii="맑은 고딕" w:eastAsia="맑은 고딕" w:hAnsi="맑은 고딕" w:cs="맑은 고딕"/>
+          <w:b/>
+          <w:bCs/>
+        </w:rPr>
+        <w:t>&lt;int</w:t>
+      </w:r>
+      <w:proofErr w:type="gramStart"/>
+      <w:r>
+        <w:rPr>
+          <w:rFonts w:ascii="맑은 고딕" w:eastAsia="맑은 고딕" w:hAnsi="맑은 고딕" w:cs="맑은 고딕"/>
+          <w:b/>
+          <w:bCs/>
+        </w:rPr>
+        <w:t>&gt;(</w:t>
+      </w:r>
+      <w:proofErr w:type="gramEnd"/>
+      <w:r>
+        <w:rPr>
+          <w:rFonts w:ascii="맑은 고딕" w:eastAsia="맑은 고딕" w:hAnsi="맑은 고딕" w:cs="맑은 고딕"/>
+          <w:b/>
+          <w:bCs/>
+        </w:rPr>
+        <w:t>)</w:t>
+      </w:r>
+      <w:proofErr w:type="gramStart"/>
+      <w:r>
+        <w:rPr>
+          <w:rFonts w:ascii="맑은 고딕" w:eastAsia="맑은 고딕" w:hAnsi="맑은 고딕" w:cs="맑은 고딕"/>
+          <w:b/>
+          <w:bCs/>
+        </w:rPr>
+        <w:t>);</w:t>
+      </w:r>
+      <w:proofErr w:type="gramEnd"/>
     </w:p>
     <w:p>
       <w:pPr>
@@ -2640,7 +4687,42 @@
           <w:bCs/>
         </w:rPr>
         <w:tab/>
-        <w:t>// --- 4. 바운딩 박스 계산 ---</w:t>
+      </w:r>
+      <w:proofErr w:type="gramStart"/>
+      <w:r>
+        <w:rPr>
+          <w:rFonts w:ascii="맑은 고딕" w:eastAsia="맑은 고딕" w:hAnsi="맑은 고딕" w:cs="맑은 고딕"/>
+          <w:b/>
+          <w:bCs/>
+        </w:rPr>
+        <w:t>// ---</w:t>
+      </w:r>
+      <w:proofErr w:type="gramEnd"/>
+      <w:r>
+        <w:rPr>
+          <w:rFonts w:ascii="맑은 고딕" w:eastAsia="맑은 고딕" w:hAnsi="맑은 고딕" w:cs="맑은 고딕"/>
+          <w:b/>
+          <w:bCs/>
+        </w:rPr>
+        <w:t xml:space="preserve"> 4. </w:t>
+      </w:r>
+      <w:proofErr w:type="spellStart"/>
+      <w:r>
+        <w:rPr>
+          <w:rFonts w:ascii="맑은 고딕" w:eastAsia="맑은 고딕" w:hAnsi="맑은 고딕" w:cs="맑은 고딕"/>
+          <w:b/>
+          <w:bCs/>
+        </w:rPr>
+        <w:t>바운딩</w:t>
+      </w:r>
+      <w:proofErr w:type="spellEnd"/>
+      <w:r>
+        <w:rPr>
+          <w:rFonts w:ascii="맑은 고딕" w:eastAsia="맑은 고딕" w:hAnsi="맑은 고딕" w:cs="맑은 고딕"/>
+          <w:b/>
+          <w:bCs/>
+        </w:rPr>
+        <w:t xml:space="preserve"> 박스 계산 ---</w:t>
       </w:r>
     </w:p>
     <w:p>
@@ -2688,7 +4770,34 @@
           <w:bCs/>
         </w:rPr>
         <w:tab/>
-        <w:t>// 프리미티브 토폴로지 설정</w:t>
+      </w:r>
+      <w:proofErr w:type="gramStart"/>
+      <w:r>
+        <w:rPr>
+          <w:rFonts w:ascii="맑은 고딕" w:eastAsia="맑은 고딕" w:hAnsi="맑은 고딕" w:cs="맑은 고딕"/>
+          <w:b/>
+          <w:bCs/>
+        </w:rPr>
+        <w:t xml:space="preserve">// </w:t>
+      </w:r>
+      <w:proofErr w:type="spellStart"/>
+      <w:r>
+        <w:rPr>
+          <w:rFonts w:ascii="맑은 고딕" w:eastAsia="맑은 고딕" w:hAnsi="맑은 고딕" w:cs="맑은 고딕"/>
+          <w:b/>
+          <w:bCs/>
+        </w:rPr>
+        <w:t>프리미티브</w:t>
+      </w:r>
+      <w:proofErr w:type="spellEnd"/>
+      <w:proofErr w:type="gramEnd"/>
+      <w:r>
+        <w:rPr>
+          <w:rFonts w:ascii="맑은 고딕" w:eastAsia="맑은 고딕" w:hAnsi="맑은 고딕" w:cs="맑은 고딕"/>
+          <w:b/>
+          <w:bCs/>
+        </w:rPr>
+        <w:t xml:space="preserve"> 토폴로지 설정</w:t>
       </w:r>
     </w:p>
     <w:p>
@@ -2817,7 +4926,24 @@
           <w:bCs/>
         </w:rPr>
         <w:tab/>
-        <w:t>load_skins() → 뼈대의 정보를 로드 하기 위해 제작</w:t>
+      </w:r>
+      <w:proofErr w:type="spellStart"/>
+      <w:r>
+        <w:rPr>
+          <w:rFonts w:ascii="맑은 고딕" w:eastAsia="맑은 고딕" w:hAnsi="맑은 고딕" w:cs="맑은 고딕"/>
+          <w:b/>
+          <w:bCs/>
+        </w:rPr>
+        <w:t>load_skins</w:t>
+      </w:r>
+      <w:proofErr w:type="spellEnd"/>
+      <w:r>
+        <w:rPr>
+          <w:rFonts w:ascii="맑은 고딕" w:eastAsia="맑은 고딕" w:hAnsi="맑은 고딕" w:cs="맑은 고딕"/>
+          <w:b/>
+          <w:bCs/>
+        </w:rPr>
+        <w:t>() → 뼈대의 정보를 로드 하기 위해 제작</w:t>
       </w:r>
       <w:r>
         <w:rPr>
@@ -2843,7 +4969,43 @@
           <w:bCs/>
         </w:rPr>
         <w:tab/>
-        <w:t>뼈대(Joint) 정보와 역행렬(InverseBindMatrix)을 읽음</w:t>
+        <w:t xml:space="preserve">뼈대(Joint) 정보와 </w:t>
+      </w:r>
+      <w:proofErr w:type="spellStart"/>
+      <w:r>
+        <w:rPr>
+          <w:rFonts w:ascii="맑은 고딕" w:eastAsia="맑은 고딕" w:hAnsi="맑은 고딕" w:cs="맑은 고딕"/>
+          <w:b/>
+          <w:bCs/>
+        </w:rPr>
+        <w:t>역행렬</w:t>
+      </w:r>
+      <w:proofErr w:type="spellEnd"/>
+      <w:r>
+        <w:rPr>
+          <w:rFonts w:ascii="맑은 고딕" w:eastAsia="맑은 고딕" w:hAnsi="맑은 고딕" w:cs="맑은 고딕"/>
+          <w:b/>
+          <w:bCs/>
+        </w:rPr>
+        <w:t>(</w:t>
+      </w:r>
+      <w:proofErr w:type="spellStart"/>
+      <w:r>
+        <w:rPr>
+          <w:rFonts w:ascii="맑은 고딕" w:eastAsia="맑은 고딕" w:hAnsi="맑은 고딕" w:cs="맑은 고딕"/>
+          <w:b/>
+          <w:bCs/>
+        </w:rPr>
+        <w:t>InverseBindMatrix</w:t>
+      </w:r>
+      <w:proofErr w:type="spellEnd"/>
+      <w:r>
+        <w:rPr>
+          <w:rFonts w:ascii="맑은 고딕" w:eastAsia="맑은 고딕" w:hAnsi="맑은 고딕" w:cs="맑은 고딕"/>
+          <w:b/>
+          <w:bCs/>
+        </w:rPr>
+        <w:t>)을 읽음</w:t>
       </w:r>
       <w:r>
         <w:rPr>
@@ -2868,7 +5030,43 @@
           <w:bCs/>
         </w:rPr>
         <w:tab/>
-        <w:t xml:space="preserve">뼈대의 정보를 로드할 때 gltf의 변환을 적용하기 위해 </w:t>
+        <w:t xml:space="preserve">뼈대의 정보를 </w:t>
+      </w:r>
+      <w:proofErr w:type="spellStart"/>
+      <w:r>
+        <w:rPr>
+          <w:rFonts w:ascii="맑은 고딕" w:eastAsia="맑은 고딕" w:hAnsi="맑은 고딕" w:cs="맑은 고딕"/>
+          <w:b/>
+          <w:bCs/>
+        </w:rPr>
+        <w:t>로드할</w:t>
+      </w:r>
+      <w:proofErr w:type="spellEnd"/>
+      <w:r>
+        <w:rPr>
+          <w:rFonts w:ascii="맑은 고딕" w:eastAsia="맑은 고딕" w:hAnsi="맑은 고딕" w:cs="맑은 고딕"/>
+          <w:b/>
+          <w:bCs/>
+        </w:rPr>
+        <w:t xml:space="preserve"> 때 </w:t>
+      </w:r>
+      <w:proofErr w:type="spellStart"/>
+      <w:r>
+        <w:rPr>
+          <w:rFonts w:ascii="맑은 고딕" w:eastAsia="맑은 고딕" w:hAnsi="맑은 고딕" w:cs="맑은 고딕"/>
+          <w:b/>
+          <w:bCs/>
+        </w:rPr>
+        <w:t>gltf</w:t>
+      </w:r>
+      <w:proofErr w:type="spellEnd"/>
+      <w:r>
+        <w:rPr>
+          <w:rFonts w:ascii="맑은 고딕" w:eastAsia="맑은 고딕" w:hAnsi="맑은 고딕" w:cs="맑은 고딕"/>
+          <w:b/>
+          <w:bCs/>
+        </w:rPr>
+        <w:t xml:space="preserve">의 변환을 적용하기 위해 </w:t>
       </w:r>
       <w:r>
         <w:rPr>
@@ -2893,7 +5091,25 @@
           <w:bCs/>
         </w:rPr>
         <w:tab/>
-        <w:t>-z 행렬 * 변환행렬 * -z행렬 을 적용</w:t>
+        <w:t>-z 행렬 * 변환행렬 * -</w:t>
+      </w:r>
+      <w:proofErr w:type="gramStart"/>
+      <w:r>
+        <w:rPr>
+          <w:rFonts w:ascii="맑은 고딕" w:eastAsia="맑은 고딕" w:hAnsi="맑은 고딕" w:cs="맑은 고딕"/>
+          <w:b/>
+          <w:bCs/>
+        </w:rPr>
+        <w:t>z행렬 을</w:t>
+      </w:r>
+      <w:proofErr w:type="gramEnd"/>
+      <w:r>
+        <w:rPr>
+          <w:rFonts w:ascii="맑은 고딕" w:eastAsia="맑은 고딕" w:hAnsi="맑은 고딕" w:cs="맑은 고딕"/>
+          <w:b/>
+          <w:bCs/>
+        </w:rPr>
+        <w:t xml:space="preserve"> 적용</w:t>
       </w:r>
       <w:r>
         <w:rPr>
@@ -2918,8 +5134,36 @@
           <w:bCs/>
         </w:rPr>
         <w:tab/>
-        <w:t>부모 자식 간의 관계또한 만들어줌</w:t>
-      </w:r>
+        <w:t xml:space="preserve">부모 자식 간의 </w:t>
+      </w:r>
+      <w:proofErr w:type="spellStart"/>
+      <w:r>
+        <w:rPr>
+          <w:rFonts w:ascii="맑은 고딕" w:eastAsia="맑은 고딕" w:hAnsi="맑은 고딕" w:cs="맑은 고딕"/>
+          <w:b/>
+          <w:bCs/>
+        </w:rPr>
+        <w:t>관계또한</w:t>
+      </w:r>
+      <w:proofErr w:type="spellEnd"/>
+      <w:r>
+        <w:rPr>
+          <w:rFonts w:ascii="맑은 고딕" w:eastAsia="맑은 고딕" w:hAnsi="맑은 고딕" w:cs="맑은 고딕"/>
+          <w:b/>
+          <w:bCs/>
+        </w:rPr>
+        <w:t xml:space="preserve"> </w:t>
+      </w:r>
+      <w:proofErr w:type="spellStart"/>
+      <w:r>
+        <w:rPr>
+          <w:rFonts w:ascii="맑은 고딕" w:eastAsia="맑은 고딕" w:hAnsi="맑은 고딕" w:cs="맑은 고딕"/>
+          <w:b/>
+          <w:bCs/>
+        </w:rPr>
+        <w:t>만들어줌</w:t>
+      </w:r>
+      <w:proofErr w:type="spellEnd"/>
     </w:p>
     <w:p>
       <w:pPr>
@@ -2974,7 +5218,24 @@
           <w:bCs/>
         </w:rPr>
         <w:tab/>
-        <w:t>load_animations() → 키 프레임 로드를 하기 위해 제작한 함수</w:t>
+      </w:r>
+      <w:proofErr w:type="spellStart"/>
+      <w:r>
+        <w:rPr>
+          <w:rFonts w:ascii="맑은 고딕" w:eastAsia="맑은 고딕" w:hAnsi="맑은 고딕" w:cs="맑은 고딕"/>
+          <w:b/>
+          <w:bCs/>
+        </w:rPr>
+        <w:t>load_animations</w:t>
+      </w:r>
+      <w:proofErr w:type="spellEnd"/>
+      <w:r>
+        <w:rPr>
+          <w:rFonts w:ascii="맑은 고딕" w:eastAsia="맑은 고딕" w:hAnsi="맑은 고딕" w:cs="맑은 고딕"/>
+          <w:b/>
+          <w:bCs/>
+        </w:rPr>
+        <w:t>() → 키 프레임 로드를 하기 위해 제작한 함수</w:t>
       </w:r>
       <w:r>
         <w:rPr>
@@ -2999,70 +5260,105 @@
           <w:bCs/>
         </w:rPr>
         <w:tab/>
-        <w:t>채널과 샘플을 읽어서 하나의 AnimationChannel구조체로 제작하는 함수</w:t>
-      </w:r>
-    </w:p>
-    <w:p>
-      <w:pPr>
-        <w:widowControl/>
-        <w:wordWrap/>
-        <w:autoSpaceDE/>
-        <w:autoSpaceDN/>
-        <w:spacing w:before="100" w:beforeAutospacing="1" w:after="100" w:afterAutospacing="1" w:line="240" w:lineRule="auto"/>
-        <w:jc w:val="left"/>
-        <w:rPr>
-          <w:rFonts w:ascii="맑은 고딕" w:eastAsia="맑은 고딕" w:hAnsi="맑은 고딕" w:cs="맑은 고딕"/>
-          <w:b/>
-          <w:bCs/>
-        </w:rPr>
-      </w:pPr>
-      <w:r>
-        <w:rPr>
-          <w:rFonts w:ascii="맑은 고딕" w:eastAsia="맑은 고딕" w:hAnsi="맑은 고딕" w:cs="맑은 고딕"/>
-          <w:b/>
-          <w:bCs/>
-        </w:rPr>
-        <w:tab/>
-      </w:r>
-      <w:r>
-        <w:rPr>
-          <w:rFonts w:ascii="맑은 고딕" w:eastAsia="맑은 고딕" w:hAnsi="맑은 고딕" w:cs="맑은 고딕"/>
-          <w:b/>
-          <w:bCs/>
-        </w:rPr>
-        <w:tab/>
-      </w:r>
-    </w:p>
-    <w:p>
-      <w:pPr>
-        <w:widowControl/>
-        <w:wordWrap/>
-        <w:autoSpaceDE/>
-        <w:autoSpaceDN/>
-        <w:spacing w:before="100" w:beforeAutospacing="1" w:after="100" w:afterAutospacing="1" w:line="240" w:lineRule="auto"/>
-        <w:jc w:val="left"/>
-        <w:rPr>
-          <w:rFonts w:ascii="맑은 고딕" w:eastAsia="맑은 고딕" w:hAnsi="맑은 고딕" w:cs="맑은 고딕"/>
-          <w:b/>
-          <w:bCs/>
-        </w:rPr>
-      </w:pPr>
-      <w:r>
-        <w:rPr>
-          <w:rFonts w:ascii="맑은 고딕" w:eastAsia="맑은 고딕" w:hAnsi="맑은 고딕" w:cs="맑은 고딕"/>
-          <w:b/>
-          <w:bCs/>
-        </w:rPr>
-        <w:tab/>
-      </w:r>
-      <w:r>
-        <w:rPr>
-          <w:rFonts w:ascii="맑은 고딕" w:eastAsia="맑은 고딕" w:hAnsi="맑은 고딕" w:cs="맑은 고딕"/>
-          <w:b/>
-          <w:bCs/>
-        </w:rPr>
-        <w:tab/>
-        <w:t>process_skinned_mesh() → 정점 정보 로드</w:t>
+        <w:t xml:space="preserve">채널과 샘플을 읽어서 하나의 </w:t>
+      </w:r>
+      <w:proofErr w:type="spellStart"/>
+      <w:r>
+        <w:rPr>
+          <w:rFonts w:ascii="맑은 고딕" w:eastAsia="맑은 고딕" w:hAnsi="맑은 고딕" w:cs="맑은 고딕"/>
+          <w:b/>
+          <w:bCs/>
+        </w:rPr>
+        <w:t>AnimationChannel</w:t>
+      </w:r>
+      <w:proofErr w:type="spellEnd"/>
+      <w:r>
+        <w:rPr>
+          <w:rFonts w:ascii="맑은 고딕" w:eastAsia="맑은 고딕" w:hAnsi="맑은 고딕" w:cs="맑은 고딕"/>
+          <w:b/>
+          <w:bCs/>
+        </w:rPr>
+        <w:t>구조체로 제작하는 함수</w:t>
+      </w:r>
+    </w:p>
+    <w:p>
+      <w:pPr>
+        <w:widowControl/>
+        <w:wordWrap/>
+        <w:autoSpaceDE/>
+        <w:autoSpaceDN/>
+        <w:spacing w:before="100" w:beforeAutospacing="1" w:after="100" w:afterAutospacing="1" w:line="240" w:lineRule="auto"/>
+        <w:jc w:val="left"/>
+        <w:rPr>
+          <w:rFonts w:ascii="맑은 고딕" w:eastAsia="맑은 고딕" w:hAnsi="맑은 고딕" w:cs="맑은 고딕"/>
+          <w:b/>
+          <w:bCs/>
+        </w:rPr>
+      </w:pPr>
+      <w:r>
+        <w:rPr>
+          <w:rFonts w:ascii="맑은 고딕" w:eastAsia="맑은 고딕" w:hAnsi="맑은 고딕" w:cs="맑은 고딕"/>
+          <w:b/>
+          <w:bCs/>
+        </w:rPr>
+        <w:tab/>
+      </w:r>
+      <w:r>
+        <w:rPr>
+          <w:rFonts w:ascii="맑은 고딕" w:eastAsia="맑은 고딕" w:hAnsi="맑은 고딕" w:cs="맑은 고딕"/>
+          <w:b/>
+          <w:bCs/>
+        </w:rPr>
+        <w:tab/>
+      </w:r>
+    </w:p>
+    <w:p>
+      <w:pPr>
+        <w:widowControl/>
+        <w:wordWrap/>
+        <w:autoSpaceDE/>
+        <w:autoSpaceDN/>
+        <w:spacing w:before="100" w:beforeAutospacing="1" w:after="100" w:afterAutospacing="1" w:line="240" w:lineRule="auto"/>
+        <w:jc w:val="left"/>
+        <w:rPr>
+          <w:rFonts w:ascii="맑은 고딕" w:eastAsia="맑은 고딕" w:hAnsi="맑은 고딕" w:cs="맑은 고딕"/>
+          <w:b/>
+          <w:bCs/>
+        </w:rPr>
+      </w:pPr>
+      <w:r>
+        <w:rPr>
+          <w:rFonts w:ascii="맑은 고딕" w:eastAsia="맑은 고딕" w:hAnsi="맑은 고딕" w:cs="맑은 고딕"/>
+          <w:b/>
+          <w:bCs/>
+        </w:rPr>
+        <w:tab/>
+      </w:r>
+      <w:r>
+        <w:rPr>
+          <w:rFonts w:ascii="맑은 고딕" w:eastAsia="맑은 고딕" w:hAnsi="맑은 고딕" w:cs="맑은 고딕"/>
+          <w:b/>
+          <w:bCs/>
+        </w:rPr>
+        <w:tab/>
+      </w:r>
+      <w:proofErr w:type="spellStart"/>
+      <w:r>
+        <w:rPr>
+          <w:rFonts w:ascii="맑은 고딕" w:eastAsia="맑은 고딕" w:hAnsi="맑은 고딕" w:cs="맑은 고딕"/>
+          <w:b/>
+          <w:bCs/>
+        </w:rPr>
+        <w:t>process_skinned_mesh</w:t>
+      </w:r>
+      <w:proofErr w:type="spellEnd"/>
+      <w:r>
+        <w:rPr>
+          <w:rFonts w:ascii="맑은 고딕" w:eastAsia="맑은 고딕" w:hAnsi="맑은 고딕" w:cs="맑은 고딕"/>
+          <w:b/>
+          <w:bCs/>
+        </w:rPr>
+        <w:t>() → 정점 정보 로드</w:t>
       </w:r>
     </w:p>
     <w:p>
@@ -3157,71 +5453,158 @@
           <w:bCs/>
         </w:rPr>
         <w:tab/>
-        <w:t>update_animation() → 애니메이션 업데이트</w:t>
-      </w:r>
-    </w:p>
-    <w:p>
-      <w:pPr>
-        <w:widowControl/>
-        <w:wordWrap/>
-        <w:autoSpaceDE/>
-        <w:autoSpaceDN/>
-        <w:spacing w:before="100" w:beforeAutospacing="1" w:after="100" w:afterAutospacing="1" w:line="240" w:lineRule="auto"/>
-        <w:jc w:val="left"/>
-        <w:rPr>
-          <w:rFonts w:ascii="맑은 고딕" w:eastAsia="맑은 고딕" w:hAnsi="맑은 고딕" w:cs="맑은 고딕"/>
-          <w:b/>
-          <w:bCs/>
-        </w:rPr>
-      </w:pPr>
-      <w:r>
-        <w:rPr>
-          <w:rFonts w:ascii="맑은 고딕" w:eastAsia="맑은 고딕" w:hAnsi="맑은 고딕" w:cs="맑은 고딕"/>
-          <w:b/>
-          <w:bCs/>
-        </w:rPr>
-        <w:tab/>
-      </w:r>
-      <w:r>
-        <w:rPr>
-          <w:rFonts w:ascii="맑은 고딕" w:eastAsia="맑은 고딕" w:hAnsi="맑은 고딕" w:cs="맑은 고딕"/>
-          <w:b/>
-          <w:bCs/>
-        </w:rPr>
-        <w:tab/>
-        <w:t>update_node_hierarchy() → 부모 행렬을 자식행렬에 전파하는 함수 update_animation()에서 호출됨</w:t>
-      </w:r>
-    </w:p>
-    <w:p>
-      <w:pPr>
-        <w:widowControl/>
-        <w:wordWrap/>
-        <w:autoSpaceDE/>
-        <w:autoSpaceDN/>
-        <w:spacing w:before="100" w:beforeAutospacing="1" w:after="100" w:afterAutospacing="1" w:line="240" w:lineRule="auto"/>
-        <w:jc w:val="left"/>
-        <w:rPr>
-          <w:rFonts w:ascii="맑은 고딕" w:eastAsia="맑은 고딕" w:hAnsi="맑은 고딕" w:cs="맑은 고딕"/>
-          <w:b/>
-          <w:bCs/>
-        </w:rPr>
-      </w:pPr>
-      <w:r>
-        <w:rPr>
-          <w:rFonts w:ascii="맑은 고딕" w:eastAsia="맑은 고딕" w:hAnsi="맑은 고딕" w:cs="맑은 고딕"/>
-          <w:b/>
-          <w:bCs/>
-        </w:rPr>
-        <w:tab/>
-      </w:r>
-      <w:r>
-        <w:rPr>
-          <w:rFonts w:ascii="맑은 고딕" w:eastAsia="맑은 고딕" w:hAnsi="맑은 고딕" w:cs="맑은 고딕"/>
-          <w:b/>
-          <w:bCs/>
-        </w:rPr>
-        <w:tab/>
-        <w:t>render_skinned() → 뼈대 행렬 팔레트를 gpu로 보내주는 함수</w:t>
+      </w:r>
+      <w:proofErr w:type="spellStart"/>
+      <w:r>
+        <w:rPr>
+          <w:rFonts w:ascii="맑은 고딕" w:eastAsia="맑은 고딕" w:hAnsi="맑은 고딕" w:cs="맑은 고딕"/>
+          <w:b/>
+          <w:bCs/>
+        </w:rPr>
+        <w:t>update_animation</w:t>
+      </w:r>
+      <w:proofErr w:type="spellEnd"/>
+      <w:r>
+        <w:rPr>
+          <w:rFonts w:ascii="맑은 고딕" w:eastAsia="맑은 고딕" w:hAnsi="맑은 고딕" w:cs="맑은 고딕"/>
+          <w:b/>
+          <w:bCs/>
+        </w:rPr>
+        <w:t>() → 애니메이션 업데이트</w:t>
+      </w:r>
+    </w:p>
+    <w:p>
+      <w:pPr>
+        <w:widowControl/>
+        <w:wordWrap/>
+        <w:autoSpaceDE/>
+        <w:autoSpaceDN/>
+        <w:spacing w:before="100" w:beforeAutospacing="1" w:after="100" w:afterAutospacing="1" w:line="240" w:lineRule="auto"/>
+        <w:jc w:val="left"/>
+        <w:rPr>
+          <w:rFonts w:ascii="맑은 고딕" w:eastAsia="맑은 고딕" w:hAnsi="맑은 고딕" w:cs="맑은 고딕"/>
+          <w:b/>
+          <w:bCs/>
+        </w:rPr>
+      </w:pPr>
+      <w:r>
+        <w:rPr>
+          <w:rFonts w:ascii="맑은 고딕" w:eastAsia="맑은 고딕" w:hAnsi="맑은 고딕" w:cs="맑은 고딕"/>
+          <w:b/>
+          <w:bCs/>
+        </w:rPr>
+        <w:tab/>
+      </w:r>
+      <w:r>
+        <w:rPr>
+          <w:rFonts w:ascii="맑은 고딕" w:eastAsia="맑은 고딕" w:hAnsi="맑은 고딕" w:cs="맑은 고딕"/>
+          <w:b/>
+          <w:bCs/>
+        </w:rPr>
+        <w:tab/>
+      </w:r>
+      <w:proofErr w:type="spellStart"/>
+      <w:r>
+        <w:rPr>
+          <w:rFonts w:ascii="맑은 고딕" w:eastAsia="맑은 고딕" w:hAnsi="맑은 고딕" w:cs="맑은 고딕"/>
+          <w:b/>
+          <w:bCs/>
+        </w:rPr>
+        <w:t>update_node_hierarchy</w:t>
+      </w:r>
+      <w:proofErr w:type="spellEnd"/>
+      <w:r>
+        <w:rPr>
+          <w:rFonts w:ascii="맑은 고딕" w:eastAsia="맑은 고딕" w:hAnsi="맑은 고딕" w:cs="맑은 고딕"/>
+          <w:b/>
+          <w:bCs/>
+        </w:rPr>
+        <w:t xml:space="preserve">() → 부모 행렬을 자식행렬에 전파하는 함수 </w:t>
+      </w:r>
+      <w:proofErr w:type="spellStart"/>
+      <w:r>
+        <w:rPr>
+          <w:rFonts w:ascii="맑은 고딕" w:eastAsia="맑은 고딕" w:hAnsi="맑은 고딕" w:cs="맑은 고딕"/>
+          <w:b/>
+          <w:bCs/>
+        </w:rPr>
+        <w:t>update_animation</w:t>
+      </w:r>
+      <w:proofErr w:type="spellEnd"/>
+      <w:r>
+        <w:rPr>
+          <w:rFonts w:ascii="맑은 고딕" w:eastAsia="맑은 고딕" w:hAnsi="맑은 고딕" w:cs="맑은 고딕"/>
+          <w:b/>
+          <w:bCs/>
+        </w:rPr>
+        <w:t>()에서 호출됨</w:t>
+      </w:r>
+    </w:p>
+    <w:p>
+      <w:pPr>
+        <w:widowControl/>
+        <w:wordWrap/>
+        <w:autoSpaceDE/>
+        <w:autoSpaceDN/>
+        <w:spacing w:before="100" w:beforeAutospacing="1" w:after="100" w:afterAutospacing="1" w:line="240" w:lineRule="auto"/>
+        <w:jc w:val="left"/>
+        <w:rPr>
+          <w:rFonts w:ascii="맑은 고딕" w:eastAsia="맑은 고딕" w:hAnsi="맑은 고딕" w:cs="맑은 고딕"/>
+          <w:b/>
+          <w:bCs/>
+        </w:rPr>
+      </w:pPr>
+      <w:r>
+        <w:rPr>
+          <w:rFonts w:ascii="맑은 고딕" w:eastAsia="맑은 고딕" w:hAnsi="맑은 고딕" w:cs="맑은 고딕"/>
+          <w:b/>
+          <w:bCs/>
+        </w:rPr>
+        <w:tab/>
+      </w:r>
+      <w:r>
+        <w:rPr>
+          <w:rFonts w:ascii="맑은 고딕" w:eastAsia="맑은 고딕" w:hAnsi="맑은 고딕" w:cs="맑은 고딕"/>
+          <w:b/>
+          <w:bCs/>
+        </w:rPr>
+        <w:tab/>
+      </w:r>
+      <w:proofErr w:type="spellStart"/>
+      <w:r>
+        <w:rPr>
+          <w:rFonts w:ascii="맑은 고딕" w:eastAsia="맑은 고딕" w:hAnsi="맑은 고딕" w:cs="맑은 고딕"/>
+          <w:b/>
+          <w:bCs/>
+        </w:rPr>
+        <w:t>render_skinned</w:t>
+      </w:r>
+      <w:proofErr w:type="spellEnd"/>
+      <w:r>
+        <w:rPr>
+          <w:rFonts w:ascii="맑은 고딕" w:eastAsia="맑은 고딕" w:hAnsi="맑은 고딕" w:cs="맑은 고딕"/>
+          <w:b/>
+          <w:bCs/>
+        </w:rPr>
+        <w:t xml:space="preserve">() → 뼈대 행렬 팔레트를 </w:t>
+      </w:r>
+      <w:proofErr w:type="spellStart"/>
+      <w:r>
+        <w:rPr>
+          <w:rFonts w:ascii="맑은 고딕" w:eastAsia="맑은 고딕" w:hAnsi="맑은 고딕" w:cs="맑은 고딕"/>
+          <w:b/>
+          <w:bCs/>
+        </w:rPr>
+        <w:t>gpu</w:t>
+      </w:r>
+      <w:proofErr w:type="spellEnd"/>
+      <w:r>
+        <w:rPr>
+          <w:rFonts w:ascii="맑은 고딕" w:eastAsia="맑은 고딕" w:hAnsi="맑은 고딕" w:cs="맑은 고딕"/>
+          <w:b/>
+          <w:bCs/>
+        </w:rPr>
+        <w:t>로 보내주는 함수</w:t>
       </w:r>
     </w:p>
     <w:p>
@@ -3299,7 +5682,53 @@
           <w:b/>
           <w:bCs/>
         </w:rPr>
-        <w:t>void GltfAnimationTestScript::update(float delta_time)</w:t>
+        <w:t xml:space="preserve">void </w:t>
+      </w:r>
+      <w:proofErr w:type="spellStart"/>
+      <w:proofErr w:type="gramStart"/>
+      <w:r>
+        <w:rPr>
+          <w:rFonts w:ascii="맑은 고딕" w:eastAsia="맑은 고딕" w:hAnsi="맑은 고딕" w:cs="맑은 고딕"/>
+          <w:b/>
+          <w:bCs/>
+        </w:rPr>
+        <w:t>GltfAnimationTestScript</w:t>
+      </w:r>
+      <w:proofErr w:type="spellEnd"/>
+      <w:r>
+        <w:rPr>
+          <w:rFonts w:ascii="맑은 고딕" w:eastAsia="맑은 고딕" w:hAnsi="맑은 고딕" w:cs="맑은 고딕"/>
+          <w:b/>
+          <w:bCs/>
+        </w:rPr>
+        <w:t>::update(</w:t>
+      </w:r>
+      <w:proofErr w:type="gramEnd"/>
+      <w:r>
+        <w:rPr>
+          <w:rFonts w:ascii="맑은 고딕" w:eastAsia="맑은 고딕" w:hAnsi="맑은 고딕" w:cs="맑은 고딕"/>
+          <w:b/>
+          <w:bCs/>
+        </w:rPr>
+        <w:t xml:space="preserve">float </w:t>
+      </w:r>
+      <w:proofErr w:type="spellStart"/>
+      <w:r>
+        <w:rPr>
+          <w:rFonts w:ascii="맑은 고딕" w:eastAsia="맑은 고딕" w:hAnsi="맑은 고딕" w:cs="맑은 고딕"/>
+          <w:b/>
+          <w:bCs/>
+        </w:rPr>
+        <w:t>delta_time</w:t>
+      </w:r>
+      <w:proofErr w:type="spellEnd"/>
+      <w:r>
+        <w:rPr>
+          <w:rFonts w:ascii="맑은 고딕" w:eastAsia="맑은 고딕" w:hAnsi="맑은 고딕" w:cs="맑은 고딕"/>
+          <w:b/>
+          <w:bCs/>
+        </w:rPr>
+        <w:t>)</w:t>
       </w:r>
     </w:p>
     <w:p>
@@ -3345,92 +5774,342 @@
           <w:b/>
           <w:bCs/>
         </w:rPr>
-        <w:t xml:space="preserve">    auto renderComp = game_object()-&gt;get_component&lt;rendercomponent&gt;();</w:t>
-      </w:r>
-    </w:p>
-    <w:p>
-      <w:pPr>
-        <w:widowControl/>
-        <w:wordWrap/>
-        <w:autoSpaceDE/>
-        <w:autoSpaceDN/>
-        <w:spacing w:before="100" w:beforeAutospacing="1" w:after="100" w:afterAutospacing="1" w:line="240" w:lineRule="auto"/>
-        <w:jc w:val="left"/>
-        <w:rPr>
-          <w:rFonts w:ascii="맑은 고딕" w:eastAsia="맑은 고딕" w:hAnsi="맑은 고딕" w:cs="맑은 고딕"/>
-          <w:b/>
-          <w:bCs/>
-        </w:rPr>
-      </w:pPr>
-      <w:r>
-        <w:rPr>
-          <w:rFonts w:ascii="맑은 고딕" w:eastAsia="맑은 고딕" w:hAnsi="맑은 고딕" w:cs="맑은 고딕"/>
-          <w:b/>
-          <w:bCs/>
-        </w:rPr>
-        <w:t xml:space="preserve">    if (!renderComp) return;</w:t>
-      </w:r>
-    </w:p>
-    <w:p>
-      <w:pPr>
-        <w:widowControl/>
-        <w:wordWrap/>
-        <w:autoSpaceDE/>
-        <w:autoSpaceDN/>
-        <w:spacing w:before="100" w:beforeAutospacing="1" w:after="100" w:afterAutospacing="1" w:line="240" w:lineRule="auto"/>
-        <w:jc w:val="left"/>
-        <w:rPr>
-          <w:rFonts w:ascii="맑은 고딕" w:eastAsia="맑은 고딕" w:hAnsi="맑은 고딕" w:cs="맑은 고딕"/>
-          <w:b/>
-          <w:bCs/>
-        </w:rPr>
-      </w:pPr>
-    </w:p>
-    <w:p>
-      <w:pPr>
-        <w:widowControl/>
-        <w:wordWrap/>
-        <w:autoSpaceDE/>
-        <w:autoSpaceDN/>
-        <w:spacing w:before="100" w:beforeAutospacing="1" w:after="100" w:afterAutospacing="1" w:line="240" w:lineRule="auto"/>
-        <w:jc w:val="left"/>
-        <w:rPr>
-          <w:rFonts w:ascii="맑은 고딕" w:eastAsia="맑은 고딕" w:hAnsi="맑은 고딕" w:cs="맑은 고딕"/>
-          <w:b/>
-          <w:bCs/>
-        </w:rPr>
-      </w:pPr>
-      <w:r>
-        <w:rPr>
-          <w:rFonts w:ascii="맑은 고딕" w:eastAsia="맑은 고딕" w:hAnsi="맑은 고딕" w:cs="맑은 고딕"/>
-          <w:b/>
-          <w:bCs/>
-        </w:rPr>
-        <w:t xml:space="preserve">    // 메쉬를 ReadGLTFMesh로 캐스팅</w:t>
-      </w:r>
-    </w:p>
-    <w:p>
-      <w:pPr>
-        <w:widowControl/>
-        <w:wordWrap/>
-        <w:autoSpaceDE/>
-        <w:autoSpaceDN/>
-        <w:spacing w:before="100" w:beforeAutospacing="1" w:after="100" w:afterAutospacing="1" w:line="240" w:lineRule="auto"/>
-        <w:jc w:val="left"/>
-        <w:rPr>
-          <w:rFonts w:ascii="맑은 고딕" w:eastAsia="맑은 고딕" w:hAnsi="맑은 고딕" w:cs="맑은 고딕"/>
-          <w:b/>
-          <w:bCs/>
-        </w:rPr>
-      </w:pPr>
-      <w:r>
-        <w:rPr>
-          <w:rFonts w:ascii="맑은 고딕" w:eastAsia="맑은 고딕" w:hAnsi="맑은 고딕" w:cs="맑은 고딕"/>
-          <w:b/>
-          <w:bCs/>
-        </w:rPr>
-        <w:t xml:space="preserve">    auto mesh = std::dynamic_pointer_cast&lt;readgltfmesh&gt;(renderComp-&gt;mesh());</w:t>
-      </w:r>
+        <w:t xml:space="preserve">    auto </w:t>
+      </w:r>
+      <w:proofErr w:type="spellStart"/>
+      <w:r>
+        <w:rPr>
+          <w:rFonts w:ascii="맑은 고딕" w:eastAsia="맑은 고딕" w:hAnsi="맑은 고딕" w:cs="맑은 고딕"/>
+          <w:b/>
+          <w:bCs/>
+        </w:rPr>
+        <w:t>renderComp</w:t>
+      </w:r>
+      <w:proofErr w:type="spellEnd"/>
+      <w:r>
+        <w:rPr>
+          <w:rFonts w:ascii="맑은 고딕" w:eastAsia="맑은 고딕" w:hAnsi="맑은 고딕" w:cs="맑은 고딕"/>
+          <w:b/>
+          <w:bCs/>
+        </w:rPr>
+        <w:t xml:space="preserve"> = </w:t>
+      </w:r>
+      <w:proofErr w:type="spellStart"/>
+      <w:r>
+        <w:rPr>
+          <w:rFonts w:ascii="맑은 고딕" w:eastAsia="맑은 고딕" w:hAnsi="맑은 고딕" w:cs="맑은 고딕"/>
+          <w:b/>
+          <w:bCs/>
+        </w:rPr>
+        <w:t>game_object</w:t>
+      </w:r>
+      <w:proofErr w:type="spellEnd"/>
+      <w:r>
+        <w:rPr>
+          <w:rFonts w:ascii="맑은 고딕" w:eastAsia="맑은 고딕" w:hAnsi="맑은 고딕" w:cs="맑은 고딕"/>
+          <w:b/>
+          <w:bCs/>
+        </w:rPr>
+        <w:t>()-&gt;</w:t>
+      </w:r>
+      <w:proofErr w:type="spellStart"/>
+      <w:r>
+        <w:rPr>
+          <w:rFonts w:ascii="맑은 고딕" w:eastAsia="맑은 고딕" w:hAnsi="맑은 고딕" w:cs="맑은 고딕"/>
+          <w:b/>
+          <w:bCs/>
+        </w:rPr>
+        <w:t>get_component</w:t>
+      </w:r>
+      <w:proofErr w:type="spellEnd"/>
+      <w:r>
+        <w:rPr>
+          <w:rFonts w:ascii="맑은 고딕" w:eastAsia="맑은 고딕" w:hAnsi="맑은 고딕" w:cs="맑은 고딕"/>
+          <w:b/>
+          <w:bCs/>
+        </w:rPr>
+        <w:t>&lt;</w:t>
+      </w:r>
+      <w:proofErr w:type="spellStart"/>
+      <w:r>
+        <w:rPr>
+          <w:rFonts w:ascii="맑은 고딕" w:eastAsia="맑은 고딕" w:hAnsi="맑은 고딕" w:cs="맑은 고딕"/>
+          <w:b/>
+          <w:bCs/>
+        </w:rPr>
+        <w:t>rendercomponent</w:t>
+      </w:r>
+      <w:proofErr w:type="spellEnd"/>
+      <w:proofErr w:type="gramStart"/>
+      <w:r>
+        <w:rPr>
+          <w:rFonts w:ascii="맑은 고딕" w:eastAsia="맑은 고딕" w:hAnsi="맑은 고딕" w:cs="맑은 고딕"/>
+          <w:b/>
+          <w:bCs/>
+        </w:rPr>
+        <w:t>&gt;();</w:t>
+      </w:r>
+      <w:proofErr w:type="gramEnd"/>
+    </w:p>
+    <w:p>
+      <w:pPr>
+        <w:widowControl/>
+        <w:wordWrap/>
+        <w:autoSpaceDE/>
+        <w:autoSpaceDN/>
+        <w:spacing w:before="100" w:beforeAutospacing="1" w:after="100" w:afterAutospacing="1" w:line="240" w:lineRule="auto"/>
+        <w:jc w:val="left"/>
+        <w:rPr>
+          <w:rFonts w:ascii="맑은 고딕" w:eastAsia="맑은 고딕" w:hAnsi="맑은 고딕" w:cs="맑은 고딕"/>
+          <w:b/>
+          <w:bCs/>
+        </w:rPr>
+      </w:pPr>
+      <w:r>
+        <w:rPr>
+          <w:rFonts w:ascii="맑은 고딕" w:eastAsia="맑은 고딕" w:hAnsi="맑은 고딕" w:cs="맑은 고딕"/>
+          <w:b/>
+          <w:bCs/>
+        </w:rPr>
+        <w:t xml:space="preserve">    if </w:t>
+      </w:r>
+      <w:proofErr w:type="gramStart"/>
+      <w:r>
+        <w:rPr>
+          <w:rFonts w:ascii="맑은 고딕" w:eastAsia="맑은 고딕" w:hAnsi="맑은 고딕" w:cs="맑은 고딕"/>
+          <w:b/>
+          <w:bCs/>
+        </w:rPr>
+        <w:t>(!</w:t>
+      </w:r>
+      <w:proofErr w:type="spellStart"/>
+      <w:r>
+        <w:rPr>
+          <w:rFonts w:ascii="맑은 고딕" w:eastAsia="맑은 고딕" w:hAnsi="맑은 고딕" w:cs="맑은 고딕"/>
+          <w:b/>
+          <w:bCs/>
+        </w:rPr>
+        <w:t>renderComp</w:t>
+      </w:r>
+      <w:proofErr w:type="spellEnd"/>
+      <w:proofErr w:type="gramEnd"/>
+      <w:r>
+        <w:rPr>
+          <w:rFonts w:ascii="맑은 고딕" w:eastAsia="맑은 고딕" w:hAnsi="맑은 고딕" w:cs="맑은 고딕"/>
+          <w:b/>
+          <w:bCs/>
+        </w:rPr>
+        <w:t xml:space="preserve">) </w:t>
+      </w:r>
+      <w:proofErr w:type="gramStart"/>
+      <w:r>
+        <w:rPr>
+          <w:rFonts w:ascii="맑은 고딕" w:eastAsia="맑은 고딕" w:hAnsi="맑은 고딕" w:cs="맑은 고딕"/>
+          <w:b/>
+          <w:bCs/>
+        </w:rPr>
+        <w:t>return;</w:t>
+      </w:r>
+      <w:proofErr w:type="gramEnd"/>
+    </w:p>
+    <w:p>
+      <w:pPr>
+        <w:widowControl/>
+        <w:wordWrap/>
+        <w:autoSpaceDE/>
+        <w:autoSpaceDN/>
+        <w:spacing w:before="100" w:beforeAutospacing="1" w:after="100" w:afterAutospacing="1" w:line="240" w:lineRule="auto"/>
+        <w:jc w:val="left"/>
+        <w:rPr>
+          <w:rFonts w:ascii="맑은 고딕" w:eastAsia="맑은 고딕" w:hAnsi="맑은 고딕" w:cs="맑은 고딕"/>
+          <w:b/>
+          <w:bCs/>
+        </w:rPr>
+      </w:pPr>
+    </w:p>
+    <w:p>
+      <w:pPr>
+        <w:widowControl/>
+        <w:wordWrap/>
+        <w:autoSpaceDE/>
+        <w:autoSpaceDN/>
+        <w:spacing w:before="100" w:beforeAutospacing="1" w:after="100" w:afterAutospacing="1" w:line="240" w:lineRule="auto"/>
+        <w:jc w:val="left"/>
+        <w:rPr>
+          <w:rFonts w:ascii="맑은 고딕" w:eastAsia="맑은 고딕" w:hAnsi="맑은 고딕" w:cs="맑은 고딕"/>
+          <w:b/>
+          <w:bCs/>
+        </w:rPr>
+      </w:pPr>
+      <w:r>
+        <w:rPr>
+          <w:rFonts w:ascii="맑은 고딕" w:eastAsia="맑은 고딕" w:hAnsi="맑은 고딕" w:cs="맑은 고딕"/>
+          <w:b/>
+          <w:bCs/>
+        </w:rPr>
+        <w:t xml:space="preserve">    </w:t>
+      </w:r>
+      <w:proofErr w:type="gramStart"/>
+      <w:r>
+        <w:rPr>
+          <w:rFonts w:ascii="맑은 고딕" w:eastAsia="맑은 고딕" w:hAnsi="맑은 고딕" w:cs="맑은 고딕"/>
+          <w:b/>
+          <w:bCs/>
+        </w:rPr>
+        <w:t xml:space="preserve">// </w:t>
+      </w:r>
+      <w:proofErr w:type="spellStart"/>
+      <w:r>
+        <w:rPr>
+          <w:rFonts w:ascii="맑은 고딕" w:eastAsia="맑은 고딕" w:hAnsi="맑은 고딕" w:cs="맑은 고딕"/>
+          <w:b/>
+          <w:bCs/>
+        </w:rPr>
+        <w:t>메쉬를</w:t>
+      </w:r>
+      <w:proofErr w:type="spellEnd"/>
+      <w:proofErr w:type="gramEnd"/>
+      <w:r>
+        <w:rPr>
+          <w:rFonts w:ascii="맑은 고딕" w:eastAsia="맑은 고딕" w:hAnsi="맑은 고딕" w:cs="맑은 고딕"/>
+          <w:b/>
+          <w:bCs/>
+        </w:rPr>
+        <w:t xml:space="preserve"> </w:t>
+      </w:r>
+      <w:proofErr w:type="spellStart"/>
+      <w:r>
+        <w:rPr>
+          <w:rFonts w:ascii="맑은 고딕" w:eastAsia="맑은 고딕" w:hAnsi="맑은 고딕" w:cs="맑은 고딕"/>
+          <w:b/>
+          <w:bCs/>
+        </w:rPr>
+        <w:t>ReadGLTFMesh</w:t>
+      </w:r>
+      <w:proofErr w:type="spellEnd"/>
+      <w:r>
+        <w:rPr>
+          <w:rFonts w:ascii="맑은 고딕" w:eastAsia="맑은 고딕" w:hAnsi="맑은 고딕" w:cs="맑은 고딕"/>
+          <w:b/>
+          <w:bCs/>
+        </w:rPr>
+        <w:t>로 캐스팅</w:t>
+      </w:r>
+    </w:p>
+    <w:p>
+      <w:pPr>
+        <w:widowControl/>
+        <w:wordWrap/>
+        <w:autoSpaceDE/>
+        <w:autoSpaceDN/>
+        <w:spacing w:before="100" w:beforeAutospacing="1" w:after="100" w:afterAutospacing="1" w:line="240" w:lineRule="auto"/>
+        <w:jc w:val="left"/>
+        <w:rPr>
+          <w:rFonts w:ascii="맑은 고딕" w:eastAsia="맑은 고딕" w:hAnsi="맑은 고딕" w:cs="맑은 고딕"/>
+          <w:b/>
+          <w:bCs/>
+        </w:rPr>
+      </w:pPr>
+      <w:r>
+        <w:rPr>
+          <w:rFonts w:ascii="맑은 고딕" w:eastAsia="맑은 고딕" w:hAnsi="맑은 고딕" w:cs="맑은 고딕"/>
+          <w:b/>
+          <w:bCs/>
+        </w:rPr>
+        <w:t xml:space="preserve">    auto mesh = </w:t>
+      </w:r>
+      <w:proofErr w:type="gramStart"/>
+      <w:r>
+        <w:rPr>
+          <w:rFonts w:ascii="맑은 고딕" w:eastAsia="맑은 고딕" w:hAnsi="맑은 고딕" w:cs="맑은 고딕"/>
+          <w:b/>
+          <w:bCs/>
+        </w:rPr>
+        <w:t>std::</w:t>
+      </w:r>
+      <w:proofErr w:type="spellStart"/>
+      <w:proofErr w:type="gramEnd"/>
+      <w:r>
+        <w:rPr>
+          <w:rFonts w:ascii="맑은 고딕" w:eastAsia="맑은 고딕" w:hAnsi="맑은 고딕" w:cs="맑은 고딕"/>
+          <w:b/>
+          <w:bCs/>
+        </w:rPr>
+        <w:t>dynamic_pointer_cast</w:t>
+      </w:r>
+      <w:proofErr w:type="spellEnd"/>
+      <w:r>
+        <w:rPr>
+          <w:rFonts w:ascii="맑은 고딕" w:eastAsia="맑은 고딕" w:hAnsi="맑은 고딕" w:cs="맑은 고딕"/>
+          <w:b/>
+          <w:bCs/>
+        </w:rPr>
+        <w:t>&lt;</w:t>
+      </w:r>
+      <w:proofErr w:type="spellStart"/>
+      <w:r>
+        <w:rPr>
+          <w:rFonts w:ascii="맑은 고딕" w:eastAsia="맑은 고딕" w:hAnsi="맑은 고딕" w:cs="맑은 고딕"/>
+          <w:b/>
+          <w:bCs/>
+        </w:rPr>
+        <w:t>readgltfmesh</w:t>
+      </w:r>
+      <w:proofErr w:type="spellEnd"/>
+      <w:r>
+        <w:rPr>
+          <w:rFonts w:ascii="맑은 고딕" w:eastAsia="맑은 고딕" w:hAnsi="맑은 고딕" w:cs="맑은 고딕"/>
+          <w:b/>
+          <w:bCs/>
+        </w:rPr>
+        <w:t>&gt;(</w:t>
+      </w:r>
+      <w:proofErr w:type="spellStart"/>
+      <w:r>
+        <w:rPr>
+          <w:rFonts w:ascii="맑은 고딕" w:eastAsia="맑은 고딕" w:hAnsi="맑은 고딕" w:cs="맑은 고딕"/>
+          <w:b/>
+          <w:bCs/>
+        </w:rPr>
+        <w:t>renderComp</w:t>
+      </w:r>
+      <w:proofErr w:type="spellEnd"/>
+      <w:r>
+        <w:rPr>
+          <w:rFonts w:ascii="맑은 고딕" w:eastAsia="맑은 고딕" w:hAnsi="맑은 고딕" w:cs="맑은 고딕"/>
+          <w:b/>
+          <w:bCs/>
+        </w:rPr>
+        <w:t>-&gt;</w:t>
+      </w:r>
+      <w:proofErr w:type="gramStart"/>
+      <w:r>
+        <w:rPr>
+          <w:rFonts w:ascii="맑은 고딕" w:eastAsia="맑은 고딕" w:hAnsi="맑은 고딕" w:cs="맑은 고딕"/>
+          <w:b/>
+          <w:bCs/>
+        </w:rPr>
+        <w:t>mesh(</w:t>
+      </w:r>
+      <w:proofErr w:type="gramEnd"/>
+      <w:r>
+        <w:rPr>
+          <w:rFonts w:ascii="맑은 고딕" w:eastAsia="맑은 고딕" w:hAnsi="맑은 고딕" w:cs="맑은 고딕"/>
+          <w:b/>
+          <w:bCs/>
+        </w:rPr>
+        <w:t>)</w:t>
+      </w:r>
+      <w:proofErr w:type="gramStart"/>
+      <w:r>
+        <w:rPr>
+          <w:rFonts w:ascii="맑은 고딕" w:eastAsia="맑은 고딕" w:hAnsi="맑은 고딕" w:cs="맑은 고딕"/>
+          <w:b/>
+          <w:bCs/>
+        </w:rPr>
+        <w:t>);</w:t>
+      </w:r>
+      <w:proofErr w:type="gramEnd"/>
     </w:p>
     <w:p>
       <w:pPr>
@@ -3514,63 +6193,191 @@
           <w:bCs/>
         </w:rPr>
         <w:lastRenderedPageBreak/>
-        <w:t xml:space="preserve">        // 0번 애니메이션 클립 재생</w:t>
-      </w:r>
-    </w:p>
-    <w:p>
-      <w:pPr>
-        <w:widowControl/>
-        <w:wordWrap/>
-        <w:autoSpaceDE/>
-        <w:autoSpaceDN/>
-        <w:spacing w:before="100" w:beforeAutospacing="1" w:after="100" w:afterAutospacing="1" w:line="240" w:lineRule="auto"/>
-        <w:jc w:val="left"/>
-        <w:rPr>
-          <w:rFonts w:ascii="맑은 고딕" w:eastAsia="맑은 고딕" w:hAnsi="맑은 고딕" w:cs="맑은 고딕"/>
-          <w:b/>
-          <w:bCs/>
-        </w:rPr>
-      </w:pPr>
-      <w:r>
-        <w:rPr>
-          <w:rFonts w:ascii="맑은 고딕" w:eastAsia="맑은 고딕" w:hAnsi="맑은 고딕" w:cs="맑은 고딕"/>
-          <w:b/>
-          <w:bCs/>
-        </w:rPr>
-        <w:tab/>
-      </w:r>
-      <w:r>
-        <w:rPr>
-          <w:rFonts w:ascii="맑은 고딕" w:eastAsia="맑은 고딕" w:hAnsi="맑은 고딕" w:cs="맑은 고딕"/>
-          <w:b/>
-          <w:bCs/>
-        </w:rPr>
-        <w:tab/>
-        <w:t>_animationTime += delta_time;</w:t>
-      </w:r>
-    </w:p>
-    <w:p>
-      <w:pPr>
-        <w:widowControl/>
-        <w:wordWrap/>
-        <w:autoSpaceDE/>
-        <w:autoSpaceDN/>
-        <w:spacing w:before="100" w:beforeAutospacing="1" w:after="100" w:afterAutospacing="1" w:line="240" w:lineRule="auto"/>
-        <w:jc w:val="left"/>
-        <w:rPr>
-          <w:rFonts w:ascii="맑은 고딕" w:eastAsia="맑은 고딕" w:hAnsi="맑은 고딕" w:cs="맑은 고딕"/>
-          <w:b/>
-          <w:bCs/>
-        </w:rPr>
-      </w:pPr>
-      <w:r>
-        <w:rPr>
-          <w:rFonts w:ascii="맑은 고딕" w:eastAsia="맑은 고딕" w:hAnsi="맑은 고딕" w:cs="맑은 고딕"/>
-          <w:b/>
-          <w:bCs/>
-        </w:rPr>
-        <w:t xml:space="preserve">        mesh-&gt;update_animation(_animationTime, 0);</w:t>
-      </w:r>
+        <w:t xml:space="preserve">        </w:t>
+      </w:r>
+      <w:proofErr w:type="gramStart"/>
+      <w:r>
+        <w:rPr>
+          <w:rFonts w:ascii="맑은 고딕" w:eastAsia="맑은 고딕" w:hAnsi="맑은 고딕" w:cs="맑은 고딕"/>
+          <w:b/>
+          <w:bCs/>
+        </w:rPr>
+        <w:t>// 0</w:t>
+      </w:r>
+      <w:proofErr w:type="gramEnd"/>
+      <w:r>
+        <w:rPr>
+          <w:rFonts w:ascii="맑은 고딕" w:eastAsia="맑은 고딕" w:hAnsi="맑은 고딕" w:cs="맑은 고딕"/>
+          <w:b/>
+          <w:bCs/>
+        </w:rPr>
+        <w:t>번 애니메이션 클립 재생</w:t>
+      </w:r>
+    </w:p>
+    <w:p>
+      <w:pPr>
+        <w:widowControl/>
+        <w:wordWrap/>
+        <w:autoSpaceDE/>
+        <w:autoSpaceDN/>
+        <w:spacing w:before="100" w:beforeAutospacing="1" w:after="100" w:afterAutospacing="1" w:line="240" w:lineRule="auto"/>
+        <w:jc w:val="left"/>
+        <w:rPr>
+          <w:rFonts w:ascii="맑은 고딕" w:eastAsia="맑은 고딕" w:hAnsi="맑은 고딕" w:cs="맑은 고딕"/>
+          <w:b/>
+          <w:bCs/>
+        </w:rPr>
+      </w:pPr>
+      <w:r>
+        <w:rPr>
+          <w:rFonts w:ascii="맑은 고딕" w:eastAsia="맑은 고딕" w:hAnsi="맑은 고딕" w:cs="맑은 고딕"/>
+          <w:b/>
+          <w:bCs/>
+        </w:rPr>
+        <w:tab/>
+      </w:r>
+      <w:r>
+        <w:rPr>
+          <w:rFonts w:ascii="맑은 고딕" w:eastAsia="맑은 고딕" w:hAnsi="맑은 고딕" w:cs="맑은 고딕"/>
+          <w:b/>
+          <w:bCs/>
+        </w:rPr>
+        <w:tab/>
+        <w:t>_</w:t>
+      </w:r>
+      <w:proofErr w:type="spellStart"/>
+      <w:r>
+        <w:rPr>
+          <w:rFonts w:ascii="맑은 고딕" w:eastAsia="맑은 고딕" w:hAnsi="맑은 고딕" w:cs="맑은 고딕"/>
+          <w:b/>
+          <w:bCs/>
+        </w:rPr>
+        <w:t>animationTime</w:t>
+      </w:r>
+      <w:proofErr w:type="spellEnd"/>
+      <w:r>
+        <w:rPr>
+          <w:rFonts w:ascii="맑은 고딕" w:eastAsia="맑은 고딕" w:hAnsi="맑은 고딕" w:cs="맑은 고딕"/>
+          <w:b/>
+          <w:bCs/>
+        </w:rPr>
+        <w:t xml:space="preserve"> += </w:t>
+      </w:r>
+      <w:proofErr w:type="spellStart"/>
+      <w:r>
+        <w:rPr>
+          <w:rFonts w:ascii="맑은 고딕" w:eastAsia="맑은 고딕" w:hAnsi="맑은 고딕" w:cs="맑은 고딕"/>
+          <w:b/>
+          <w:bCs/>
+        </w:rPr>
+        <w:t>delta_</w:t>
+      </w:r>
+      <w:proofErr w:type="gramStart"/>
+      <w:r>
+        <w:rPr>
+          <w:rFonts w:ascii="맑은 고딕" w:eastAsia="맑은 고딕" w:hAnsi="맑은 고딕" w:cs="맑은 고딕"/>
+          <w:b/>
+          <w:bCs/>
+        </w:rPr>
+        <w:t>time</w:t>
+      </w:r>
+      <w:proofErr w:type="spellEnd"/>
+      <w:r>
+        <w:rPr>
+          <w:rFonts w:ascii="맑은 고딕" w:eastAsia="맑은 고딕" w:hAnsi="맑은 고딕" w:cs="맑은 고딕"/>
+          <w:b/>
+          <w:bCs/>
+        </w:rPr>
+        <w:t>;</w:t>
+      </w:r>
+      <w:proofErr w:type="gramEnd"/>
+    </w:p>
+    <w:p>
+      <w:pPr>
+        <w:widowControl/>
+        <w:wordWrap/>
+        <w:autoSpaceDE/>
+        <w:autoSpaceDN/>
+        <w:spacing w:before="100" w:beforeAutospacing="1" w:after="100" w:afterAutospacing="1" w:line="240" w:lineRule="auto"/>
+        <w:jc w:val="left"/>
+        <w:rPr>
+          <w:rFonts w:ascii="맑은 고딕" w:eastAsia="맑은 고딕" w:hAnsi="맑은 고딕" w:cs="맑은 고딕"/>
+          <w:b/>
+          <w:bCs/>
+        </w:rPr>
+      </w:pPr>
+      <w:r>
+        <w:rPr>
+          <w:rFonts w:ascii="맑은 고딕" w:eastAsia="맑은 고딕" w:hAnsi="맑은 고딕" w:cs="맑은 고딕"/>
+          <w:b/>
+          <w:bCs/>
+        </w:rPr>
+        <w:t xml:space="preserve">        mesh-&gt;</w:t>
+      </w:r>
+      <w:proofErr w:type="spellStart"/>
+      <w:r>
+        <w:rPr>
+          <w:rFonts w:ascii="맑은 고딕" w:eastAsia="맑은 고딕" w:hAnsi="맑은 고딕" w:cs="맑은 고딕"/>
+          <w:b/>
+          <w:bCs/>
+        </w:rPr>
+        <w:t>update_</w:t>
+      </w:r>
+      <w:proofErr w:type="gramStart"/>
+      <w:r>
+        <w:rPr>
+          <w:rFonts w:ascii="맑은 고딕" w:eastAsia="맑은 고딕" w:hAnsi="맑은 고딕" w:cs="맑은 고딕"/>
+          <w:b/>
+          <w:bCs/>
+        </w:rPr>
+        <w:t>animation</w:t>
+      </w:r>
+      <w:proofErr w:type="spellEnd"/>
+      <w:r>
+        <w:rPr>
+          <w:rFonts w:ascii="맑은 고딕" w:eastAsia="맑은 고딕" w:hAnsi="맑은 고딕" w:cs="맑은 고딕"/>
+          <w:b/>
+          <w:bCs/>
+        </w:rPr>
+        <w:t>(</w:t>
+      </w:r>
+      <w:proofErr w:type="gramEnd"/>
+      <w:r>
+        <w:rPr>
+          <w:rFonts w:ascii="맑은 고딕" w:eastAsia="맑은 고딕" w:hAnsi="맑은 고딕" w:cs="맑은 고딕"/>
+          <w:b/>
+          <w:bCs/>
+        </w:rPr>
+        <w:t>_</w:t>
+      </w:r>
+      <w:proofErr w:type="spellStart"/>
+      <w:r>
+        <w:rPr>
+          <w:rFonts w:ascii="맑은 고딕" w:eastAsia="맑은 고딕" w:hAnsi="맑은 고딕" w:cs="맑은 고딕"/>
+          <w:b/>
+          <w:bCs/>
+        </w:rPr>
+        <w:t>animationTime</w:t>
+      </w:r>
+      <w:proofErr w:type="spellEnd"/>
+      <w:r>
+        <w:rPr>
+          <w:rFonts w:ascii="맑은 고딕" w:eastAsia="맑은 고딕" w:hAnsi="맑은 고딕" w:cs="맑은 고딕"/>
+          <w:b/>
+          <w:bCs/>
+        </w:rPr>
+        <w:t>, 0</w:t>
+      </w:r>
+      <w:proofErr w:type="gramStart"/>
+      <w:r>
+        <w:rPr>
+          <w:rFonts w:ascii="맑은 고딕" w:eastAsia="맑은 고딕" w:hAnsi="맑은 고딕" w:cs="맑은 고딕"/>
+          <w:b/>
+          <w:bCs/>
+        </w:rPr>
+        <w:t>);</w:t>
+      </w:r>
+      <w:proofErr w:type="gramEnd"/>
     </w:p>
     <w:p>
       <w:pPr>
@@ -3647,39 +6454,146 @@
           <w:bCs/>
         </w:rPr>
         <w:tab/>
-        <w:t>이렇게 GltfAnimationTestScript에서 update_animation을 호출해줌</w:t>
-      </w:r>
-    </w:p>
-    <w:p>
-      <w:pPr>
-        <w:widowControl/>
-        <w:wordWrap/>
-        <w:autoSpaceDE/>
-        <w:autoSpaceDN/>
-        <w:spacing w:before="100" w:beforeAutospacing="1" w:after="100" w:afterAutospacing="1" w:line="240" w:lineRule="auto"/>
-        <w:jc w:val="left"/>
-        <w:rPr>
-          <w:rFonts w:ascii="맑은 고딕" w:eastAsia="맑은 고딕" w:hAnsi="맑은 고딕" w:cs="맑은 고딕"/>
-          <w:b/>
-          <w:bCs/>
-        </w:rPr>
-      </w:pPr>
-      <w:r>
-        <w:rPr>
-          <w:rFonts w:ascii="맑은 고딕" w:eastAsia="맑은 고딕" w:hAnsi="맑은 고딕" w:cs="맑은 고딕"/>
-          <w:b/>
-          <w:bCs/>
-        </w:rPr>
-        <w:tab/>
-      </w:r>
-      <w:r>
-        <w:rPr>
-          <w:rFonts w:ascii="맑은 고딕" w:eastAsia="맑은 고딕" w:hAnsi="맑은 고딕" w:cs="맑은 고딕"/>
-          <w:b/>
-          <w:bCs/>
-        </w:rPr>
-        <w:tab/>
-        <w:t>GltfAnimationTestScript에서 _animationTime을 관리하도록하여 오브젝트 마다 다른 애니메이션 동작시간을 가지도록 제작함</w:t>
+        <w:t xml:space="preserve">이렇게 </w:t>
+      </w:r>
+      <w:proofErr w:type="spellStart"/>
+      <w:r>
+        <w:rPr>
+          <w:rFonts w:ascii="맑은 고딕" w:eastAsia="맑은 고딕" w:hAnsi="맑은 고딕" w:cs="맑은 고딕"/>
+          <w:b/>
+          <w:bCs/>
+        </w:rPr>
+        <w:t>GltfAnimationTestScript</w:t>
+      </w:r>
+      <w:proofErr w:type="spellEnd"/>
+      <w:r>
+        <w:rPr>
+          <w:rFonts w:ascii="맑은 고딕" w:eastAsia="맑은 고딕" w:hAnsi="맑은 고딕" w:cs="맑은 고딕"/>
+          <w:b/>
+          <w:bCs/>
+        </w:rPr>
+        <w:t xml:space="preserve">에서 </w:t>
+      </w:r>
+      <w:proofErr w:type="spellStart"/>
+      <w:r>
+        <w:rPr>
+          <w:rFonts w:ascii="맑은 고딕" w:eastAsia="맑은 고딕" w:hAnsi="맑은 고딕" w:cs="맑은 고딕"/>
+          <w:b/>
+          <w:bCs/>
+        </w:rPr>
+        <w:t>update_animation</w:t>
+      </w:r>
+      <w:proofErr w:type="spellEnd"/>
+      <w:r>
+        <w:rPr>
+          <w:rFonts w:ascii="맑은 고딕" w:eastAsia="맑은 고딕" w:hAnsi="맑은 고딕" w:cs="맑은 고딕"/>
+          <w:b/>
+          <w:bCs/>
+        </w:rPr>
+        <w:t>을 호출해줌</w:t>
+      </w:r>
+    </w:p>
+    <w:p>
+      <w:pPr>
+        <w:widowControl/>
+        <w:wordWrap/>
+        <w:autoSpaceDE/>
+        <w:autoSpaceDN/>
+        <w:spacing w:before="100" w:beforeAutospacing="1" w:after="100" w:afterAutospacing="1" w:line="240" w:lineRule="auto"/>
+        <w:jc w:val="left"/>
+        <w:rPr>
+          <w:rFonts w:ascii="맑은 고딕" w:eastAsia="맑은 고딕" w:hAnsi="맑은 고딕" w:cs="맑은 고딕"/>
+          <w:b/>
+          <w:bCs/>
+        </w:rPr>
+      </w:pPr>
+      <w:r>
+        <w:rPr>
+          <w:rFonts w:ascii="맑은 고딕" w:eastAsia="맑은 고딕" w:hAnsi="맑은 고딕" w:cs="맑은 고딕"/>
+          <w:b/>
+          <w:bCs/>
+        </w:rPr>
+        <w:tab/>
+      </w:r>
+      <w:r>
+        <w:rPr>
+          <w:rFonts w:ascii="맑은 고딕" w:eastAsia="맑은 고딕" w:hAnsi="맑은 고딕" w:cs="맑은 고딕"/>
+          <w:b/>
+          <w:bCs/>
+        </w:rPr>
+        <w:tab/>
+      </w:r>
+      <w:proofErr w:type="spellStart"/>
+      <w:r>
+        <w:rPr>
+          <w:rFonts w:ascii="맑은 고딕" w:eastAsia="맑은 고딕" w:hAnsi="맑은 고딕" w:cs="맑은 고딕"/>
+          <w:b/>
+          <w:bCs/>
+        </w:rPr>
+        <w:t>GltfAnimationTestScript</w:t>
+      </w:r>
+      <w:proofErr w:type="spellEnd"/>
+      <w:r>
+        <w:rPr>
+          <w:rFonts w:ascii="맑은 고딕" w:eastAsia="맑은 고딕" w:hAnsi="맑은 고딕" w:cs="맑은 고딕"/>
+          <w:b/>
+          <w:bCs/>
+        </w:rPr>
+        <w:t>에서 _</w:t>
+      </w:r>
+      <w:proofErr w:type="spellStart"/>
+      <w:r>
+        <w:rPr>
+          <w:rFonts w:ascii="맑은 고딕" w:eastAsia="맑은 고딕" w:hAnsi="맑은 고딕" w:cs="맑은 고딕"/>
+          <w:b/>
+          <w:bCs/>
+        </w:rPr>
+        <w:t>animationTime</w:t>
+      </w:r>
+      <w:proofErr w:type="spellEnd"/>
+      <w:r>
+        <w:rPr>
+          <w:rFonts w:ascii="맑은 고딕" w:eastAsia="맑은 고딕" w:hAnsi="맑은 고딕" w:cs="맑은 고딕"/>
+          <w:b/>
+          <w:bCs/>
+        </w:rPr>
+        <w:t xml:space="preserve">을 </w:t>
+      </w:r>
+      <w:proofErr w:type="spellStart"/>
+      <w:r>
+        <w:rPr>
+          <w:rFonts w:ascii="맑은 고딕" w:eastAsia="맑은 고딕" w:hAnsi="맑은 고딕" w:cs="맑은 고딕"/>
+          <w:b/>
+          <w:bCs/>
+        </w:rPr>
+        <w:t>관리하도록하여</w:t>
+      </w:r>
+      <w:proofErr w:type="spellEnd"/>
+      <w:r>
+        <w:rPr>
+          <w:rFonts w:ascii="맑은 고딕" w:eastAsia="맑은 고딕" w:hAnsi="맑은 고딕" w:cs="맑은 고딕"/>
+          <w:b/>
+          <w:bCs/>
+        </w:rPr>
+        <w:t xml:space="preserve"> 오브젝트 마다 다른 애니메이션 동작시간을 </w:t>
+      </w:r>
+      <w:proofErr w:type="gramStart"/>
+      <w:r>
+        <w:rPr>
+          <w:rFonts w:ascii="맑은 고딕" w:eastAsia="맑은 고딕" w:hAnsi="맑은 고딕" w:cs="맑은 고딕"/>
+          <w:b/>
+          <w:bCs/>
+        </w:rPr>
+        <w:t>가지도록</w:t>
+      </w:r>
+      <w:proofErr w:type="gramEnd"/>
+      <w:r>
+        <w:rPr>
+          <w:rFonts w:ascii="맑은 고딕" w:eastAsia="맑은 고딕" w:hAnsi="맑은 고딕" w:cs="맑은 고딕"/>
+          <w:b/>
+          <w:bCs/>
+        </w:rPr>
+        <w:t xml:space="preserve"> 제작함</w:t>
       </w:r>
     </w:p>
     <w:p>
@@ -3761,33 +6675,51 @@
         <w:spacing w:before="100" w:beforeAutospacing="1" w:after="100" w:afterAutospacing="1" w:line="240" w:lineRule="auto"/>
         <w:jc w:val="left"/>
         <w:rPr>
-          <w:rFonts w:ascii="맑은 고딕" w:eastAsia="맑은 고딕" w:hAnsi="맑은 고딕" w:cs="맑은 고딕" w:hint="eastAsia"/>
-          <w:b/>
-          <w:bCs/>
-        </w:rPr>
-      </w:pPr>
-    </w:p>
-    <w:p>
-      <w:pPr>
-        <w:widowControl/>
-        <w:wordWrap/>
-        <w:autoSpaceDE/>
-        <w:autoSpaceDN/>
-        <w:spacing w:before="100" w:beforeAutospacing="1" w:after="100" w:afterAutospacing="1" w:line="240" w:lineRule="auto"/>
-        <w:jc w:val="left"/>
-        <w:rPr>
-          <w:rFonts w:ascii="맑은 고딕" w:eastAsia="맑은 고딕" w:hAnsi="맑은 고딕" w:cs="맑은 고딕"/>
-          <w:b/>
-          <w:bCs/>
-        </w:rPr>
-      </w:pPr>
-      <w:r>
-        <w:rPr>
-          <w:rFonts w:ascii="맑은 고딕" w:eastAsia="맑은 고딕" w:hAnsi="맑은 고딕" w:cs="맑은 고딕"/>
-          <w:b/>
-          <w:bCs/>
-        </w:rPr>
-        <w:t>Height 파일 뽑기 ← 메테리얼도 같은 형식으로 뽑기</w:t>
+          <w:rFonts w:ascii="맑은 고딕" w:eastAsia="맑은 고딕" w:hAnsi="맑은 고딕" w:cs="맑은 고딕"/>
+          <w:b/>
+          <w:bCs/>
+        </w:rPr>
+      </w:pPr>
+    </w:p>
+    <w:p>
+      <w:pPr>
+        <w:widowControl/>
+        <w:wordWrap/>
+        <w:autoSpaceDE/>
+        <w:autoSpaceDN/>
+        <w:spacing w:before="100" w:beforeAutospacing="1" w:after="100" w:afterAutospacing="1" w:line="240" w:lineRule="auto"/>
+        <w:jc w:val="left"/>
+        <w:rPr>
+          <w:rFonts w:ascii="맑은 고딕" w:eastAsia="맑은 고딕" w:hAnsi="맑은 고딕" w:cs="맑은 고딕"/>
+          <w:b/>
+          <w:bCs/>
+        </w:rPr>
+      </w:pPr>
+      <w:r>
+        <w:rPr>
+          <w:rFonts w:ascii="맑은 고딕" w:eastAsia="맑은 고딕" w:hAnsi="맑은 고딕" w:cs="맑은 고딕"/>
+          <w:b/>
+          <w:bCs/>
+        </w:rPr>
+        <w:t xml:space="preserve">Height 파일 뽑기 ← </w:t>
+      </w:r>
+      <w:proofErr w:type="spellStart"/>
+      <w:r>
+        <w:rPr>
+          <w:rFonts w:ascii="맑은 고딕" w:eastAsia="맑은 고딕" w:hAnsi="맑은 고딕" w:cs="맑은 고딕"/>
+          <w:b/>
+          <w:bCs/>
+        </w:rPr>
+        <w:t>메테리얼도</w:t>
+      </w:r>
+      <w:proofErr w:type="spellEnd"/>
+      <w:r>
+        <w:rPr>
+          <w:rFonts w:ascii="맑은 고딕" w:eastAsia="맑은 고딕" w:hAnsi="맑은 고딕" w:cs="맑은 고딕"/>
+          <w:b/>
+          <w:bCs/>
+        </w:rPr>
+        <w:t xml:space="preserve"> 같은 형식으로 뽑기</w:t>
       </w:r>
     </w:p>
     <w:p>
@@ -3842,7 +6774,25 @@
           <w:bCs/>
         </w:rPr>
         <w:tab/>
-        <w:t>가장 정확하고 데이터 손실이 없는 방법이야. (서버용 RAW는 이걸로 뽑는 게 국룰!)</w:t>
+        <w:t xml:space="preserve">가장 정확하고 데이터 손실이 없는 방법이야. (서버용 RAW는 이걸로 뽑는 게 </w:t>
+      </w:r>
+      <w:proofErr w:type="spellStart"/>
+      <w:r>
+        <w:rPr>
+          <w:rFonts w:ascii="맑은 고딕" w:eastAsia="맑은 고딕" w:hAnsi="맑은 고딕" w:cs="맑은 고딕"/>
+          <w:b/>
+          <w:bCs/>
+        </w:rPr>
+        <w:t>국룰</w:t>
+      </w:r>
+      <w:proofErr w:type="spellEnd"/>
+      <w:r>
+        <w:rPr>
+          <w:rFonts w:ascii="맑은 고딕" w:eastAsia="맑은 고딕" w:hAnsi="맑은 고딕" w:cs="맑은 고딕"/>
+          <w:b/>
+          <w:bCs/>
+        </w:rPr>
+        <w:t>!)</w:t>
       </w:r>
     </w:p>
     <w:p>
@@ -3869,7 +6819,25 @@
           <w:b/>
           <w:bCs/>
         </w:rPr>
-        <w:t>모드 변경: Shift + 2를 눌러 **랜드스케이프 모드(Landscape Mode)**로 진입.</w:t>
+        <w:t>모드 변경: Shift + 2를 눌러 **</w:t>
+      </w:r>
+      <w:proofErr w:type="spellStart"/>
+      <w:r>
+        <w:rPr>
+          <w:rFonts w:ascii="맑은 고딕" w:eastAsia="맑은 고딕" w:hAnsi="맑은 고딕" w:cs="맑은 고딕"/>
+          <w:b/>
+          <w:bCs/>
+        </w:rPr>
+        <w:t>랜드스케이프</w:t>
+      </w:r>
+      <w:proofErr w:type="spellEnd"/>
+      <w:r>
+        <w:rPr>
+          <w:rFonts w:ascii="맑은 고딕" w:eastAsia="맑은 고딕" w:hAnsi="맑은 고딕" w:cs="맑은 고딕"/>
+          <w:b/>
+          <w:bCs/>
+        </w:rPr>
+        <w:t xml:space="preserve"> 모드(Landscape Mode)**로 진입.</w:t>
       </w:r>
     </w:p>
     <w:p>
@@ -3998,13 +6966,23 @@
           <w:bCs/>
         </w:rPr>
       </w:pPr>
-      <w:r>
-        <w:rPr>
-          <w:rFonts w:ascii="맑은 고딕" w:eastAsia="맑은 고딕" w:hAnsi="맑은 고딕" w:cs="맑은 고딕"/>
-          <w:b/>
-          <w:bCs/>
-        </w:rPr>
-        <w:t>저장 하기:</w:t>
+      <w:proofErr w:type="gramStart"/>
+      <w:r>
+        <w:rPr>
+          <w:rFonts w:ascii="맑은 고딕" w:eastAsia="맑은 고딕" w:hAnsi="맑은 고딕" w:cs="맑은 고딕"/>
+          <w:b/>
+          <w:bCs/>
+        </w:rPr>
+        <w:t>저장 하기</w:t>
+      </w:r>
+      <w:proofErr w:type="gramEnd"/>
+      <w:r>
+        <w:rPr>
+          <w:rFonts w:ascii="맑은 고딕" w:eastAsia="맑은 고딕" w:hAnsi="맑은 고딕" w:cs="맑은 고딕"/>
+          <w:b/>
+          <w:bCs/>
+        </w:rPr>
+        <w:t>:</w:t>
       </w:r>
     </w:p>
     <w:p>
@@ -4031,7 +7009,25 @@
           <w:b/>
           <w:bCs/>
         </w:rPr>
-        <w:t>서버용: 파일 형식을 **Raw Heightmap (.r16)**으로 선택 후 저장.</w:t>
+        <w:t xml:space="preserve">서버용: 파일 형식을 **Raw Heightmap </w:t>
+      </w:r>
+      <w:proofErr w:type="gramStart"/>
+      <w:r>
+        <w:rPr>
+          <w:rFonts w:ascii="맑은 고딕" w:eastAsia="맑은 고딕" w:hAnsi="맑은 고딕" w:cs="맑은 고딕"/>
+          <w:b/>
+          <w:bCs/>
+        </w:rPr>
+        <w:t>(.r</w:t>
+      </w:r>
+      <w:proofErr w:type="gramEnd"/>
+      <w:r>
+        <w:rPr>
+          <w:rFonts w:ascii="맑은 고딕" w:eastAsia="맑은 고딕" w:hAnsi="맑은 고딕" w:cs="맑은 고딕"/>
+          <w:b/>
+          <w:bCs/>
+        </w:rPr>
+        <w:t>16)**으로 선택 후 저장.</w:t>
       </w:r>
     </w:p>
     <w:p>
@@ -4058,7 +7054,25 @@
           <w:b/>
           <w:bCs/>
         </w:rPr>
-        <w:t>클라이언트용: 파일 형식을 **PNG Image (.png)**로 선택 후 저장.</w:t>
+        <w:t>클라이언트용: 파일 형식을 **PNG Image (.</w:t>
+      </w:r>
+      <w:proofErr w:type="spellStart"/>
+      <w:r>
+        <w:rPr>
+          <w:rFonts w:ascii="맑은 고딕" w:eastAsia="맑은 고딕" w:hAnsi="맑은 고딕" w:cs="맑은 고딕"/>
+          <w:b/>
+          <w:bCs/>
+        </w:rPr>
+        <w:t>png</w:t>
+      </w:r>
+      <w:proofErr w:type="spellEnd"/>
+      <w:r>
+        <w:rPr>
+          <w:rFonts w:ascii="맑은 고딕" w:eastAsia="맑은 고딕" w:hAnsi="맑은 고딕" w:cs="맑은 고딕"/>
+          <w:b/>
+          <w:bCs/>
+        </w:rPr>
+        <w:t>)**로 선택 후 저장.</w:t>
       </w:r>
     </w:p>
     <w:p>
@@ -4107,6 +7121,7 @@
           <w:rFonts w:ascii="맑은 고딕" w:eastAsia="맑은 고딕" w:hAnsi="맑은 고딕" w:cs="맑은 고딕"/>
           <w:b/>
           <w:bCs/>
+          <w:noProof/>
         </w:rPr>
         <w:lastRenderedPageBreak/>
         <w:drawing>
@@ -4188,19 +7203,29 @@
           <w:bCs/>
         </w:rPr>
         <w:tab/>
-        <w:t>Terrain 기본 구조 추가중</w:t>
-      </w:r>
-    </w:p>
-    <w:p>
-      <w:pPr>
-        <w:widowControl/>
-        <w:wordWrap/>
-        <w:autoSpaceDE/>
-        <w:autoSpaceDN/>
-        <w:spacing w:before="100" w:beforeAutospacing="1" w:after="100" w:afterAutospacing="1" w:line="240" w:lineRule="auto"/>
-        <w:jc w:val="left"/>
-        <w:rPr>
-          <w:rFonts w:ascii="맑은 고딕" w:eastAsia="맑은 고딕" w:hAnsi="맑은 고딕" w:cs="맑은 고딕" w:hint="eastAsia"/>
+        <w:t xml:space="preserve">Terrain 기본 구조 </w:t>
+      </w:r>
+      <w:proofErr w:type="spellStart"/>
+      <w:r>
+        <w:rPr>
+          <w:rFonts w:ascii="맑은 고딕" w:eastAsia="맑은 고딕" w:hAnsi="맑은 고딕" w:cs="맑은 고딕"/>
+          <w:b/>
+          <w:bCs/>
+        </w:rPr>
+        <w:t>추가중</w:t>
+      </w:r>
+      <w:proofErr w:type="spellEnd"/>
+    </w:p>
+    <w:p>
+      <w:pPr>
+        <w:widowControl/>
+        <w:wordWrap/>
+        <w:autoSpaceDE/>
+        <w:autoSpaceDN/>
+        <w:spacing w:before="100" w:beforeAutospacing="1" w:after="100" w:afterAutospacing="1" w:line="240" w:lineRule="auto"/>
+        <w:jc w:val="left"/>
+        <w:rPr>
+          <w:rFonts w:ascii="맑은 고딕" w:eastAsia="맑은 고딕" w:hAnsi="맑은 고딕" w:cs="맑은 고딕"/>
           <w:b/>
           <w:bCs/>
         </w:rPr>
@@ -5311,6 +8336,7 @@
   <w:style w:type="character" w:default="1" w:styleId="a0">
     <w:name w:val="Default Paragraph Font"/>
     <w:uiPriority w:val="1"/>
+    <w:semiHidden/>
     <w:unhideWhenUsed/>
   </w:style>
   <w:style w:type="table" w:default="1" w:styleId="a1">
